--- a/rapports/16_02_2026/Abdou_FAYE/coh_EQ30_sup_131101000013.docx
+++ b/rapports/16_02_2026/Abdou_FAYE/coh_EQ30_sup_131101000013.docx
@@ -25,7 +25,7 @@
         <w:br/>
         <w:t>Grappe: 131101000013</w:t>
         <w:br/>
-        <w:t>Date: 16/02/2026 a 12:40</w:t>
+        <w:t>Date: 16/02/2026 a 12:58</w:t>
       </w:r>
     </w:p>
     <w:p/>

--- a/rapports/16_02_2026/Abdou_FAYE/coh_EQ30_sup_131101000013.docx
+++ b/rapports/16_02_2026/Abdou_FAYE/coh_EQ30_sup_131101000013.docx
@@ -25,7 +25,7 @@
         <w:br/>
         <w:t>Grappe: 131101000013</w:t>
         <w:br/>
-        <w:t>Date: 16/02/2026 a 12:58</w:t>
+        <w:t>Date: 16/02/2026 a 13:05</w:t>
       </w:r>
     </w:p>
     <w:p/>
@@ -97,7 +97,7 @@
           </w:tcPr>
           <w:p>
             <w:r>
-              <w:t>1</w:t>
+              <w:t>12</w:t>
             </w:r>
           </w:p>
         </w:tc>
@@ -119,7 +119,7 @@
           </w:tcPr>
           <w:p>
             <w:r>
-              <w:t>15</w:t>
+              <w:t>20</w:t>
             </w:r>
           </w:p>
         </w:tc>
@@ -199,6 +199,134 @@
           </w:tcPr>
           <w:p>
             <w:r>
+              <w:t>Section2</w:t>
+            </w:r>
+          </w:p>
+        </w:tc>
+        <w:tc>
+          <w:tcPr>
+            <w:tcW w:type="dxa" w:w="3324"/>
+          </w:tcPr>
+          <w:p>
+            <w:r>
+              <w:t>Education</w:t>
+            </w:r>
+          </w:p>
+        </w:tc>
+        <w:tc>
+          <w:tcPr>
+            <w:tcW w:type="dxa" w:w="3324"/>
+          </w:tcPr>
+          <w:p>
+            <w:r>
+              <w:t>12</w:t>
+            </w:r>
+          </w:p>
+        </w:tc>
+      </w:tr>
+      <w:tr>
+        <w:tc>
+          <w:tcPr>
+            <w:tcW w:type="dxa" w:w="3324"/>
+          </w:tcPr>
+          <w:p>
+            <w:r>
+              <w:t>Section7b</w:t>
+            </w:r>
+          </w:p>
+        </w:tc>
+        <w:tc>
+          <w:tcPr>
+            <w:tcW w:type="dxa" w:w="3324"/>
+          </w:tcPr>
+          <w:p>
+            <w:r>
+              <w:t>Consommation alimentaire - 7 jours</w:t>
+            </w:r>
+          </w:p>
+        </w:tc>
+        <w:tc>
+          <w:tcPr>
+            <w:tcW w:type="dxa" w:w="3324"/>
+          </w:tcPr>
+          <w:p>
+            <w:r>
+              <w:t>12</w:t>
+            </w:r>
+          </w:p>
+        </w:tc>
+      </w:tr>
+      <w:tr>
+        <w:tc>
+          <w:tcPr>
+            <w:tcW w:type="dxa" w:w="3324"/>
+          </w:tcPr>
+          <w:p>
+            <w:r>
+              <w:t>Section16a</w:t>
+            </w:r>
+          </w:p>
+        </w:tc>
+        <w:tc>
+          <w:tcPr>
+            <w:tcW w:type="dxa" w:w="3324"/>
+          </w:tcPr>
+          <w:p>
+            <w:r>
+              <w:t>Champs et parcelles</w:t>
+            </w:r>
+          </w:p>
+        </w:tc>
+        <w:tc>
+          <w:tcPr>
+            <w:tcW w:type="dxa" w:w="3324"/>
+          </w:tcPr>
+          <w:p>
+            <w:r>
+              <w:t>12</w:t>
+            </w:r>
+          </w:p>
+        </w:tc>
+      </w:tr>
+      <w:tr>
+        <w:tc>
+          <w:tcPr>
+            <w:tcW w:type="dxa" w:w="3324"/>
+          </w:tcPr>
+          <w:p>
+            <w:r>
+              <w:t>Section4a</w:t>
+            </w:r>
+          </w:p>
+        </w:tc>
+        <w:tc>
+          <w:tcPr>
+            <w:tcW w:type="dxa" w:w="3324"/>
+          </w:tcPr>
+          <w:p>
+            <w:r>
+              <w:t>Emploi</w:t>
+            </w:r>
+          </w:p>
+        </w:tc>
+        <w:tc>
+          <w:tcPr>
+            <w:tcW w:type="dxa" w:w="3324"/>
+          </w:tcPr>
+          <w:p>
+            <w:r>
+              <w:t>10</w:t>
+            </w:r>
+          </w:p>
+        </w:tc>
+      </w:tr>
+      <w:tr>
+        <w:tc>
+          <w:tcPr>
+            <w:tcW w:type="dxa" w:w="3324"/>
+          </w:tcPr>
+          <w:p>
+            <w:r>
               <w:t>Section0</w:t>
             </w:r>
           </w:p>
@@ -219,7 +347,7 @@
           </w:tcPr>
           <w:p>
             <w:r>
-              <w:t>1</w:t>
+              <w:t>8</w:t>
             </w:r>
           </w:p>
         </w:tc>
@@ -251,7 +379,7 @@
           </w:tcPr>
           <w:p>
             <w:r>
-              <w:t>1</w:t>
+              <w:t>8</w:t>
             </w:r>
           </w:p>
         </w:tc>
@@ -263,7 +391,7 @@
           </w:tcPr>
           <w:p>
             <w:r>
-              <w:t>Section2</w:t>
+              <w:t>Section9c</w:t>
             </w:r>
           </w:p>
         </w:tc>
@@ -273,7 +401,7 @@
           </w:tcPr>
           <w:p>
             <w:r>
-              <w:t>Education</w:t>
+              <w:t>Depenses non-alimentaires - 30 jours</w:t>
             </w:r>
           </w:p>
         </w:tc>
@@ -283,7 +411,7 @@
           </w:tcPr>
           <w:p>
             <w:r>
-              <w:t>1</w:t>
+              <w:t>8</w:t>
             </w:r>
           </w:p>
         </w:tc>
@@ -295,7 +423,7 @@
           </w:tcPr>
           <w:p>
             <w:r>
-              <w:t>Section4a</w:t>
+              <w:t>Section12</w:t>
             </w:r>
           </w:p>
         </w:tc>
@@ -305,7 +433,7 @@
           </w:tcPr>
           <w:p>
             <w:r>
-              <w:t>Emploi</w:t>
+              <w:t>Actifs du menage</w:t>
             </w:r>
           </w:p>
         </w:tc>
@@ -315,7 +443,7 @@
           </w:tcPr>
           <w:p>
             <w:r>
-              <w:t>1</w:t>
+              <w:t>8</w:t>
             </w:r>
           </w:p>
         </w:tc>
@@ -347,7 +475,7 @@
           </w:tcPr>
           <w:p>
             <w:r>
-              <w:t>1</w:t>
+              <w:t>7</w:t>
             </w:r>
           </w:p>
         </w:tc>
@@ -359,7 +487,7 @@
           </w:tcPr>
           <w:p>
             <w:r>
-              <w:t>Section6</w:t>
+              <w:t>Section14</w:t>
             </w:r>
           </w:p>
         </w:tc>
@@ -369,7 +497,7 @@
           </w:tcPr>
           <w:p>
             <w:r>
-              <w:t>Epargne et credit</w:t>
+              <w:t>Chocs</w:t>
             </w:r>
           </w:p>
         </w:tc>
@@ -379,135 +507,7 @@
           </w:tcPr>
           <w:p>
             <w:r>
-              <w:t>1</w:t>
-            </w:r>
-          </w:p>
-        </w:tc>
-      </w:tr>
-      <w:tr>
-        <w:tc>
-          <w:tcPr>
-            <w:tcW w:type="dxa" w:w="3324"/>
-          </w:tcPr>
-          <w:p>
-            <w:r>
-              <w:t>Section7a1</w:t>
-            </w:r>
-          </w:p>
-        </w:tc>
-        <w:tc>
-          <w:tcPr>
-            <w:tcW w:type="dxa" w:w="3324"/>
-          </w:tcPr>
-          <w:p>
-            <w:r>
-              <w:t>Repas pris a l'exterieur du menage</w:t>
-            </w:r>
-          </w:p>
-        </w:tc>
-        <w:tc>
-          <w:tcPr>
-            <w:tcW w:type="dxa" w:w="3324"/>
-          </w:tcPr>
-          <w:p>
-            <w:r>
-              <w:t>1</w:t>
-            </w:r>
-          </w:p>
-        </w:tc>
-      </w:tr>
-      <w:tr>
-        <w:tc>
-          <w:tcPr>
-            <w:tcW w:type="dxa" w:w="3324"/>
-          </w:tcPr>
-          <w:p>
-            <w:r>
-              <w:t>Section7a2</w:t>
-            </w:r>
-          </w:p>
-        </w:tc>
-        <w:tc>
-          <w:tcPr>
-            <w:tcW w:type="dxa" w:w="3324"/>
-          </w:tcPr>
-          <w:p>
-            <w:r>
-              <w:t>Repas pris a l'exterieur du menage</w:t>
-            </w:r>
-          </w:p>
-        </w:tc>
-        <w:tc>
-          <w:tcPr>
-            <w:tcW w:type="dxa" w:w="3324"/>
-          </w:tcPr>
-          <w:p>
-            <w:r>
-              <w:t>1</w:t>
-            </w:r>
-          </w:p>
-        </w:tc>
-      </w:tr>
-      <w:tr>
-        <w:tc>
-          <w:tcPr>
-            <w:tcW w:type="dxa" w:w="3324"/>
-          </w:tcPr>
-          <w:p>
-            <w:r>
-              <w:t>Section9c</w:t>
-            </w:r>
-          </w:p>
-        </w:tc>
-        <w:tc>
-          <w:tcPr>
-            <w:tcW w:type="dxa" w:w="3324"/>
-          </w:tcPr>
-          <w:p>
-            <w:r>
-              <w:t>Depenses non-alimentaires - 30 jours</w:t>
-            </w:r>
-          </w:p>
-        </w:tc>
-        <w:tc>
-          <w:tcPr>
-            <w:tcW w:type="dxa" w:w="3324"/>
-          </w:tcPr>
-          <w:p>
-            <w:r>
-              <w:t>1</w:t>
-            </w:r>
-          </w:p>
-        </w:tc>
-      </w:tr>
-      <w:tr>
-        <w:tc>
-          <w:tcPr>
-            <w:tcW w:type="dxa" w:w="3324"/>
-          </w:tcPr>
-          <w:p>
-            <w:r>
-              <w:t>Section9d</w:t>
-            </w:r>
-          </w:p>
-        </w:tc>
-        <w:tc>
-          <w:tcPr>
-            <w:tcW w:type="dxa" w:w="3324"/>
-          </w:tcPr>
-          <w:p>
-            <w:r>
-              <w:t>Depenses non-alimentaires - 3 mois</w:t>
-            </w:r>
-          </w:p>
-        </w:tc>
-        <w:tc>
-          <w:tcPr>
-            <w:tcW w:type="dxa" w:w="3324"/>
-          </w:tcPr>
-          <w:p>
-            <w:r>
-              <w:t>1</w:t>
+              <w:t>7</w:t>
             </w:r>
           </w:p>
         </w:tc>
@@ -520,6 +520,5581 @@
       </w:pPr>
       <w:r>
         <w:t>Details des erreurs par menage</w:t>
+      </w:r>
+    </w:p>
+    <w:p>
+      <w:pPr>
+        <w:pStyle w:val="Heading2"/>
+      </w:pPr>
+      <w:r>
+        <w:t>Menage 1</w:t>
+      </w:r>
+    </w:p>
+    <w:tbl>
+      <w:tblPr>
+        <w:tblStyle w:val="TableGrid"/>
+        <w:tblW w:type="auto" w:w="0"/>
+        <w:tblLook w:firstColumn="1" w:firstRow="1" w:lastColumn="0" w:lastRow="0" w:noHBand="0" w:noVBand="1" w:val="04A0"/>
+      </w:tblPr>
+      <w:tblGrid>
+        <w:gridCol w:w="1662"/>
+        <w:gridCol w:w="1662"/>
+        <w:gridCol w:w="1662"/>
+        <w:gridCol w:w="1662"/>
+        <w:gridCol w:w="1662"/>
+        <w:gridCol w:w="1662"/>
+      </w:tblGrid>
+      <w:tr>
+        <w:tc>
+          <w:tcPr>
+            <w:tcW w:type="dxa" w:w="1662"/>
+            <w:shd w:fill="5B9BD5"/>
+          </w:tcPr>
+          <w:p>
+            <w:r>
+              <w:rPr>
+                <w:b/>
+                <w:color w:val="FFFFFF"/>
+                <w:sz w:val="16"/>
+              </w:rPr>
+              <w:t>Interview Key</w:t>
+            </w:r>
+          </w:p>
+        </w:tc>
+        <w:tc>
+          <w:tcPr>
+            <w:tcW w:type="dxa" w:w="1662"/>
+            <w:shd w:fill="5B9BD5"/>
+          </w:tcPr>
+          <w:p>
+            <w:r>
+              <w:rPr>
+                <w:b/>
+                <w:color w:val="FFFFFF"/>
+                <w:sz w:val="16"/>
+              </w:rPr>
+              <w:t>Interview ID</w:t>
+            </w:r>
+          </w:p>
+        </w:tc>
+        <w:tc>
+          <w:tcPr>
+            <w:tcW w:type="dxa" w:w="1662"/>
+            <w:shd w:fill="5B9BD5"/>
+          </w:tcPr>
+          <w:p>
+            <w:r>
+              <w:rPr>
+                <w:b/>
+                <w:color w:val="FFFFFF"/>
+                <w:sz w:val="16"/>
+              </w:rPr>
+              <w:t>ID Agent</w:t>
+            </w:r>
+          </w:p>
+        </w:tc>
+        <w:tc>
+          <w:tcPr>
+            <w:tcW w:type="dxa" w:w="1662"/>
+            <w:shd w:fill="5B9BD5"/>
+          </w:tcPr>
+          <w:p>
+            <w:r>
+              <w:rPr>
+                <w:b/>
+                <w:color w:val="FFFFFF"/>
+                <w:sz w:val="16"/>
+              </w:rPr>
+              <w:t>ID Equipe</w:t>
+            </w:r>
+          </w:p>
+        </w:tc>
+        <w:tc>
+          <w:tcPr>
+            <w:tcW w:type="dxa" w:w="1662"/>
+            <w:shd w:fill="5B9BD5"/>
+          </w:tcPr>
+          <w:p>
+            <w:r>
+              <w:rPr>
+                <w:b/>
+                <w:color w:val="FFFFFF"/>
+                <w:sz w:val="16"/>
+              </w:rPr>
+              <w:t>Agent</w:t>
+            </w:r>
+          </w:p>
+        </w:tc>
+        <w:tc>
+          <w:tcPr>
+            <w:tcW w:type="dxa" w:w="1662"/>
+            <w:shd w:fill="5B9BD5"/>
+          </w:tcPr>
+          <w:p>
+            <w:r>
+              <w:rPr>
+                <w:b/>
+                <w:color w:val="FFFFFF"/>
+                <w:sz w:val="16"/>
+              </w:rPr>
+              <w:t>Chef d'equipe</w:t>
+            </w:r>
+          </w:p>
+        </w:tc>
+      </w:tr>
+      <w:tr>
+        <w:tc>
+          <w:tcPr>
+            <w:tcW w:type="dxa" w:w="1662"/>
+          </w:tcPr>
+          <w:p>
+            <w:r>
+              <w:rPr>
+                <w:sz w:val="14"/>
+              </w:rPr>
+              <w:t>81-56-73-51</w:t>
+            </w:r>
+          </w:p>
+        </w:tc>
+        <w:tc>
+          <w:tcPr>
+            <w:tcW w:type="dxa" w:w="1662"/>
+          </w:tcPr>
+          <w:p>
+            <w:r>
+              <w:rPr>
+                <w:sz w:val="14"/>
+              </w:rPr>
+              <w:t>087337def47c4aed897d787e0c263a24</w:t>
+            </w:r>
+          </w:p>
+        </w:tc>
+        <w:tc>
+          <w:tcPr>
+            <w:tcW w:type="dxa" w:w="1662"/>
+          </w:tcPr>
+          <w:p>
+            <w:r>
+              <w:rPr>
+                <w:sz w:val="14"/>
+              </w:rPr>
+              <w:t>EQ30_enq3</w:t>
+            </w:r>
+          </w:p>
+        </w:tc>
+        <w:tc>
+          <w:tcPr>
+            <w:tcW w:type="dxa" w:w="1662"/>
+          </w:tcPr>
+          <w:p>
+            <w:r>
+              <w:rPr>
+                <w:sz w:val="14"/>
+              </w:rPr>
+              <w:t>Equipe30</w:t>
+            </w:r>
+          </w:p>
+        </w:tc>
+        <w:tc>
+          <w:tcPr>
+            <w:tcW w:type="dxa" w:w="1662"/>
+          </w:tcPr>
+          <w:p>
+            <w:r>
+              <w:rPr>
+                <w:sz w:val="14"/>
+              </w:rPr>
+              <w:t>Djibril SADIO</w:t>
+            </w:r>
+          </w:p>
+        </w:tc>
+        <w:tc>
+          <w:tcPr>
+            <w:tcW w:type="dxa" w:w="1662"/>
+          </w:tcPr>
+          <w:p>
+            <w:r>
+              <w:rPr>
+                <w:sz w:val="14"/>
+              </w:rPr>
+              <w:t>Baye Asse DIOP</w:t>
+            </w:r>
+          </w:p>
+        </w:tc>
+      </w:tr>
+    </w:tbl>
+    <w:p/>
+    <w:tbl>
+      <w:tblPr>
+        <w:tblStyle w:val="TableGrid"/>
+        <w:tblW w:type="auto" w:w="0"/>
+        <w:tblLook w:firstColumn="1" w:firstRow="1" w:lastColumn="0" w:lastRow="0" w:noHBand="0" w:noVBand="1" w:val="04A0"/>
+      </w:tblPr>
+      <w:tblGrid>
+        <w:gridCol w:w="3324"/>
+        <w:gridCol w:w="3324"/>
+        <w:gridCol w:w="3324"/>
+      </w:tblGrid>
+      <w:tr>
+        <w:tc>
+          <w:tcPr>
+            <w:tcW w:type="dxa" w:w="3324"/>
+            <w:shd w:fill="70AD47"/>
+          </w:tcPr>
+          <w:p>
+            <w:r>
+              <w:rPr>
+                <w:b/>
+                <w:color w:val="FFFFFF"/>
+                <w:sz w:val="18"/>
+              </w:rPr>
+              <w:t>Chef de Menage</w:t>
+            </w:r>
+          </w:p>
+        </w:tc>
+        <w:tc>
+          <w:tcPr>
+            <w:tcW w:type="dxa" w:w="3324"/>
+            <w:shd w:fill="70AD47"/>
+          </w:tcPr>
+          <w:p>
+            <w:r>
+              <w:rPr>
+                <w:b/>
+                <w:color w:val="FFFFFF"/>
+                <w:sz w:val="18"/>
+              </w:rPr>
+              <w:t>Quartier/Village (s00q05)</w:t>
+            </w:r>
+          </w:p>
+        </w:tc>
+        <w:tc>
+          <w:tcPr>
+            <w:tcW w:type="dxa" w:w="3324"/>
+            <w:shd w:fill="70AD47"/>
+          </w:tcPr>
+          <w:p>
+            <w:r>
+              <w:rPr>
+                <w:b/>
+                <w:color w:val="FFFFFF"/>
+                <w:sz w:val="18"/>
+              </w:rPr>
+              <w:t>Localisation GPS</w:t>
+            </w:r>
+          </w:p>
+        </w:tc>
+      </w:tr>
+      <w:tr>
+        <w:tc>
+          <w:tcPr>
+            <w:tcW w:type="dxa" w:w="3324"/>
+          </w:tcPr>
+          <w:p>
+            <w:r>
+              <w:rPr>
+                <w:sz w:val="18"/>
+              </w:rPr>
+              <w:t>ABDOULAYE TOURE</w:t>
+            </w:r>
+          </w:p>
+        </w:tc>
+        <w:tc>
+          <w:tcPr>
+            <w:tcW w:type="dxa" w:w="3324"/>
+          </w:tcPr>
+          <w:p>
+            <w:r>
+              <w:rPr>
+                <w:sz w:val="18"/>
+              </w:rPr>
+              <w:t>N/A</w:t>
+            </w:r>
+          </w:p>
+        </w:tc>
+        <w:tc>
+          <w:tcPr>
+            <w:tcW w:type="dxa" w:w="3324"/>
+          </w:tcPr>
+          <w:p>
+            <w:r/>
+            <w:hyperlink r:id="rId9">
+              <w:r>
+                <w:rPr>
+                  <w:color w:val="0563C1"/>
+                  <w:u w:val="single"/>
+                </w:rPr>
+                <w:t>TOGORO</w:t>
+              </w:r>
+            </w:hyperlink>
+          </w:p>
+        </w:tc>
+      </w:tr>
+    </w:tbl>
+    <w:p/>
+    <w:p>
+      <w:r>
+        <w:rPr>
+          <w:b/>
+          <w:color w:val="4672C4"/>
+          <w:sz w:val="22"/>
+        </w:rPr>
+        <w:t>&gt;&gt; Section1 - Caracteristiques des membres</w:t>
+      </w:r>
+    </w:p>
+    <w:p>
+      <w:pPr>
+        <w:ind w:left="283"/>
+      </w:pPr>
+      <w:r>
+        <w:rPr>
+          <w:sz w:val="20"/>
+        </w:rPr>
+        <w:t xml:space="preserve">- Attention ! Le montant (6000 Fcfa) dépensé ou reçu en cadeau pour les cartes prépayées, les transferts de crédit et les abonnements de  EL HADJI SECKOU TOURE est relativement élevé par rapport aux autres montants depansés observés dans cette zone. Prière de corriger ou de confirmer avec le QG. Attention ! Le montant (8000 Fcfa) dépensé ou reçu en cadeau pour les recharges internet ou de forfaits de données mobiles(hors appels vocaux), aucours des 30 derniers jours de  EL HADJI SECKOU TOURE est relativement élevé par rapport aux autres montants depansés observés dans cette zone. Prière de corriger ou de confirmer avec le QG. </w:t>
+        <w:br/>
+        <w:t xml:space="preserve">- Attention ! Le montant (6000 Fcfa) dépensé ou reçu en cadeau pour les cartes prépayées, les transferts de crédit et les abonnements de  KHADIDIATOU TOURE est relativement élevé par rapport aux autres montants depansés observés dans cette zone. Prière de corriger ou de confirmer avec le QG. </w:t>
+        <w:br/>
+        <w:t xml:space="preserve">- Attention ! Le montant (7500 Fcfa) dépensé ou reçu en cadeau pour les cartes prépayées, les transferts de crédit et les abonnements de  ABDOULAYE TOURE est relativement élevé par rapport aux autres montants depansés observés dans cette zone. Prière de corriger ou de confirmer avec le QG. </w:t>
+        <w:br/>
+        <w:t xml:space="preserve">- Attention ! Le montant (8000 Fcfa) dépensé ou reçu en cadeau pour les cartes prépayées, les transferts de crédit et les abonnements de  RAMATA BA est relativement élevé par rapport aux autres montants depansés observés dans cette zone. Prière de corriger ou de confirmer avec le QG. </w:t>
+        <w:br/>
+        <w:t xml:space="preserve">- Attention ! Vous avez déclaré en s01q00 que le répondant est la personne elle-même, or ADAMA DIALLO est trop jeune (9 ans) pour fournir des informations correctes. Prière de refaire la section 1 pour ADAMA DIALLO en demandant à un adulte de répondre aux questions à sa place. </w:t>
+        <w:br/>
+        <w:t xml:space="preserve">- Attention ! Vous avez déclaré en s01q00 que le répondant est la personne elle-même, or DIENEBA KEITA est trop jeune (6 ans) pour fournir des informations correctes. Prière de refaire la section 1 pour DIENEBA KEITA en demandant à un adulte de répondre aux questions à sa place. </w:t>
+        <w:br/>
+        <w:t xml:space="preserve">- Attention ! Vous avez déclaré en s01q00 que le répondant est la personne elle-même, or FODE KEITA est trop jeune (1 ans) pour fournir des informations correctes. Prière de refaire la section 1 pour FODE KEITA en demandant à un adulte de répondre aux questions à sa place. </w:t>
+        <w:br/>
+        <w:t>- Attention ! Vous avez déclaré en s01q00 que le répondant est la personne elle-même, or MAIMOUNA KEITA est trop jeune (2 ans) pour fournir des informations correctes. Prière de refaire la section 1 pour MAIMOUNA KEITA en demandant à un adulte de répondre aux questions à sa place.</w:t>
+      </w:r>
+    </w:p>
+    <w:p>
+      <w:r>
+        <w:rPr>
+          <w:b/>
+          <w:color w:val="4672C4"/>
+          <w:sz w:val="22"/>
+        </w:rPr>
+        <w:t>&gt;&gt; Section2 - Education</w:t>
+      </w:r>
+    </w:p>
+    <w:p>
+      <w:pPr>
+        <w:ind w:left="283"/>
+      </w:pPr>
+      <w:r>
+        <w:rPr>
+          <w:sz w:val="20"/>
+        </w:rPr>
+        <w:t xml:space="preserve">- Peu probable! ABDOULAYE TOURE  n'arrive pas  à comprendre un petit texte lu dans une langue locale (s02q03). Veuillez corriger ou donner des explications au QG. </w:t>
+        <w:br/>
+        <w:t xml:space="preserve">- Peu probable! ADAMA DIALLO  n'arrive pas  à comprendre un petit texte lu dans une langue locale (s02q03). Veuillez corriger ou donner des explications au QG. Dans les milieux urbains c'est peu probable de voir une école dont les élèves ou étudiants ne dépensent pas en frais d'uniformes, prière de verifier pour ADAMA DIALLO et corriger ou confirmer avec le QG. </w:t>
+        <w:br/>
+        <w:t xml:space="preserve">- Peu probable! ADIA SAFY DIAW  n'arrive pas  à comprendre un petit texte lu dans une langue locale (s02q03). Veuillez corriger ou donner des explications au QG. Peu probable! ADIA SAFY DIAW  ne sait ni lire, ni écrire, ni comprendre dans aucune des langues  (s02q01,s02q02,s02q03). Veuillez corriger ou donner des explications au QG. </w:t>
+        <w:br/>
+        <w:t xml:space="preserve">- Peu probable! AMINATA NIANG BA  n'arrive pas  à comprendre un petit texte lu dans une langue locale (s02q03). Veuillez corriger ou donner des explications au QG. </w:t>
+        <w:br/>
+        <w:t xml:space="preserve">- Peu probable! DIENEBA KEITA  n'arrive pas  à comprendre un petit texte lu dans une langue locale (s02q03). Veuillez corriger ou donner des explications au QG.  Incohérence ! seulement les écoles gouvermentales paient les cotisations (Gouvernement, communauté, ONG ou organisation humanitaire). veuillez, s'il vous plait, confirmer cette information de DIENEBA KEITA avec le QG ou apporter les corrections nécessaires. Attention ! Le frais de scolarité (31000 Fcfa) de DIENEBA KEITA en 1ére année de Primaire est relativement élevé par rapport aux autres frais de scolarités observés dans cette zone. Prière de corriger ou de confirmer avec le QG. </w:t>
+        <w:br/>
+        <w:t xml:space="preserve">- Peu probable! EL HADJI SECKOU TOURE  n'arrive pas  à comprendre un petit texte lu dans une langue locale (s02q03). Veuillez corriger ou donner des explications au QG. </w:t>
+        <w:br/>
+        <w:t xml:space="preserve">- Peu probable! IBRAHIMA TOURE  n'arrive pas  à comprendre un petit texte lu dans une langue locale (s02q03). Veuillez corriger ou donner des explications au QG. </w:t>
+        <w:br/>
+        <w:t xml:space="preserve">- Peu probable! KHADIDIATOU TOURE  n'arrive pas  à comprendre un petit texte lu dans une langue locale (s02q03). Veuillez corriger ou donner des explications au QG. </w:t>
+        <w:br/>
+        <w:t xml:space="preserve">- Peu probable! MAIMOUNA TOURE  n'arrive pas  à comprendre un petit texte lu dans une langue locale (s02q03). Veuillez corriger ou donner des explications au QG. </w:t>
+        <w:br/>
+        <w:t xml:space="preserve">- Peu probable! MAMADOU BA  n'arrive pas  à comprendre un petit texte lu dans une langue locale (s02q03). Veuillez corriger ou donner des explications au QG. </w:t>
+        <w:br/>
+        <w:t xml:space="preserve">- Peu probable! MARIATOU DJIBA SAGNA  n'arrive pas  à comprendre un petit texte lu dans une langue locale (s02q03). Veuillez corriger ou donner des explications au QG.  Incohérence ! le montant payé de MARIATOU DJIBA SAGNA pour les frais de scolarité est très faible. veuillez, s'il vous plait, confirmer ces informations avec le QG ou apporter les corrections nécessaires. </w:t>
+        <w:br/>
+        <w:t>- Peu probable! RAMATA BA  n'arrive pas  à comprendre un petit texte lu dans une langue locale (s02q03). Veuillez corriger ou donner des explications au QG. La raison principale que RAMATA BA n'a pas été à l'école entre 2024/2025 est stagiaire et semble exister dans les modalités, prière de prendre attache avec le QG pour plus d'explication afin de la classer bien.</w:t>
+      </w:r>
+    </w:p>
+    <w:p>
+      <w:r>
+        <w:rPr>
+          <w:b/>
+          <w:color w:val="4672C4"/>
+          <w:sz w:val="22"/>
+        </w:rPr>
+        <w:t>&gt;&gt; Section3 - Sante</w:t>
+      </w:r>
+    </w:p>
+    <w:p>
+      <w:pPr>
+        <w:ind w:left="283"/>
+      </w:pPr>
+      <w:r>
+        <w:rPr>
+          <w:sz w:val="20"/>
+        </w:rPr>
+        <w:t xml:space="preserve">- Le montant(20000 FCFA) des dépenses pour chaque visite prénatale de MAIMOUNA TOURE semble faible (voir nul) ou élevé, prière de corriger. </w:t>
+        <w:br/>
+        <w:t>- Le principal problème de santé que MARIATOU DJIBA SAGNA a eu est eDrepanositose et semble exister dans les modalités, prière de prendre attache avec le QG pour plus d'explication afin de la classer bien.</w:t>
+      </w:r>
+    </w:p>
+    <w:p>
+      <w:r>
+        <w:rPr>
+          <w:b/>
+          <w:color w:val="4672C4"/>
+          <w:sz w:val="22"/>
+        </w:rPr>
+        <w:t>&gt;&gt; Section4a - Emploi</w:t>
+      </w:r>
+    </w:p>
+    <w:p>
+      <w:pPr>
+        <w:ind w:left="283"/>
+      </w:pPr>
+      <w:r>
+        <w:rPr>
+          <w:sz w:val="20"/>
+        </w:rPr>
+        <w:t xml:space="preserve">- Avertissement! Généralement les jeunes hommes (10 à 25ans) font des travaux ménager soit apprendre les enfants à reviser leurs léçons ou d'autres cours, MAMADOU BA n'a consacré aucune heure pour les travaux cités en s04q01, s04q02, s04q03, s04q04, s04q05, s04q06, s04q07 et s04q08.Prière de regarder pour corriger ou confirmer avec le QG. </w:t>
+        <w:br/>
+        <w:t xml:space="preserve">- Avertissement! Le  montant mensuel minimum que EL HADJI SECKOU TOURE  est prêt(e) à occuper un emploi  est trop petit ou elevé (au minimum 1000000 Fcfa par mois). veuillez revoir s'il vous plait ou confirmer ce montant avec le QG. </w:t>
+        <w:br/>
+        <w:t>- Avertissement! RAMATA BA n'a consacré aucune heure pour aucun des travaux du ménage, prière de regarder les réponses prises dans les questions (s04q01 s04q02 s04q03 s04q04 s04q05 s04q06 s04q07 s04q08).</w:t>
+      </w:r>
+    </w:p>
+    <w:p>
+      <w:r>
+        <w:rPr>
+          <w:b/>
+          <w:color w:val="4672C4"/>
+          <w:sz w:val="22"/>
+        </w:rPr>
+        <w:t>&gt;&gt; Section4b - Emploi - Activite principale</w:t>
+      </w:r>
+    </w:p>
+    <w:p>
+      <w:pPr>
+        <w:ind w:left="283"/>
+      </w:pPr>
+      <w:r>
+        <w:rPr>
+          <w:sz w:val="20"/>
+        </w:rPr>
+        <w:t xml:space="preserve">- Attention ! Le nombre de jours que ADIA SAFY DIAW a travaillés par mois semble être inférieur à 15. Veuillez, s'il vous plaît, confirmer cette information. Attention! le nombre d'heure que ADIA SAFY DIAW a travaillé par jour semble être inferieur à 4, veuillez s'il vous plait confirmer cette information avec le QG. </w:t>
+        <w:br/>
+        <w:t>- Attention! le nombre d'heure que RAMATA BA a travaillé par jour semble être inferieur à 4, veuillez s'il vous plait confirmer cette information avec le QG.</w:t>
+      </w:r>
+    </w:p>
+    <w:p>
+      <w:r>
+        <w:rPr>
+          <w:b/>
+          <w:color w:val="4672C4"/>
+          <w:sz w:val="22"/>
+        </w:rPr>
+        <w:t>&gt;&gt; Section6 - Epargne et credit</w:t>
+      </w:r>
+    </w:p>
+    <w:p>
+      <w:pPr>
+        <w:ind w:left="283"/>
+      </w:pPr>
+      <w:r>
+        <w:rPr>
+          <w:sz w:val="20"/>
+        </w:rPr>
+        <w:t>- Avertissement!!! AMINATA NIANG BA a demandé un crédit auprès d'une institution financière au cours des 12 derniers mois, qui a obtenu un crédit auprès d'une de ces institutions au cours des 12 derniers mois dit n'avoir pas beneficer de crédit immobilier. Veuillez vous rassurez réellement que la personne n'a pas affecté de crédit immobilier.</w:t>
+      </w:r>
+    </w:p>
+    <w:p>
+      <w:r>
+        <w:rPr>
+          <w:b/>
+          <w:color w:val="4672C4"/>
+          <w:sz w:val="22"/>
+        </w:rPr>
+        <w:t>&gt;&gt; Section7b - Consommation alimentaire - 7 jours</w:t>
+      </w:r>
+    </w:p>
+    <w:p>
+      <w:pPr>
+        <w:ind w:left="283"/>
+      </w:pPr>
+      <w:r>
+        <w:rPr>
+          <w:sz w:val="20"/>
+        </w:rPr>
+        <w:t>- Attention ! Le prix unitaire d'achat (100 Fcfa) de Citron en Pièce (Petit) est relativement élevé par rapport aux autres prix observés dans cette zone. Prière de corriger ou de confirmer avec le QG. Attention ! Le prix unitaire d'achat (100 Fcfa) de Cube alimentaire (Maggi, Jumbo, ) en Cube (Petit) est relativement élevé par rapport aux autres prix observés dans cette zone. Prière de corriger ou de confirmer avec le QG. Attention ! Le prix unitaire d'achat (50 Fcfa) de Aubergine   en Pièce (Petit) est relativement faible par rapport aux autres prix observés dans cette zone. Prière de corriger ou de confirmer avec le QG. Attention ! Le prix unitaire d'achat (700 Fcfa) de Oignon frais en Kg (taille unique) est relativement élevé par rapport aux autres prix observés dans cette zone. Prière de corriger ou de confirmer avec le QG. Avertissement!!! Le ménage a consommé 21 Paquet Petit de Thé en sachet, cette quantité semble anormale pour une consommation des 7 derniers jours.Prière de corriger ou de confirmer avec le QG. Avertissement!! le prix unitaire (150 Fcfa) de Thé en sachet (unité: Paquet) de taille Petit est très faible ou élevé. Prière de corriger ou de confirmer avec le QG. Attention ! Le prix unitaire d'achat (150 Fcfa) de Thé en sachet en Paquet (Petit) est relativement élevé par rapport aux autres prix observés dans cette zone. Prière de corriger ou de confirmer avec le QG. Incohérence!! Dans ce ménage, chaque individus consomme par jour 27.72816 Kg  de cereale; Prière de revoir les quantités prises de ces produits. Le prix d'achat unitaire (6000 Fcfa) de Maquereau congelé en Kg de taille taille unique prière de regarder les reponses prises dans les questions s07bq07a s07bq07b s07bq07c s07bq08 pour mieux corriger.</w:t>
+      </w:r>
+    </w:p>
+    <w:p>
+      <w:r>
+        <w:rPr>
+          <w:b/>
+          <w:color w:val="4672C4"/>
+          <w:sz w:val="22"/>
+        </w:rPr>
+        <w:t>&gt;&gt; Section9e - Depenses non-alimentaires - 6 mois</w:t>
+      </w:r>
+    </w:p>
+    <w:p>
+      <w:pPr>
+        <w:ind w:left="283"/>
+      </w:pPr>
+      <w:r>
+        <w:rPr>
+          <w:sz w:val="20"/>
+        </w:rPr>
+        <w:t xml:space="preserve">- Peu plausible! le montant de la dépense pour Sous-vêtements homme (15 ans et plus): slip, chaussettes, tee shirt et maillot de corps, etc. semble élevé. Veuillez, s'il vous plaît, confirmer cette information avec le QG ou la corriger. </w:t>
+        <w:br/>
+        <w:t xml:space="preserve">- Peu plausible! le montant de la dépense pour Vêtements enfants (0-14 ans): layette pour bébé, chemise, pantalon garçon, robe fillette, slip enfant, blouses, etc. (Pas inclure les uniformes scolaires) semble élevé. Veuillez, s'il vous plaît, confirmer cette information avec le QG ou la corriger. </w:t>
+        <w:br/>
+        <w:t>- Peu plausible! le montant de la dépense pour Vêtements femmes (15 ans et plus): robe, jupe, pantalon, ensemble, etc. semble élevé. Veuillez, s'il vous plaît, confirmer cette information avec le QG ou la corriger.</w:t>
+      </w:r>
+    </w:p>
+    <w:p>
+      <w:r>
+        <w:rPr>
+          <w:b/>
+          <w:color w:val="4672C4"/>
+          <w:sz w:val="22"/>
+        </w:rPr>
+        <w:t>&gt;&gt; Section9f - Depenses non-alimentaires - 12 mois</w:t>
+      </w:r>
+    </w:p>
+    <w:p>
+      <w:pPr>
+        <w:ind w:left="283"/>
+      </w:pPr>
+      <w:r>
+        <w:rPr>
+          <w:sz w:val="20"/>
+        </w:rPr>
+        <w:t>- Moins possible d'avoir un ménage qui n'a effectué aucune des dépenses au cours de 12 derniers mois, veuillez revoir la section pour ce ménage.</w:t>
+      </w:r>
+    </w:p>
+    <w:p>
+      <w:r>
+        <w:rPr>
+          <w:b/>
+          <w:color w:val="4672C4"/>
+          <w:sz w:val="22"/>
+        </w:rPr>
+        <w:t>&gt;&gt; Section10a - Existence entreprise non agricole</w:t>
+      </w:r>
+    </w:p>
+    <w:p>
+      <w:pPr>
+        <w:ind w:left="283"/>
+      </w:pPr>
+      <w:r>
+        <w:rPr>
+          <w:sz w:val="20"/>
+        </w:rPr>
+        <w:t>- Avertissement!!! Le ménage de ABDOYLAYE TOYRZ a comme taille 14 personnes dont ils vivent à KEDOUGOU Urbain et aucune d'entre ne possède une entreprise non agricole, prière de revoir cette partie de la section 10 de ce menage.</w:t>
+      </w:r>
+    </w:p>
+    <w:p>
+      <w:r>
+        <w:rPr>
+          <w:b/>
+          <w:color w:val="4672C4"/>
+          <w:sz w:val="22"/>
+        </w:rPr>
+        <w:t>&gt;&gt; Section12 - Actifs du menage</w:t>
+      </w:r>
+    </w:p>
+    <w:p>
+      <w:pPr>
+        <w:ind w:left="283"/>
+      </w:pPr>
+      <w:r>
+        <w:rPr>
+          <w:sz w:val="20"/>
+        </w:rPr>
+        <w:t>- Attention ! Téléphone portable a été achété à 1100000 Fcfa est relativement élevé par rapport aux autres prix d'achat observés dans cette zone. Prière de corriger ou de confirmer avec le QG. Attention ! Téléphone portable a été revendu à 1100000 Fcfa qui est relativement élevé par rapport aux autres prix de revente observés dans cette zone. Prière de corriger ou de confirmer avec le QG.</w:t>
+      </w:r>
+    </w:p>
+    <w:p>
+      <w:r>
+        <w:rPr>
+          <w:b/>
+          <w:color w:val="4672C4"/>
+          <w:sz w:val="22"/>
+        </w:rPr>
+        <w:t>&gt;&gt; Section14 - Chocs</w:t>
+      </w:r>
+    </w:p>
+    <w:p>
+      <w:pPr>
+        <w:ind w:left="283"/>
+      </w:pPr>
+      <w:r>
+        <w:rPr>
+          <w:sz w:val="20"/>
+        </w:rPr>
+        <w:t>- Avertissement!! Le ménage n'a été négativement affecté par aucun des problèmes donnés dans la section 14. Confirmez vous cette information avec le QG?</w:t>
+      </w:r>
+    </w:p>
+    <w:p>
+      <w:r>
+        <w:rPr>
+          <w:b/>
+          <w:color w:val="4672C4"/>
+          <w:sz w:val="22"/>
+        </w:rPr>
+        <w:t>&gt;&gt; Section16a - Champs et parcelles</w:t>
+      </w:r>
+    </w:p>
+    <w:p>
+      <w:pPr>
+        <w:ind w:left="283"/>
+      </w:pPr>
+      <w:r>
+        <w:rPr>
+          <w:sz w:val="20"/>
+        </w:rPr>
+        <w:t>- La superficie de la parcelle MAÎS selon l'exploitant est de 50 Mètre Carré (m^2) qui semble faible ou l'estimation ne semble pas bonne. Prière de corriger. Incoherence! Le nombre de minutes (180 minutes) pour se rendre dans la parcelle MAÎS est trop élevé, prière de corriger. La parcelle MAÎS n'a pas été mésurée pour des raisons comme qu'elle est trop petite, GPS en panne et que le Ménage indisponible. Nous vous rappelons que ces raisons ne passent pas pour la non mesure des parcelles prière de les mésurer.</w:t>
+      </w:r>
+    </w:p>
+    <w:p>
+      <w:r>
+        <w:t>________________________________________________________________________________</w:t>
+      </w:r>
+    </w:p>
+    <w:p>
+      <w:pPr>
+        <w:pStyle w:val="Heading2"/>
+      </w:pPr>
+      <w:r>
+        <w:t>Menage 2</w:t>
+      </w:r>
+    </w:p>
+    <w:tbl>
+      <w:tblPr>
+        <w:tblStyle w:val="TableGrid"/>
+        <w:tblW w:type="auto" w:w="0"/>
+        <w:tblLook w:firstColumn="1" w:firstRow="1" w:lastColumn="0" w:lastRow="0" w:noHBand="0" w:noVBand="1" w:val="04A0"/>
+      </w:tblPr>
+      <w:tblGrid>
+        <w:gridCol w:w="1662"/>
+        <w:gridCol w:w="1662"/>
+        <w:gridCol w:w="1662"/>
+        <w:gridCol w:w="1662"/>
+        <w:gridCol w:w="1662"/>
+        <w:gridCol w:w="1662"/>
+      </w:tblGrid>
+      <w:tr>
+        <w:tc>
+          <w:tcPr>
+            <w:tcW w:type="dxa" w:w="1662"/>
+            <w:shd w:fill="5B9BD5"/>
+          </w:tcPr>
+          <w:p>
+            <w:r>
+              <w:rPr>
+                <w:b/>
+                <w:color w:val="FFFFFF"/>
+                <w:sz w:val="16"/>
+              </w:rPr>
+              <w:t>Interview Key</w:t>
+            </w:r>
+          </w:p>
+        </w:tc>
+        <w:tc>
+          <w:tcPr>
+            <w:tcW w:type="dxa" w:w="1662"/>
+            <w:shd w:fill="5B9BD5"/>
+          </w:tcPr>
+          <w:p>
+            <w:r>
+              <w:rPr>
+                <w:b/>
+                <w:color w:val="FFFFFF"/>
+                <w:sz w:val="16"/>
+              </w:rPr>
+              <w:t>Interview ID</w:t>
+            </w:r>
+          </w:p>
+        </w:tc>
+        <w:tc>
+          <w:tcPr>
+            <w:tcW w:type="dxa" w:w="1662"/>
+            <w:shd w:fill="5B9BD5"/>
+          </w:tcPr>
+          <w:p>
+            <w:r>
+              <w:rPr>
+                <w:b/>
+                <w:color w:val="FFFFFF"/>
+                <w:sz w:val="16"/>
+              </w:rPr>
+              <w:t>ID Agent</w:t>
+            </w:r>
+          </w:p>
+        </w:tc>
+        <w:tc>
+          <w:tcPr>
+            <w:tcW w:type="dxa" w:w="1662"/>
+            <w:shd w:fill="5B9BD5"/>
+          </w:tcPr>
+          <w:p>
+            <w:r>
+              <w:rPr>
+                <w:b/>
+                <w:color w:val="FFFFFF"/>
+                <w:sz w:val="16"/>
+              </w:rPr>
+              <w:t>ID Equipe</w:t>
+            </w:r>
+          </w:p>
+        </w:tc>
+        <w:tc>
+          <w:tcPr>
+            <w:tcW w:type="dxa" w:w="1662"/>
+            <w:shd w:fill="5B9BD5"/>
+          </w:tcPr>
+          <w:p>
+            <w:r>
+              <w:rPr>
+                <w:b/>
+                <w:color w:val="FFFFFF"/>
+                <w:sz w:val="16"/>
+              </w:rPr>
+              <w:t>Agent</w:t>
+            </w:r>
+          </w:p>
+        </w:tc>
+        <w:tc>
+          <w:tcPr>
+            <w:tcW w:type="dxa" w:w="1662"/>
+            <w:shd w:fill="5B9BD5"/>
+          </w:tcPr>
+          <w:p>
+            <w:r>
+              <w:rPr>
+                <w:b/>
+                <w:color w:val="FFFFFF"/>
+                <w:sz w:val="16"/>
+              </w:rPr>
+              <w:t>Chef d'equipe</w:t>
+            </w:r>
+          </w:p>
+        </w:tc>
+      </w:tr>
+      <w:tr>
+        <w:tc>
+          <w:tcPr>
+            <w:tcW w:type="dxa" w:w="1662"/>
+          </w:tcPr>
+          <w:p>
+            <w:r>
+              <w:rPr>
+                <w:sz w:val="14"/>
+              </w:rPr>
+              <w:t>65-36-85-84</w:t>
+            </w:r>
+          </w:p>
+        </w:tc>
+        <w:tc>
+          <w:tcPr>
+            <w:tcW w:type="dxa" w:w="1662"/>
+          </w:tcPr>
+          <w:p>
+            <w:r>
+              <w:rPr>
+                <w:sz w:val="14"/>
+              </w:rPr>
+              <w:t>34c28568e1104cdda42659166d17844b</w:t>
+            </w:r>
+          </w:p>
+        </w:tc>
+        <w:tc>
+          <w:tcPr>
+            <w:tcW w:type="dxa" w:w="1662"/>
+          </w:tcPr>
+          <w:p>
+            <w:r>
+              <w:rPr>
+                <w:sz w:val="14"/>
+              </w:rPr>
+              <w:t>EQ30_enq1</w:t>
+            </w:r>
+          </w:p>
+        </w:tc>
+        <w:tc>
+          <w:tcPr>
+            <w:tcW w:type="dxa" w:w="1662"/>
+          </w:tcPr>
+          <w:p>
+            <w:r>
+              <w:rPr>
+                <w:sz w:val="14"/>
+              </w:rPr>
+              <w:t>Equipe30</w:t>
+            </w:r>
+          </w:p>
+        </w:tc>
+        <w:tc>
+          <w:tcPr>
+            <w:tcW w:type="dxa" w:w="1662"/>
+          </w:tcPr>
+          <w:p>
+            <w:r>
+              <w:rPr>
+                <w:sz w:val="14"/>
+              </w:rPr>
+              <w:t>Assane COULIBALY</w:t>
+            </w:r>
+          </w:p>
+        </w:tc>
+        <w:tc>
+          <w:tcPr>
+            <w:tcW w:type="dxa" w:w="1662"/>
+          </w:tcPr>
+          <w:p>
+            <w:r>
+              <w:rPr>
+                <w:sz w:val="14"/>
+              </w:rPr>
+              <w:t>Baye Asse DIOP</w:t>
+            </w:r>
+          </w:p>
+        </w:tc>
+      </w:tr>
+    </w:tbl>
+    <w:p/>
+    <w:tbl>
+      <w:tblPr>
+        <w:tblStyle w:val="TableGrid"/>
+        <w:tblW w:type="auto" w:w="0"/>
+        <w:tblLook w:firstColumn="1" w:firstRow="1" w:lastColumn="0" w:lastRow="0" w:noHBand="0" w:noVBand="1" w:val="04A0"/>
+      </w:tblPr>
+      <w:tblGrid>
+        <w:gridCol w:w="3324"/>
+        <w:gridCol w:w="3324"/>
+        <w:gridCol w:w="3324"/>
+      </w:tblGrid>
+      <w:tr>
+        <w:tc>
+          <w:tcPr>
+            <w:tcW w:type="dxa" w:w="3324"/>
+            <w:shd w:fill="70AD47"/>
+          </w:tcPr>
+          <w:p>
+            <w:r>
+              <w:rPr>
+                <w:b/>
+                <w:color w:val="FFFFFF"/>
+                <w:sz w:val="18"/>
+              </w:rPr>
+              <w:t>Chef de Menage</w:t>
+            </w:r>
+          </w:p>
+        </w:tc>
+        <w:tc>
+          <w:tcPr>
+            <w:tcW w:type="dxa" w:w="3324"/>
+            <w:shd w:fill="70AD47"/>
+          </w:tcPr>
+          <w:p>
+            <w:r>
+              <w:rPr>
+                <w:b/>
+                <w:color w:val="FFFFFF"/>
+                <w:sz w:val="18"/>
+              </w:rPr>
+              <w:t>Quartier/Village (s00q05)</w:t>
+            </w:r>
+          </w:p>
+        </w:tc>
+        <w:tc>
+          <w:tcPr>
+            <w:tcW w:type="dxa" w:w="3324"/>
+            <w:shd w:fill="70AD47"/>
+          </w:tcPr>
+          <w:p>
+            <w:r>
+              <w:rPr>
+                <w:b/>
+                <w:color w:val="FFFFFF"/>
+                <w:sz w:val="18"/>
+              </w:rPr>
+              <w:t>Localisation GPS</w:t>
+            </w:r>
+          </w:p>
+        </w:tc>
+      </w:tr>
+      <w:tr>
+        <w:tc>
+          <w:tcPr>
+            <w:tcW w:type="dxa" w:w="3324"/>
+          </w:tcPr>
+          <w:p>
+            <w:r>
+              <w:rPr>
+                <w:sz w:val="18"/>
+              </w:rPr>
+              <w:t>AMADOU CORKA BA</w:t>
+            </w:r>
+          </w:p>
+        </w:tc>
+        <w:tc>
+          <w:tcPr>
+            <w:tcW w:type="dxa" w:w="3324"/>
+          </w:tcPr>
+          <w:p>
+            <w:r>
+              <w:rPr>
+                <w:sz w:val="18"/>
+              </w:rPr>
+              <w:t>N/A</w:t>
+            </w:r>
+          </w:p>
+        </w:tc>
+        <w:tc>
+          <w:tcPr>
+            <w:tcW w:type="dxa" w:w="3324"/>
+          </w:tcPr>
+          <w:p>
+            <w:r/>
+            <w:hyperlink r:id="rId10">
+              <w:r>
+                <w:rPr>
+                  <w:color w:val="0563C1"/>
+                  <w:u w:val="single"/>
+                </w:rPr>
+                <w:t>TOGORO</w:t>
+              </w:r>
+            </w:hyperlink>
+          </w:p>
+        </w:tc>
+      </w:tr>
+    </w:tbl>
+    <w:p/>
+    <w:p>
+      <w:r>
+        <w:rPr>
+          <w:b/>
+          <w:color w:val="4672C4"/>
+          <w:sz w:val="22"/>
+        </w:rPr>
+        <w:t>&gt;&gt; Section0 - Identification et renseignements de controle</w:t>
+      </w:r>
+    </w:p>
+    <w:p>
+      <w:pPr>
+        <w:ind w:left="283"/>
+      </w:pPr>
+      <w:r>
+        <w:rPr>
+          <w:sz w:val="20"/>
+        </w:rPr>
+        <w:t>- Le questionnaire semble ne pas être complètement fini mais le questionnaire est en statut complet, prière de compléter le questionnaire.</w:t>
+      </w:r>
+    </w:p>
+    <w:p>
+      <w:r>
+        <w:rPr>
+          <w:b/>
+          <w:color w:val="4672C4"/>
+          <w:sz w:val="22"/>
+        </w:rPr>
+        <w:t>&gt;&gt; Section1 - Caracteristiques des membres</w:t>
+      </w:r>
+    </w:p>
+    <w:p>
+      <w:pPr>
+        <w:ind w:left="283"/>
+      </w:pPr>
+      <w:r>
+        <w:rPr>
+          <w:sz w:val="20"/>
+        </w:rPr>
+        <w:t xml:space="preserve">- Avertissement! Veuillez renseigner par oui ou non toutes les modalités de la question s01q47. Attention ! Le montant (6500 Fcfa) dépensé ou reçu en cadeau pour les cartes prépayées, les transferts de crédit et les abonnements de  Amadou Korka Ba est relativement élevé par rapport aux autres montants depansés observés dans cette zone. Prière de corriger ou de confirmer avec le QG. </w:t>
+        <w:br/>
+        <w:t xml:space="preserve">-  Avertissement! Veuillez renseigner par oui ou non toutes les modalités de la question s01q47. Attention ! Le montant (6500 Fcfa) dépensé ou reçu en cadeau pour les cartes prépayées, les transferts de crédit et les abonnements de  Habibatou Ba est relativement élevé par rapport aux autres montants depansés observés dans cette zone. Prière de corriger ou de confirmer avec le QG. </w:t>
+        <w:br/>
+        <w:t>- Attention ! Le montant (6500 Fcfa) dépensé ou reçu en cadeau pour les cartes prépayées, les transferts de crédit et les abonnements de  Amadou Oury Ba est relativement élevé par rapport aux autres montants depansés observés dans cette zone. Prière de corriger ou de confirmer avec le QG.</w:t>
+      </w:r>
+    </w:p>
+    <w:p>
+      <w:r>
+        <w:rPr>
+          <w:b/>
+          <w:color w:val="4672C4"/>
+          <w:sz w:val="22"/>
+        </w:rPr>
+        <w:t>&gt;&gt; Section2 - Education</w:t>
+      </w:r>
+    </w:p>
+    <w:p>
+      <w:pPr>
+        <w:ind w:left="283"/>
+      </w:pPr>
+      <w:r>
+        <w:rPr>
+          <w:sz w:val="20"/>
+        </w:rPr>
+        <w:t xml:space="preserve">- Peu probable! Amadou Ba  n'arrive pas  à comprendre un petit texte lu dans une langue locale (s02q03). Veuillez corriger ou donner des explications au QG. </w:t>
+        <w:br/>
+        <w:t xml:space="preserve">- Peu probable! Amadou Korka Ba  n'arrive pas  à comprendre un petit texte lu dans une langue locale (s02q03). Veuillez corriger ou donner des explications au QG. </w:t>
+        <w:br/>
+        <w:t xml:space="preserve">- Peu probable! Amadou Oury Ba  n'arrive pas  à comprendre un petit texte lu dans une langue locale (s02q03). Veuillez corriger ou donner des explications au QG. </w:t>
+        <w:br/>
+        <w:t xml:space="preserve">- Peu probable! Habibatou Ba  n'arrive pas  à comprendre un petit texte lu dans une langue locale (s02q03). Veuillez corriger ou donner des explications au QG. </w:t>
+        <w:br/>
+        <w:t xml:space="preserve">- Peu probable! Omar Ba  n'arrive pas  à comprendre un petit texte lu dans une langue locale (s02q03). Veuillez corriger ou donner des explications au QG. </w:t>
+        <w:br/>
+        <w:t>- Peu probable! Souleymane Ba  n'arrive pas  à comprendre un petit texte lu dans une langue locale (s02q03). Veuillez corriger ou donner des explications au QG. Peu probable! Souleymane Ba  ne sait ni lire, ni écrire, ni comprendre dans aucune des langues  (s02q01,s02q02,s02q03). Veuillez corriger ou donner des explications au QG.</w:t>
+      </w:r>
+    </w:p>
+    <w:p>
+      <w:r>
+        <w:rPr>
+          <w:b/>
+          <w:color w:val="4672C4"/>
+          <w:sz w:val="22"/>
+        </w:rPr>
+        <w:t>&gt;&gt; Section4a - Emploi</w:t>
+      </w:r>
+    </w:p>
+    <w:p>
+      <w:pPr>
+        <w:ind w:left="283"/>
+      </w:pPr>
+      <w:r>
+        <w:rPr>
+          <w:sz w:val="20"/>
+        </w:rPr>
+        <w:t xml:space="preserve">- La  raison principale que Amadou Oury Ba n'a pas cherché du travail au cours des 30 derniers jours est appui son papa dans son commerce (Quincaillerie). et semble exister dans les modalités, prière de prendre attache avec le QG pour plus d'explication afin de la classer bien. </w:t>
+        <w:br/>
+        <w:t xml:space="preserve">- Avertissement! Généralement les jeunes hommes (10 à 25ans) font des travaux ménager soit apprendre les enfants à reviser leurs léçons ou d'autres cours, Amadou Ba n'a consacré aucune heure pour les travaux cités en s04q01, s04q02, s04q03, s04q04, s04q05, s04q06, s04q07 et s04q08.Prière de regarder pour corriger ou confirmer avec le QG.  La  raison principale que Amadou Ba n'a pas cherché du travail au cours des 30 derniers jours est pensionnaire de daara et semble exister dans les modalités, prière de prendre attache avec le QG pour plus d'explication afin de la classer bien. </w:t>
+        <w:br/>
+        <w:t xml:space="preserve">- Avertissement! Généralement les jeunes hommes (10 à 25ans) font des travaux ménager soit apprendre les enfants à reviser leurs léçons ou d'autres cours, Omar Ba n'a consacré aucune heure pour les travaux cités en s04q01, s04q02, s04q03, s04q04, s04q05, s04q06, s04q07 et s04q08.Prière de regarder pour corriger ou confirmer avec le QG. </w:t>
+        <w:br/>
+        <w:t>- Avertissement! Généralement les jeunes hommes (10 à 25ans) font des travaux ménager soit apprendre les enfants à reviser leurs léçons ou d'autres cours, Souleymane Ba n'a consacré aucune heure pour les travaux cités en s04q01, s04q02, s04q03, s04q04, s04q05, s04q06, s04q07 et s04q08.Prière de regarder pour corriger ou confirmer avec le QG. Souleymane Ba fait pensionnaire de daara pour subvenir principalement à ses besoins et semble exister dans les modalités, prière de prendre attache avec le QG pour plus d'explication afin de la classer bien.  La  raison principale que Souleymane Ba n'a pas cherché du travail au cours des 30 derniers jours est pensionnaire de daara et semble exister dans les modalités, prière de prendre attache avec le QG pour plus d'explication afin de la classer bien.</w:t>
+      </w:r>
+    </w:p>
+    <w:p>
+      <w:r>
+        <w:rPr>
+          <w:b/>
+          <w:color w:val="4672C4"/>
+          <w:sz w:val="22"/>
+        </w:rPr>
+        <w:t>&gt;&gt; Section4b - Emploi - Activite principale</w:t>
+      </w:r>
+    </w:p>
+    <w:p>
+      <w:pPr>
+        <w:ind w:left="283"/>
+      </w:pPr>
+      <w:r>
+        <w:rPr>
+          <w:sz w:val="20"/>
+        </w:rPr>
+        <w:t>- Attention ! Le nombre de jours que Amadou Korka Ba a travaillés par mois semble être inférieur à 15. Veuillez, s'il vous plaît, confirmer cette information.</w:t>
+      </w:r>
+    </w:p>
+    <w:p>
+      <w:r>
+        <w:rPr>
+          <w:b/>
+          <w:color w:val="4672C4"/>
+          <w:sz w:val="22"/>
+        </w:rPr>
+        <w:t>&gt;&gt; Section7b - Consommation alimentaire - 7 jours</w:t>
+      </w:r>
+    </w:p>
+    <w:p>
+      <w:pPr>
+        <w:ind w:left="283"/>
+      </w:pPr>
+      <w:r>
+        <w:rPr>
+          <w:sz w:val="20"/>
+        </w:rPr>
+        <w:t>- Attention ! Le prix unitaire d'achat (100 Fcfa) de Café en poudre soluble en Sachets industriel (Petit) est relativement élevé par rapport aux autres prix observés dans cette zone. Prière de corriger ou de confirmer avec le QG. Avertissement!!! Le ménage a consommé 0.12 Kg taille unique de Beurre, cette quantité semble anormale pour une consommation des 7 derniers jours. prière de corriger ou de confirmer avec le QG. Attention ! Soupçons de quantité anormale! Le ménage de amadoy Korka Ba avec une taille de 6 personnes a consommé .12 Kg en taille unique de Beurre qui est relativement élevé comme consommation par rapport à la condition de vie des autres ménages de même taille dans cette zone. Prière de corriger ou de confirmer avec le QG. Avertissement!!! Le ménage a consommé 0.12 Pot de 25 cl taille unique de Chocolat pâte à tartiner, cette quantité semble anormale pour une consommation des 7 derniers jours. prière de corriger ou de confirmer avec le QG. Attention ! Soupçons de quantité anormale! Le ménage de amadoy Korka Ba avec une taille de 6 personnes a consommé .12 Pot de 25 cl en taille unique de Chocolat pâte à tartiner qui est relativement élevé comme consommation par rapport à la condition de vie des autres ménages de même taille dans cette zone. Prière de corriger ou de confirmer avec le QG. Le ménage a consommé 25 Sac (25 Kg) taille unique de Riz importé parfumé, cette quantité semble anormale pour une consommation des 7 derniers jours. prière de verifier et corriger ou confirmer avec le QG. Le prix d'achat unitaire (600 Fcfa) de Riz importé parfumé en Sac (25 Kg) de taille taille unique est très faible, prière de regarder les reponses prises dans les questions s07bq07a s07bq07b s07bq07c s07bq08 pour mieux corriger. Le prix d'achat unitaire (10000 Fcfa) de Oignon frais en Kg de taille taille unique prière de regarder les reponses prises dans les questions s07bq07a s07bq07b s07bq07c s07bq08 pour mieux corriger. Attention ! Le prix unitaire d'achat (10000 Fcfa) de Oignon frais en Kg (taille unique) est relativement élevé par rapport aux autres prix observés dans cette zone. Prière de corriger ou de confirmer avec le QG. Le prix d'achat unitaire (6000 Fcfa) de Poisson frais type 8 en Kg de taille taille unique prière de regarder les reponses prises dans les questions s07bq07a s07bq07b s07bq07c s07bq08 pour mieux corriger.</w:t>
+      </w:r>
+    </w:p>
+    <w:p>
+      <w:r>
+        <w:rPr>
+          <w:b/>
+          <w:color w:val="4672C4"/>
+          <w:sz w:val="22"/>
+        </w:rPr>
+        <w:t>&gt;&gt; Section9b - Depenses non-alimentaires - 7 jours</w:t>
+      </w:r>
+    </w:p>
+    <w:p>
+      <w:pPr>
+        <w:ind w:left="283"/>
+      </w:pPr>
+      <w:r>
+        <w:rPr>
+          <w:sz w:val="20"/>
+        </w:rPr>
+        <w:t>- Il est difficile d'avoir un ménage qui n'a effectué aucune des dépenses mentionnées au cours de 7 derniers jours, prière de revoir la section 9B pour ce ménage.</w:t>
+      </w:r>
+    </w:p>
+    <w:p>
+      <w:r>
+        <w:rPr>
+          <w:b/>
+          <w:color w:val="4672C4"/>
+          <w:sz w:val="22"/>
+        </w:rPr>
+        <w:t>&gt;&gt; Section9e - Depenses non-alimentaires - 6 mois</w:t>
+      </w:r>
+    </w:p>
+    <w:p>
+      <w:pPr>
+        <w:ind w:left="283"/>
+      </w:pPr>
+      <w:r>
+        <w:rPr>
+          <w:sz w:val="20"/>
+        </w:rPr>
+        <w:t>- Peu plausible! le montant de la dépense pour Lubrifiants (huile moteur; huile de frein; liquide batterie (acide); graisses; autres lubrifiants n.d.a.) semble élevé. Veuillez, s'il vous plaît, confirmer cette information avec le QG ou la corriger.</w:t>
+      </w:r>
+    </w:p>
+    <w:p>
+      <w:r>
+        <w:rPr>
+          <w:b/>
+          <w:color w:val="4672C4"/>
+          <w:sz w:val="22"/>
+        </w:rPr>
+        <w:t>&gt;&gt; Section9f - Depenses non-alimentaires - 12 mois</w:t>
+      </w:r>
+    </w:p>
+    <w:p>
+      <w:pPr>
+        <w:ind w:left="283"/>
+      </w:pPr>
+      <w:r>
+        <w:rPr>
+          <w:sz w:val="20"/>
+        </w:rPr>
+        <w:t xml:space="preserve">- || </w:t>
+        <w:br/>
+        <w:t xml:space="preserve">- </w:t>
+        <w:br/>
+        <w:t>- Peu plausible! le montant de la dépense pour Matériaux de maçonnerie pour la construction ou les grosses réparations de logement: ciment, briques, fer à béton, sable, gravier, parpaings, etc semble trop faible ou élevé. Veuillez, s'il vous plaît, confirmer cette information avec le QG ou la corriger.</w:t>
+      </w:r>
+    </w:p>
+    <w:p>
+      <w:r>
+        <w:rPr>
+          <w:b/>
+          <w:color w:val="4672C4"/>
+          <w:sz w:val="22"/>
+        </w:rPr>
+        <w:t>&gt;&gt; Section10b - caracteristiques entreprise non agricole</w:t>
+      </w:r>
+    </w:p>
+    <w:p>
+      <w:pPr>
+        <w:ind w:left="283"/>
+      </w:pPr>
+      <w:r>
+        <w:rPr>
+          <w:sz w:val="20"/>
+        </w:rPr>
+        <w:t>- Peu plausible! la valeur actuelle déclarée en s10q38 pour Quincaillerie semble trop petite ou trop élevée. Veuillez, s'il vous plaît, confirmer cette information avec le QG ou la corriger.</w:t>
+      </w:r>
+    </w:p>
+    <w:p>
+      <w:r>
+        <w:rPr>
+          <w:b/>
+          <w:color w:val="4672C4"/>
+          <w:sz w:val="22"/>
+        </w:rPr>
+        <w:t>&gt;&gt; Section11 - Caracteristiques logement</w:t>
+      </w:r>
+    </w:p>
+    <w:p>
+      <w:pPr>
+        <w:ind w:left="283"/>
+      </w:pPr>
+      <w:r>
+        <w:rPr>
+          <w:sz w:val="20"/>
+        </w:rPr>
+        <w:t>- Le montant (FCFA) du loyer mensuel payé pour un logement comme le votre dans ce village/quartier est trop élevé, Veuillez s'il vous plaît corriger cette information.</w:t>
+      </w:r>
+    </w:p>
+    <w:p>
+      <w:r>
+        <w:rPr>
+          <w:b/>
+          <w:color w:val="4672C4"/>
+          <w:sz w:val="22"/>
+        </w:rPr>
+        <w:t>&gt;&gt; Section12 - Actifs du menage</w:t>
+      </w:r>
+    </w:p>
+    <w:p>
+      <w:pPr>
+        <w:ind w:left="283"/>
+      </w:pPr>
+      <w:r>
+        <w:rPr>
+          <w:sz w:val="20"/>
+        </w:rPr>
+        <w:t xml:space="preserve">- Attention ! Lit a été achété à 500000 Fcfa est relativement élevé par rapport aux autres prix d'achat observés dans cette zone. Prière de corriger ou de confirmer avec le QG. </w:t>
+        <w:br/>
+        <w:t xml:space="preserve">- Attention ! Salon  (Fauteuils et table basse) a été achété à 950000 Fcfa est relativement élevé par rapport aux autres prix d'achat observés dans cette zone. Prière de corriger ou de confirmer avec le QG. Attention ! Salon  (Fauteuils et table basse) a été revendu à 900000 Fcfa qui est relativement élevé par rapport aux autres prix de revente observés dans cette zone. Prière de corriger ou de confirmer avec le QG. </w:t>
+        <w:br/>
+        <w:t>- Attention ! Table à manger  (table + chaises) a été achété à 45000 Fcfa est relativement élevé par rapport aux autres prix d'achat observés dans cette zone. Prière de corriger ou de confirmer avec le QG. Attention ! Table à manger  (table + chaises) a été revendu à 40000 Fcfa qui est relativement élevé par rapport aux autres prix de revente observés dans cette zone. Prière de corriger ou de confirmer avec le QG.</w:t>
+      </w:r>
+    </w:p>
+    <w:p>
+      <w:r>
+        <w:rPr>
+          <w:b/>
+          <w:color w:val="4672C4"/>
+          <w:sz w:val="22"/>
+        </w:rPr>
+        <w:t>&gt;&gt; Section16a - Champs et parcelles</w:t>
+      </w:r>
+    </w:p>
+    <w:p>
+      <w:pPr>
+        <w:ind w:left="283"/>
+      </w:pPr>
+      <w:r>
+        <w:rPr>
+          <w:sz w:val="20"/>
+        </w:rPr>
+        <w:t>- La section 16 du ménage de amadoy Korka Ba n'est pas renseigné, prière de renseigner.</w:t>
+      </w:r>
+    </w:p>
+    <w:p>
+      <w:r>
+        <w:t>________________________________________________________________________________</w:t>
+      </w:r>
+    </w:p>
+    <w:p>
+      <w:pPr>
+        <w:pStyle w:val="Heading2"/>
+      </w:pPr>
+      <w:r>
+        <w:t>Menage 3</w:t>
+      </w:r>
+    </w:p>
+    <w:tbl>
+      <w:tblPr>
+        <w:tblStyle w:val="TableGrid"/>
+        <w:tblW w:type="auto" w:w="0"/>
+        <w:tblLook w:firstColumn="1" w:firstRow="1" w:lastColumn="0" w:lastRow="0" w:noHBand="0" w:noVBand="1" w:val="04A0"/>
+      </w:tblPr>
+      <w:tblGrid>
+        <w:gridCol w:w="1662"/>
+        <w:gridCol w:w="1662"/>
+        <w:gridCol w:w="1662"/>
+        <w:gridCol w:w="1662"/>
+        <w:gridCol w:w="1662"/>
+        <w:gridCol w:w="1662"/>
+      </w:tblGrid>
+      <w:tr>
+        <w:tc>
+          <w:tcPr>
+            <w:tcW w:type="dxa" w:w="1662"/>
+            <w:shd w:fill="5B9BD5"/>
+          </w:tcPr>
+          <w:p>
+            <w:r>
+              <w:rPr>
+                <w:b/>
+                <w:color w:val="FFFFFF"/>
+                <w:sz w:val="16"/>
+              </w:rPr>
+              <w:t>Interview Key</w:t>
+            </w:r>
+          </w:p>
+        </w:tc>
+        <w:tc>
+          <w:tcPr>
+            <w:tcW w:type="dxa" w:w="1662"/>
+            <w:shd w:fill="5B9BD5"/>
+          </w:tcPr>
+          <w:p>
+            <w:r>
+              <w:rPr>
+                <w:b/>
+                <w:color w:val="FFFFFF"/>
+                <w:sz w:val="16"/>
+              </w:rPr>
+              <w:t>Interview ID</w:t>
+            </w:r>
+          </w:p>
+        </w:tc>
+        <w:tc>
+          <w:tcPr>
+            <w:tcW w:type="dxa" w:w="1662"/>
+            <w:shd w:fill="5B9BD5"/>
+          </w:tcPr>
+          <w:p>
+            <w:r>
+              <w:rPr>
+                <w:b/>
+                <w:color w:val="FFFFFF"/>
+                <w:sz w:val="16"/>
+              </w:rPr>
+              <w:t>ID Agent</w:t>
+            </w:r>
+          </w:p>
+        </w:tc>
+        <w:tc>
+          <w:tcPr>
+            <w:tcW w:type="dxa" w:w="1662"/>
+            <w:shd w:fill="5B9BD5"/>
+          </w:tcPr>
+          <w:p>
+            <w:r>
+              <w:rPr>
+                <w:b/>
+                <w:color w:val="FFFFFF"/>
+                <w:sz w:val="16"/>
+              </w:rPr>
+              <w:t>ID Equipe</w:t>
+            </w:r>
+          </w:p>
+        </w:tc>
+        <w:tc>
+          <w:tcPr>
+            <w:tcW w:type="dxa" w:w="1662"/>
+            <w:shd w:fill="5B9BD5"/>
+          </w:tcPr>
+          <w:p>
+            <w:r>
+              <w:rPr>
+                <w:b/>
+                <w:color w:val="FFFFFF"/>
+                <w:sz w:val="16"/>
+              </w:rPr>
+              <w:t>Agent</w:t>
+            </w:r>
+          </w:p>
+        </w:tc>
+        <w:tc>
+          <w:tcPr>
+            <w:tcW w:type="dxa" w:w="1662"/>
+            <w:shd w:fill="5B9BD5"/>
+          </w:tcPr>
+          <w:p>
+            <w:r>
+              <w:rPr>
+                <w:b/>
+                <w:color w:val="FFFFFF"/>
+                <w:sz w:val="16"/>
+              </w:rPr>
+              <w:t>Chef d'equipe</w:t>
+            </w:r>
+          </w:p>
+        </w:tc>
+      </w:tr>
+      <w:tr>
+        <w:tc>
+          <w:tcPr>
+            <w:tcW w:type="dxa" w:w="1662"/>
+          </w:tcPr>
+          <w:p>
+            <w:r>
+              <w:rPr>
+                <w:sz w:val="14"/>
+              </w:rPr>
+              <w:t>01-73-01-20</w:t>
+            </w:r>
+          </w:p>
+        </w:tc>
+        <w:tc>
+          <w:tcPr>
+            <w:tcW w:type="dxa" w:w="1662"/>
+          </w:tcPr>
+          <w:p>
+            <w:r>
+              <w:rPr>
+                <w:sz w:val="14"/>
+              </w:rPr>
+              <w:t>890ff5eef3764d10b63c5b3311409cee</w:t>
+            </w:r>
+          </w:p>
+        </w:tc>
+        <w:tc>
+          <w:tcPr>
+            <w:tcW w:type="dxa" w:w="1662"/>
+          </w:tcPr>
+          <w:p>
+            <w:r>
+              <w:rPr>
+                <w:sz w:val="14"/>
+              </w:rPr>
+              <w:t>EQ30_enq2</w:t>
+            </w:r>
+          </w:p>
+        </w:tc>
+        <w:tc>
+          <w:tcPr>
+            <w:tcW w:type="dxa" w:w="1662"/>
+          </w:tcPr>
+          <w:p>
+            <w:r>
+              <w:rPr>
+                <w:sz w:val="14"/>
+              </w:rPr>
+              <w:t>Equipe30</w:t>
+            </w:r>
+          </w:p>
+        </w:tc>
+        <w:tc>
+          <w:tcPr>
+            <w:tcW w:type="dxa" w:w="1662"/>
+          </w:tcPr>
+          <w:p>
+            <w:r>
+              <w:rPr>
+                <w:sz w:val="14"/>
+              </w:rPr>
+              <w:t>Papa Sadio COULIBALY</w:t>
+            </w:r>
+          </w:p>
+        </w:tc>
+        <w:tc>
+          <w:tcPr>
+            <w:tcW w:type="dxa" w:w="1662"/>
+          </w:tcPr>
+          <w:p>
+            <w:r>
+              <w:rPr>
+                <w:sz w:val="14"/>
+              </w:rPr>
+              <w:t>Baye Asse DIOP</w:t>
+            </w:r>
+          </w:p>
+        </w:tc>
+      </w:tr>
+    </w:tbl>
+    <w:p/>
+    <w:tbl>
+      <w:tblPr>
+        <w:tblStyle w:val="TableGrid"/>
+        <w:tblW w:type="auto" w:w="0"/>
+        <w:tblLook w:firstColumn="1" w:firstRow="1" w:lastColumn="0" w:lastRow="0" w:noHBand="0" w:noVBand="1" w:val="04A0"/>
+      </w:tblPr>
+      <w:tblGrid>
+        <w:gridCol w:w="3324"/>
+        <w:gridCol w:w="3324"/>
+        <w:gridCol w:w="3324"/>
+      </w:tblGrid>
+      <w:tr>
+        <w:tc>
+          <w:tcPr>
+            <w:tcW w:type="dxa" w:w="3324"/>
+            <w:shd w:fill="70AD47"/>
+          </w:tcPr>
+          <w:p>
+            <w:r>
+              <w:rPr>
+                <w:b/>
+                <w:color w:val="FFFFFF"/>
+                <w:sz w:val="18"/>
+              </w:rPr>
+              <w:t>Chef de Menage</w:t>
+            </w:r>
+          </w:p>
+        </w:tc>
+        <w:tc>
+          <w:tcPr>
+            <w:tcW w:type="dxa" w:w="3324"/>
+            <w:shd w:fill="70AD47"/>
+          </w:tcPr>
+          <w:p>
+            <w:r>
+              <w:rPr>
+                <w:b/>
+                <w:color w:val="FFFFFF"/>
+                <w:sz w:val="18"/>
+              </w:rPr>
+              <w:t>Quartier/Village (s00q05)</w:t>
+            </w:r>
+          </w:p>
+        </w:tc>
+        <w:tc>
+          <w:tcPr>
+            <w:tcW w:type="dxa" w:w="3324"/>
+            <w:shd w:fill="70AD47"/>
+          </w:tcPr>
+          <w:p>
+            <w:r>
+              <w:rPr>
+                <w:b/>
+                <w:color w:val="FFFFFF"/>
+                <w:sz w:val="18"/>
+              </w:rPr>
+              <w:t>Localisation GPS</w:t>
+            </w:r>
+          </w:p>
+        </w:tc>
+      </w:tr>
+      <w:tr>
+        <w:tc>
+          <w:tcPr>
+            <w:tcW w:type="dxa" w:w="3324"/>
+          </w:tcPr>
+          <w:p>
+            <w:r>
+              <w:rPr>
+                <w:sz w:val="18"/>
+              </w:rPr>
+              <w:t>CHEICK MBEMGUE</w:t>
+            </w:r>
+          </w:p>
+        </w:tc>
+        <w:tc>
+          <w:tcPr>
+            <w:tcW w:type="dxa" w:w="3324"/>
+          </w:tcPr>
+          <w:p>
+            <w:r>
+              <w:rPr>
+                <w:sz w:val="18"/>
+              </w:rPr>
+              <w:t>N/A</w:t>
+            </w:r>
+          </w:p>
+        </w:tc>
+        <w:tc>
+          <w:tcPr>
+            <w:tcW w:type="dxa" w:w="3324"/>
+          </w:tcPr>
+          <w:p>
+            <w:r/>
+            <w:hyperlink r:id="rId11">
+              <w:r>
+                <w:rPr>
+                  <w:color w:val="0563C1"/>
+                  <w:u w:val="single"/>
+                </w:rPr>
+                <w:t>TOGORO</w:t>
+              </w:r>
+            </w:hyperlink>
+          </w:p>
+        </w:tc>
+      </w:tr>
+    </w:tbl>
+    <w:p/>
+    <w:p>
+      <w:r>
+        <w:rPr>
+          <w:b/>
+          <w:color w:val="4672C4"/>
+          <w:sz w:val="22"/>
+        </w:rPr>
+        <w:t>&gt;&gt; Section0 - Identification et renseignements de controle</w:t>
+      </w:r>
+    </w:p>
+    <w:p>
+      <w:pPr>
+        <w:ind w:left="283"/>
+      </w:pPr>
+      <w:r>
+        <w:rPr>
+          <w:sz w:val="20"/>
+        </w:rPr>
+        <w:t>- Le questionnaire semble ne pas être complètement fini mais le questionnaire est en statut complet, prière de compléter le questionnaire.</w:t>
+      </w:r>
+    </w:p>
+    <w:p>
+      <w:r>
+        <w:rPr>
+          <w:b/>
+          <w:color w:val="4672C4"/>
+          <w:sz w:val="22"/>
+        </w:rPr>
+        <w:t>&gt;&gt; Section1 - Caracteristiques des membres</w:t>
+      </w:r>
+    </w:p>
+    <w:p>
+      <w:pPr>
+        <w:ind w:left="283"/>
+      </w:pPr>
+      <w:r>
+        <w:rPr>
+          <w:sz w:val="20"/>
+        </w:rPr>
+        <w:t xml:space="preserve">- L'ethni de Oumou Camara est Bélick, prière de bien classer cet ethni qui existe soit dans la liste des ethni ou n'éxiste pas comme ethni. </w:t>
+        <w:br/>
+        <w:t>- La raison principale pour laquelle que Cheikh Mbengue est venu vivre dans cette localité est travaille et semble exister dans les modalités, prière de prendre attache avec le QG pour plus d'explication afin de la classer bien.</w:t>
+      </w:r>
+    </w:p>
+    <w:p>
+      <w:r>
+        <w:rPr>
+          <w:b/>
+          <w:color w:val="4672C4"/>
+          <w:sz w:val="22"/>
+        </w:rPr>
+        <w:t>&gt;&gt; Section2 - Education</w:t>
+      </w:r>
+    </w:p>
+    <w:p>
+      <w:pPr>
+        <w:ind w:left="283"/>
+      </w:pPr>
+      <w:r>
+        <w:rPr>
+          <w:sz w:val="20"/>
+        </w:rPr>
+        <w:t xml:space="preserve">- Peu probable! Bineta Mbengue  n'arrive pas  à comprendre un petit texte lu dans une langue locale (s02q03). Veuillez corriger ou donner des explications au QG. Dans les milieux urbains c'est peu probable de voir une école dont les élèves ou étudiants ne dépensent pas en frais d'uniformes, prière de verifier pour Bineta Mbengue et corriger ou confirmer avec le QG. </w:t>
+        <w:br/>
+        <w:t xml:space="preserve">- Peu probable! Cheikh Mbengue  n'arrive pas  à comprendre un petit texte lu dans une langue locale (s02q03). Veuillez corriger ou donner des explications au QG. </w:t>
+        <w:br/>
+        <w:t xml:space="preserve">- Peu probable! Fatoumata Mbengue  n'arrive pas  à comprendre un petit texte lu dans une langue locale (s02q03). Veuillez corriger ou donner des explications au QG. </w:t>
+        <w:br/>
+        <w:t xml:space="preserve">- Peu probable! Oumou Camara  n'arrive pas  à comprendre un petit texte lu dans une langue locale (s02q03). Veuillez corriger ou donner des explications au QG. Dans les milieux urbains c'est peu probable de voir une école dont les élèves ou étudiants ne dépensent pas en frais d'uniformes, prière de verifier pour Oumou Camara et corriger ou confirmer avec le QG. </w:t>
+        <w:br/>
+        <w:t xml:space="preserve">- Peu probable! Sadio Dafankha  n'arrive pas  à comprendre un petit texte lu dans une langue locale (s02q03). Veuillez corriger ou donner des explications au QG. </w:t>
+        <w:br/>
+        <w:t xml:space="preserve">- Peu probable! Sidy Danfakha  n'arrive pas  à comprendre un petit texte lu dans une langue locale (s02q03). Veuillez corriger ou donner des explications au QG. </w:t>
+        <w:br/>
+        <w:t xml:space="preserve">- Peu probable! Sokhna Mbengue  n'arrive pas  à comprendre un petit texte lu dans une langue locale (s02q03). Veuillez corriger ou donner des explications au QG. Peu probable! Sokhna Mbengue  ne sait ni lire, ni écrire, ni comprendre dans aucune des langues  (s02q01,s02q02,s02q03). Veuillez corriger ou donner des explications au QG. </w:t>
+        <w:br/>
+        <w:t>- Peu probable! Sory Mbengue  n'arrive pas  à comprendre un petit texte lu dans une langue locale (s02q03). Veuillez corriger ou donner des explications au QG.</w:t>
+      </w:r>
+    </w:p>
+    <w:p>
+      <w:r>
+        <w:rPr>
+          <w:b/>
+          <w:color w:val="4672C4"/>
+          <w:sz w:val="22"/>
+        </w:rPr>
+        <w:t>&gt;&gt; Section3 - Sante</w:t>
+      </w:r>
+    </w:p>
+    <w:p>
+      <w:pPr>
+        <w:ind w:left="283"/>
+      </w:pPr>
+      <w:r>
+        <w:rPr>
+          <w:sz w:val="20"/>
+        </w:rPr>
+        <w:t xml:space="preserve">- Le montant(120000 FCFA) des dépenses liées à l'accouchement de Sadio Dafankha est faible ou élevé, prière de corriger. Le montant(30000 FCFA) des dépenses pour chaque visite prénatale de Sadio Dafankha semble faible (voir nul) ou élevé, prière de corriger. </w:t>
+        <w:br/>
+        <w:t xml:space="preserve">- Le principal assuré ou qui paye la cotisation à la mutuelle de santé pour Cheikh Mbengue est son service et semble exister dans les modalités, prière de prendre attache avec le QG pour plus d'explication afin de la classer bien. </w:t>
+        <w:br/>
+        <w:t>- Le principal problème de santé que Bineta Mbengue a eu est Maux de ventre et semble exister dans les modalités, prière de prendre attache avec le QG pour plus d'explication afin de la classer bien.</w:t>
+      </w:r>
+    </w:p>
+    <w:p>
+      <w:r>
+        <w:rPr>
+          <w:b/>
+          <w:color w:val="4672C4"/>
+          <w:sz w:val="22"/>
+        </w:rPr>
+        <w:t>&gt;&gt; Section4b - Emploi - Activite principale</w:t>
+      </w:r>
+    </w:p>
+    <w:p>
+      <w:pPr>
+        <w:ind w:left="283"/>
+      </w:pPr>
+      <w:r>
+        <w:rPr>
+          <w:sz w:val="20"/>
+        </w:rPr>
+        <w:t xml:space="preserve">- Incohérence détectée ! Il semble peu probable que Cheikh Mbengue occupe un emploi pour l'ETAT/collectivités locales ou dans une entreprise publique/parapublique tout en travaillant moins de 20 jours par mois. Veuillez, s'il vous plaît, corriger cette information. Attention ! Le nombre de jours que Cheikh Mbengue a travaillés par mois semble être inférieur à 15. Veuillez, s'il vous plaît, confirmer cette information. Avertissement!!! Cheikh Mbengue enquêté dans l'emploi principale n'a pas declaré son salaire prière de fournir plus d'effort pour lui demander son salire, vous pouvez utiliser des stratégies pour faire une estimation ou demander des conseils au QG. Avertissement!!! Cheikh Mbengue enquêté dans l'emploi principale n'a pas declaré son revenu prière de fournir plus d'effort pour lui demander son revenu, vous pouvez utiliser des stratégies pour faire une estimation ou demander des conseils au QG. </w:t>
+        <w:br/>
+        <w:t>- Incohérence détectée ! Il semble peu probable que Sadio Dafankha occupe un emploi pour l'ETAT/collectivités locales ou dans une entreprise publique/parapublique tout en travaillant moins de  6h par jour. Veuillez, s'il vous plaît, corriger cette information. Avertissement!!! Sadio Dafankha est un Employés, service du personnel qui travaille dans Etat/Collectivités locales et a declaré comme catégorie socioprofessionnelle Ouvrier ou employé qualifié , prière de vérifier cette information de catégorie socioprofessionnelle auprès de l'enquêté (e) ou confirmer avec le QG.</w:t>
+      </w:r>
+    </w:p>
+    <w:p>
+      <w:r>
+        <w:rPr>
+          <w:b/>
+          <w:color w:val="4672C4"/>
+          <w:sz w:val="22"/>
+        </w:rPr>
+        <w:t>&gt;&gt; Section6 - Epargne et credit</w:t>
+      </w:r>
+    </w:p>
+    <w:p>
+      <w:pPr>
+        <w:ind w:left="283"/>
+      </w:pPr>
+      <w:r>
+        <w:rPr>
+          <w:sz w:val="20"/>
+        </w:rPr>
+        <w:t>- Avertissement!!! Sadio Dafankha a demandé un crédit auprès d'une institution financière au cours des 12 derniers mois, qui a obtenu un crédit auprès d'une de ces institutions au cours des 12 derniers mois dit n'avoir pas beneficer de crédit immobilier. Veuillez vous rassurez réellement que la personne n'a pas affecté de crédit immobilier.</w:t>
+      </w:r>
+    </w:p>
+    <w:p>
+      <w:r>
+        <w:rPr>
+          <w:b/>
+          <w:color w:val="4672C4"/>
+          <w:sz w:val="22"/>
+        </w:rPr>
+        <w:t>&gt;&gt; Section7b - Consommation alimentaire - 7 jours</w:t>
+      </w:r>
+    </w:p>
+    <w:p>
+      <w:pPr>
+        <w:ind w:left="283"/>
+      </w:pPr>
+      <w:r>
+        <w:rPr>
+          <w:sz w:val="20"/>
+        </w:rPr>
+        <w:t>- Attention ! Le prix unitaire d'achat (1000 Fcfa) de Banane douce en Kg (taille unique) est relativement élevé par rapport aux autres prix observés dans cette zone. Prière de corriger ou de confirmer avec le QG. Attention ! Le prix unitaire d'achat (200 Fcfa) de Concentré de tomate en Sachets industriel (Petit) est relativement élevé par rapport aux autres prix observés dans cette zone. Prière de corriger ou de confirmer avec le QG. Avertissement!! Les quantités du Thé en feuille consommées en Sachets industriel semble incoherent car les ménages consomment géneralement en sachet ou en paquet, prière de corriger ou confirmer avec le QG. Avertissement!!! Le ménage a consommé 0.12 Kg taille unique de Lait en poudre, cette quantité semble anormale pour une consommation des 7 derniers jours. prière de corriger ou de confirmer avec le QG. Attention ! Le prix unitaire d'achat (3333.333 Fcfa) de Lait en poudre en Kg (taille unique) est relativement élevé par rapport aux autres prix observés dans cette zone. Prière de corriger ou de confirmer avec le QG. Avertissement!!! Le ménage a consommé 1 Carton Moyen de Jus de fruits type 2 (Tampico, Pressea,etc.). Difficile de consommer ce produit avec cette unité. Prière de verifier et corriger. Avertissement!!! Le ménage a consommé 4 Paquet Petit de Thé en sachet, cette quantité semble anormale pour une consommation des 7 derniers jours.Prière de corriger ou de confirmer avec le QG. Avertissement!! le prix unitaire (100 Fcfa) de Thé en sachet (unité: Paquet) de taille Petit est très faible ou élevé. Prière de corriger ou de confirmer avec le QG. Incohérence!! Dans ce ménage, chaque individus consomme par jour 16.89476 Kg  de cereale; Prière de revoir les quantités prises de ces produits. Incohérence!! Dans ce ménage, chaque individus consomme par jour 16.89476 Kg  de cereale; Prière de revoir les quantités prises de ces produits. Incohérence!! Dans ce ménage, chaque individus consomme par jour 16.89476 Kg  de cereale; Prière de revoir les quantités prises de ces produits. Attention ! Le prix unitaire d'achat (600 Fcfa) de Maïs en grain en Kg (taille unique) est relativement élevé par rapport aux autres prix observés dans cette zone. Prière de corriger ou de confirmer avec le QG.</w:t>
+      </w:r>
+    </w:p>
+    <w:p>
+      <w:r>
+        <w:rPr>
+          <w:b/>
+          <w:color w:val="4672C4"/>
+          <w:sz w:val="22"/>
+        </w:rPr>
+        <w:t>&gt;&gt; Section9c - Depenses non-alimentaires - 30 jours</w:t>
+      </w:r>
+    </w:p>
+    <w:p>
+      <w:pPr>
+        <w:ind w:left="283"/>
+      </w:pPr>
+      <w:r>
+        <w:rPr>
+          <w:sz w:val="20"/>
+        </w:rPr>
+        <w:t xml:space="preserve">- La dernière fois que vous avez acheté Salaire du personnel de maison (gardien, boy, chauffeur, cuisinier, etc. ) est bone et semble exister dans les modalités, prière de prendre attache avec le QG pour plus d'explication afin de la classer bien. </w:t>
+        <w:br/>
+        <w:t>- Peu plausible! le montant de la dépense pour  Savon de ménage, lessive en poudre, détergents (eau de javel, etc. ) semble trop élevé. Veuillez, s'il vous plaît, confirmer cette information avec le QG ou la corriger.</w:t>
+      </w:r>
+    </w:p>
+    <w:p>
+      <w:r>
+        <w:rPr>
+          <w:b/>
+          <w:color w:val="4672C4"/>
+          <w:sz w:val="22"/>
+        </w:rPr>
+        <w:t>&gt;&gt; Section9d - Depenses non-alimentaires - 3 mois</w:t>
+      </w:r>
+    </w:p>
+    <w:p>
+      <w:pPr>
+        <w:ind w:left="283"/>
+      </w:pPr>
+      <w:r>
+        <w:rPr>
+          <w:sz w:val="20"/>
+        </w:rPr>
+        <w:t>- Peu plausible! le montant de la dépense pour Brosse à dents semble trop élevé. Veuillez, s'il vous plaît, confirmer cette information avec le QG ou la corriger.</w:t>
+      </w:r>
+    </w:p>
+    <w:p>
+      <w:r>
+        <w:rPr>
+          <w:b/>
+          <w:color w:val="4672C4"/>
+          <w:sz w:val="22"/>
+        </w:rPr>
+        <w:t>&gt;&gt; Section10a - Existence entreprise non agricole</w:t>
+      </w:r>
+    </w:p>
+    <w:p>
+      <w:pPr>
+        <w:ind w:left="283"/>
+      </w:pPr>
+      <w:r>
+        <w:rPr>
+          <w:sz w:val="20"/>
+        </w:rPr>
+        <w:t>- Avertissement!!! Le ménage de Cheikh Mbengue a comme taille 9 personnes dont ils vivent à KEDOUGOU Urbain et aucune d'entre ne possède une entreprise non agricole, prière de revoir cette partie de la section 10 de ce menage.</w:t>
+      </w:r>
+    </w:p>
+    <w:p>
+      <w:r>
+        <w:rPr>
+          <w:b/>
+          <w:color w:val="4672C4"/>
+          <w:sz w:val="22"/>
+        </w:rPr>
+        <w:t>&gt;&gt; Section12 - Actifs du menage</w:t>
+      </w:r>
+    </w:p>
+    <w:p>
+      <w:pPr>
+        <w:ind w:left="283"/>
+      </w:pPr>
+      <w:r>
+        <w:rPr>
+          <w:sz w:val="20"/>
+        </w:rPr>
+        <w:t>- Attention ! Matelas simple a été achété à 250000 Fcfa est relativement élevé par rapport aux autres prix d'achat observés dans cette zone. Prière de corriger ou de confirmer avec le QG. Attention ! Matelas simple a été revendu à 200000 Fcfa qui est relativement élevé par rapport aux autres prix de revente observés dans cette zone. Prière de corriger ou de confirmer avec le QG.</w:t>
+      </w:r>
+    </w:p>
+    <w:p>
+      <w:r>
+        <w:rPr>
+          <w:b/>
+          <w:color w:val="4672C4"/>
+          <w:sz w:val="22"/>
+        </w:rPr>
+        <w:t>&gt;&gt; Section16a - Champs et parcelles</w:t>
+      </w:r>
+    </w:p>
+    <w:p>
+      <w:pPr>
+        <w:ind w:left="283"/>
+      </w:pPr>
+      <w:r>
+        <w:rPr>
+          <w:sz w:val="20"/>
+        </w:rPr>
+        <w:t>- La section 16 du ménage de Cheikh Mbengue n'est pas renseigné, prière de renseigner.</w:t>
+      </w:r>
+    </w:p>
+    <w:p>
+      <w:r>
+        <w:t>________________________________________________________________________________</w:t>
+      </w:r>
+    </w:p>
+    <w:p>
+      <w:pPr>
+        <w:pStyle w:val="Heading2"/>
+      </w:pPr>
+      <w:r>
+        <w:t>Menage 4</w:t>
+      </w:r>
+    </w:p>
+    <w:tbl>
+      <w:tblPr>
+        <w:tblStyle w:val="TableGrid"/>
+        <w:tblW w:type="auto" w:w="0"/>
+        <w:tblLook w:firstColumn="1" w:firstRow="1" w:lastColumn="0" w:lastRow="0" w:noHBand="0" w:noVBand="1" w:val="04A0"/>
+      </w:tblPr>
+      <w:tblGrid>
+        <w:gridCol w:w="1662"/>
+        <w:gridCol w:w="1662"/>
+        <w:gridCol w:w="1662"/>
+        <w:gridCol w:w="1662"/>
+        <w:gridCol w:w="1662"/>
+        <w:gridCol w:w="1662"/>
+      </w:tblGrid>
+      <w:tr>
+        <w:tc>
+          <w:tcPr>
+            <w:tcW w:type="dxa" w:w="1662"/>
+            <w:shd w:fill="5B9BD5"/>
+          </w:tcPr>
+          <w:p>
+            <w:r>
+              <w:rPr>
+                <w:b/>
+                <w:color w:val="FFFFFF"/>
+                <w:sz w:val="16"/>
+              </w:rPr>
+              <w:t>Interview Key</w:t>
+            </w:r>
+          </w:p>
+        </w:tc>
+        <w:tc>
+          <w:tcPr>
+            <w:tcW w:type="dxa" w:w="1662"/>
+            <w:shd w:fill="5B9BD5"/>
+          </w:tcPr>
+          <w:p>
+            <w:r>
+              <w:rPr>
+                <w:b/>
+                <w:color w:val="FFFFFF"/>
+                <w:sz w:val="16"/>
+              </w:rPr>
+              <w:t>Interview ID</w:t>
+            </w:r>
+          </w:p>
+        </w:tc>
+        <w:tc>
+          <w:tcPr>
+            <w:tcW w:type="dxa" w:w="1662"/>
+            <w:shd w:fill="5B9BD5"/>
+          </w:tcPr>
+          <w:p>
+            <w:r>
+              <w:rPr>
+                <w:b/>
+                <w:color w:val="FFFFFF"/>
+                <w:sz w:val="16"/>
+              </w:rPr>
+              <w:t>ID Agent</w:t>
+            </w:r>
+          </w:p>
+        </w:tc>
+        <w:tc>
+          <w:tcPr>
+            <w:tcW w:type="dxa" w:w="1662"/>
+            <w:shd w:fill="5B9BD5"/>
+          </w:tcPr>
+          <w:p>
+            <w:r>
+              <w:rPr>
+                <w:b/>
+                <w:color w:val="FFFFFF"/>
+                <w:sz w:val="16"/>
+              </w:rPr>
+              <w:t>ID Equipe</w:t>
+            </w:r>
+          </w:p>
+        </w:tc>
+        <w:tc>
+          <w:tcPr>
+            <w:tcW w:type="dxa" w:w="1662"/>
+            <w:shd w:fill="5B9BD5"/>
+          </w:tcPr>
+          <w:p>
+            <w:r>
+              <w:rPr>
+                <w:b/>
+                <w:color w:val="FFFFFF"/>
+                <w:sz w:val="16"/>
+              </w:rPr>
+              <w:t>Agent</w:t>
+            </w:r>
+          </w:p>
+        </w:tc>
+        <w:tc>
+          <w:tcPr>
+            <w:tcW w:type="dxa" w:w="1662"/>
+            <w:shd w:fill="5B9BD5"/>
+          </w:tcPr>
+          <w:p>
+            <w:r>
+              <w:rPr>
+                <w:b/>
+                <w:color w:val="FFFFFF"/>
+                <w:sz w:val="16"/>
+              </w:rPr>
+              <w:t>Chef d'equipe</w:t>
+            </w:r>
+          </w:p>
+        </w:tc>
+      </w:tr>
+      <w:tr>
+        <w:tc>
+          <w:tcPr>
+            <w:tcW w:type="dxa" w:w="1662"/>
+          </w:tcPr>
+          <w:p>
+            <w:r>
+              <w:rPr>
+                <w:sz w:val="14"/>
+              </w:rPr>
+              <w:t>40-51-73-30</w:t>
+            </w:r>
+          </w:p>
+        </w:tc>
+        <w:tc>
+          <w:tcPr>
+            <w:tcW w:type="dxa" w:w="1662"/>
+          </w:tcPr>
+          <w:p>
+            <w:r>
+              <w:rPr>
+                <w:sz w:val="14"/>
+              </w:rPr>
+              <w:t>546d918786904999bcba32ddd886ead3</w:t>
+            </w:r>
+          </w:p>
+        </w:tc>
+        <w:tc>
+          <w:tcPr>
+            <w:tcW w:type="dxa" w:w="1662"/>
+          </w:tcPr>
+          <w:p>
+            <w:r>
+              <w:rPr>
+                <w:sz w:val="14"/>
+              </w:rPr>
+              <w:t>EQ30_enq3</w:t>
+            </w:r>
+          </w:p>
+        </w:tc>
+        <w:tc>
+          <w:tcPr>
+            <w:tcW w:type="dxa" w:w="1662"/>
+          </w:tcPr>
+          <w:p>
+            <w:r>
+              <w:rPr>
+                <w:sz w:val="14"/>
+              </w:rPr>
+              <w:t>Equipe30</w:t>
+            </w:r>
+          </w:p>
+        </w:tc>
+        <w:tc>
+          <w:tcPr>
+            <w:tcW w:type="dxa" w:w="1662"/>
+          </w:tcPr>
+          <w:p>
+            <w:r>
+              <w:rPr>
+                <w:sz w:val="14"/>
+              </w:rPr>
+              <w:t>Djibril SADIO</w:t>
+            </w:r>
+          </w:p>
+        </w:tc>
+        <w:tc>
+          <w:tcPr>
+            <w:tcW w:type="dxa" w:w="1662"/>
+          </w:tcPr>
+          <w:p>
+            <w:r>
+              <w:rPr>
+                <w:sz w:val="14"/>
+              </w:rPr>
+              <w:t>Baye Asse DIOP</w:t>
+            </w:r>
+          </w:p>
+        </w:tc>
+      </w:tr>
+    </w:tbl>
+    <w:p/>
+    <w:tbl>
+      <w:tblPr>
+        <w:tblStyle w:val="TableGrid"/>
+        <w:tblW w:type="auto" w:w="0"/>
+        <w:tblLook w:firstColumn="1" w:firstRow="1" w:lastColumn="0" w:lastRow="0" w:noHBand="0" w:noVBand="1" w:val="04A0"/>
+      </w:tblPr>
+      <w:tblGrid>
+        <w:gridCol w:w="3324"/>
+        <w:gridCol w:w="3324"/>
+        <w:gridCol w:w="3324"/>
+      </w:tblGrid>
+      <w:tr>
+        <w:tc>
+          <w:tcPr>
+            <w:tcW w:type="dxa" w:w="3324"/>
+            <w:shd w:fill="70AD47"/>
+          </w:tcPr>
+          <w:p>
+            <w:r>
+              <w:rPr>
+                <w:b/>
+                <w:color w:val="FFFFFF"/>
+                <w:sz w:val="18"/>
+              </w:rPr>
+              <w:t>Chef de Menage</w:t>
+            </w:r>
+          </w:p>
+        </w:tc>
+        <w:tc>
+          <w:tcPr>
+            <w:tcW w:type="dxa" w:w="3324"/>
+            <w:shd w:fill="70AD47"/>
+          </w:tcPr>
+          <w:p>
+            <w:r>
+              <w:rPr>
+                <w:b/>
+                <w:color w:val="FFFFFF"/>
+                <w:sz w:val="18"/>
+              </w:rPr>
+              <w:t>Quartier/Village (s00q05)</w:t>
+            </w:r>
+          </w:p>
+        </w:tc>
+        <w:tc>
+          <w:tcPr>
+            <w:tcW w:type="dxa" w:w="3324"/>
+            <w:shd w:fill="70AD47"/>
+          </w:tcPr>
+          <w:p>
+            <w:r>
+              <w:rPr>
+                <w:b/>
+                <w:color w:val="FFFFFF"/>
+                <w:sz w:val="18"/>
+              </w:rPr>
+              <w:t>Localisation GPS</w:t>
+            </w:r>
+          </w:p>
+        </w:tc>
+      </w:tr>
+      <w:tr>
+        <w:tc>
+          <w:tcPr>
+            <w:tcW w:type="dxa" w:w="3324"/>
+          </w:tcPr>
+          <w:p>
+            <w:r>
+              <w:rPr>
+                <w:sz w:val="18"/>
+              </w:rPr>
+              <w:t>MARIAMA DIALLO</w:t>
+            </w:r>
+          </w:p>
+        </w:tc>
+        <w:tc>
+          <w:tcPr>
+            <w:tcW w:type="dxa" w:w="3324"/>
+          </w:tcPr>
+          <w:p>
+            <w:r>
+              <w:rPr>
+                <w:sz w:val="18"/>
+              </w:rPr>
+              <w:t>N/A</w:t>
+            </w:r>
+          </w:p>
+        </w:tc>
+        <w:tc>
+          <w:tcPr>
+            <w:tcW w:type="dxa" w:w="3324"/>
+          </w:tcPr>
+          <w:p>
+            <w:r/>
+            <w:hyperlink r:id="rId12">
+              <w:r>
+                <w:rPr>
+                  <w:color w:val="0563C1"/>
+                  <w:u w:val="single"/>
+                </w:rPr>
+                <w:t>TOGORO</w:t>
+              </w:r>
+            </w:hyperlink>
+          </w:p>
+        </w:tc>
+      </w:tr>
+    </w:tbl>
+    <w:p/>
+    <w:p>
+      <w:r>
+        <w:rPr>
+          <w:b/>
+          <w:color w:val="4672C4"/>
+          <w:sz w:val="22"/>
+        </w:rPr>
+        <w:t>&gt;&gt; Section2 - Education</w:t>
+      </w:r>
+    </w:p>
+    <w:p>
+      <w:pPr>
+        <w:ind w:left="283"/>
+      </w:pPr>
+      <w:r>
+        <w:rPr>
+          <w:sz w:val="20"/>
+        </w:rPr>
+        <w:t xml:space="preserve">- Peu probable! ABDOULAYE DIALLO  n'arrive pas  à comprendre un petit texte lu dans une langue locale (s02q03). Veuillez corriger ou donner des explications au QG. </w:t>
+        <w:br/>
+        <w:t xml:space="preserve">- Peu probable! ABY OURY DIALLO  n'arrive pas  à comprendre un petit texte lu dans une langue locale (s02q03). Veuillez corriger ou donner des explications au QG. Peu probable! ABY OURY DIALLO  ne sait ni lire, ni écrire, ni comprendre dans aucune des langues  (s02q01,s02q02,s02q03). Veuillez corriger ou donner des explications au QG. </w:t>
+        <w:br/>
+        <w:t xml:space="preserve">- Peu probable! FATOUMATOU DIALLO  n'arrive pas  à comprendre un petit texte lu dans une langue locale (s02q03). Veuillez corriger ou donner des explications au QG. Peu probable! FATOUMATOU DIALLO  ne sait ni lire, ni écrire, ni comprendre dans aucune des langues  (s02q01,s02q02,s02q03). Veuillez corriger ou donner des explications au QG. </w:t>
+        <w:br/>
+        <w:t xml:space="preserve">- Peu probable! MARIAMA DIALLO  n'arrive pas  à comprendre un petit texte lu dans une langue locale (s02q03). Veuillez corriger ou donner des explications au QG. </w:t>
+        <w:br/>
+        <w:t xml:space="preserve">- Peu probable! MARIATOU DIALLO  n'arrive pas  à comprendre un petit texte lu dans une langue locale (s02q03). Veuillez corriger ou donner des explications au QG. Dans les milieux urbains c'est peu probable de voir une école dont les élèves ou étudiants ne dépensent pas en frais d'uniformes, prière de verifier pour MARIATOU DIALLO et corriger ou confirmer avec le QG. </w:t>
+        <w:br/>
+        <w:t xml:space="preserve">- Peu probable! MARLIATOU DIALLO  n'arrive pas  à comprendre un petit texte lu dans une langue locale (s02q03). Veuillez corriger ou donner des explications au QG. Le montant des autres depenses pour l'année scolaire de MARLIATOU DIALLO est faible ou élevé. veuillez, s'il vous plait, confirmer ces informations avec le QG ou apporter les corrections nécessaires. </w:t>
+        <w:br/>
+        <w:t>- Peu probable! SOULEYMANE DIALLO  n'arrive pas  à comprendre un petit texte lu dans une langue locale (s02q03). Veuillez corriger ou donner des explications au QG. Dans les milieux urbains c'est peu probable de voir une école dont les élèves ou étudiants ne dépensent pas en frais d'uniformes, prière de verifier pour SOULEYMANE DIALLO et corriger ou confirmer avec le QG. Le montant des autres depenses pour l'année scolaire de SOULEYMANE DIALLO est faible ou élevé. veuillez, s'il vous plait, confirmer ces informations avec le QG ou apporter les corrections nécessaires.</w:t>
+      </w:r>
+    </w:p>
+    <w:p>
+      <w:r>
+        <w:rPr>
+          <w:b/>
+          <w:color w:val="4672C4"/>
+          <w:sz w:val="22"/>
+        </w:rPr>
+        <w:t>&gt;&gt; Section3 - Sante</w:t>
+      </w:r>
+    </w:p>
+    <w:p>
+      <w:pPr>
+        <w:ind w:left="283"/>
+      </w:pPr>
+      <w:r>
+        <w:rPr>
+          <w:sz w:val="20"/>
+        </w:rPr>
+        <w:t xml:space="preserve">- Le moyen principal que [NOM] utilise pour se protéger des piqûres de moustiques en dehors de la moustiquaire est utilise le Moustiquaire uniquement et semble exister dans les modalités, prière de prendre attache avec le QG pour plus d'explication afin de la classer bien. </w:t>
+        <w:br/>
+        <w:t xml:space="preserve">- Le moyen principal que [NOM] utilise pour se protéger des piqûres de moustiques en dehors de la moustiquaire est utilise uniquement le moustiquaire et semble exister dans les modalités, prière de prendre attache avec le QG pour plus d'explication afin de la classer bien. </w:t>
+        <w:br/>
+        <w:t xml:space="preserve">- Le moyen principal que [NOM] utilise pour se protéger des piqûres de moustiques en dehors de la moustiquaire est utilise uniquement le moustiquaire et semble exister dans les modalités, prière de prendre attache avec le QG pour plus d'explication afin de la classer bien. </w:t>
+        <w:br/>
+        <w:t xml:space="preserve">- Le moyen principal que [NOM] utilise pour se protéger des piqûres de moustiques en dehors de la moustiquaire est utilisen uniquement le moustiquaire et semble exister dans les modalités, prière de prendre attache avec le QG pour plus d'explication afin de la classer bien. </w:t>
+        <w:br/>
+        <w:t>- Le moyen principal que [NOM] utilise pour se protéger des piqûres de moustiques en dehors de la moustiquaire est utilise’uniquement le  moustiquaire et semble exister dans les modalités, prière de prendre attache avec le QG pour plus d'explication afin de la classer bien.</w:t>
+      </w:r>
+    </w:p>
+    <w:p>
+      <w:r>
+        <w:rPr>
+          <w:b/>
+          <w:color w:val="4672C4"/>
+          <w:sz w:val="22"/>
+        </w:rPr>
+        <w:t>&gt;&gt; Section4a - Emploi</w:t>
+      </w:r>
+    </w:p>
+    <w:p>
+      <w:pPr>
+        <w:ind w:left="283"/>
+      </w:pPr>
+      <w:r>
+        <w:rPr>
+          <w:sz w:val="20"/>
+        </w:rPr>
+        <w:t xml:space="preserve">- Avertissement! ABY OURY DIALLO n'a consacré aucune heure pour aucun des travaux du ménage, prière de regarder les réponses prises dans les questions (s04q01 s04q02 s04q03 s04q04 s04q05 s04q06 s04q07 s04q08). </w:t>
+        <w:br/>
+        <w:t xml:space="preserve">- Avertissement! Généralement les jeunes hommes (10 à 25ans) font des travaux ménager soit apprendre les enfants à reviser leurs léçons ou d'autres cours, ABDOULAYE DIALLO n'a consacré aucune heure pour les travaux cités en s04q01, s04q02, s04q03, s04q04, s04q05, s04q06, s04q07 et s04q08.Prière de regarder pour corriger ou confirmer avec le QG. </w:t>
+        <w:br/>
+        <w:t>- Avertissement! Le nombre d'heure consacré à faire des courses au cours des 7 derniers jours au marché ou travaux menager ou lessive etc.. pour MARIAMA DIALLO semble très élevés, prière de corriger ou confirmer avec le QG (s04q01 s04q02 s04q03 s04q04 s04q05 s04q06 s04q07 s04q08).  La raison pourquoi MARIAMA DIALLO n'a pas travaillé au cours des 7 derniers jours est manque de client et semble avoir un emploi ou exister dans les modalités, prière de de bien regarder l'emploi MARIAMA DIALLO  ou de prendre attache avec le QG pour plus d'explication afin de la classer bien.</w:t>
+      </w:r>
+    </w:p>
+    <w:p>
+      <w:r>
+        <w:rPr>
+          <w:b/>
+          <w:color w:val="4672C4"/>
+          <w:sz w:val="22"/>
+        </w:rPr>
+        <w:t>&gt;&gt; Section7b - Consommation alimentaire - 7 jours</w:t>
+      </w:r>
+    </w:p>
+    <w:p>
+      <w:pPr>
+        <w:ind w:left="283"/>
+      </w:pPr>
+      <w:r>
+        <w:rPr>
+          <w:sz w:val="20"/>
+        </w:rPr>
+        <w:t>- Attention ! Le prix unitaire d'achat (100 Fcfa) de Cube alimentaire (Maggi, Jumbo, ) en Cube (Petit) est relativement élevé par rapport aux autres prix observés dans cette zone. Prière de corriger ou de confirmer avec le QG. Attention ! Le prix unitaire d'achat (50 Fcfa) de Carotte en Pièce (Petit) est relativement faible par rapport aux autres prix observés dans cette zone. Prière de corriger ou de confirmer avec le QG. Attention ! Le prix unitaire d'achat (50 Fcfa) de Feuilles de patate en Sachets (Petit) est relativement faible par rapport aux autres prix observés dans cette zone. Prière de corriger ou de confirmer avec le QG. Attention ! Le prix unitaire d'achat (50 Fcfa) de Manioc en tubercules en Pièce (Petit) est relativement faible par rapport aux autres prix observés dans cette zone. Prière de corriger ou de confirmer avec le QG. Attention ! Soupçons de quantité anormale! Le ménage de MARIAMA DIALLO avec une taille de 7 personnes a consommé 12 Sachets en Petit de Arachides pilées qui est relativement élevé comme consommation par rapport à la condition de vie des autres ménages de même taille dans cette zone. Prière de corriger ou de confirmer avec le QG. Incohérence!! Dans ce ménage, chaque individus consomme par jour 1.397959 Kg  de cereale; Prière de revoir les quantités prises de ces produits.</w:t>
+      </w:r>
+    </w:p>
+    <w:p>
+      <w:r>
+        <w:rPr>
+          <w:b/>
+          <w:color w:val="4672C4"/>
+          <w:sz w:val="22"/>
+        </w:rPr>
+        <w:t>&gt;&gt; Section9f - Depenses non-alimentaires - 12 mois</w:t>
+      </w:r>
+    </w:p>
+    <w:p>
+      <w:pPr>
+        <w:ind w:left="283"/>
+      </w:pPr>
+      <w:r>
+        <w:rPr>
+          <w:sz w:val="20"/>
+        </w:rPr>
+        <w:t>- Moins possible d'avoir un ménage qui n'a effectué aucune des dépenses au cours de 12 derniers mois, veuillez revoir la section pour ce ménage.</w:t>
+      </w:r>
+    </w:p>
+    <w:p>
+      <w:r>
+        <w:rPr>
+          <w:b/>
+          <w:color w:val="4672C4"/>
+          <w:sz w:val="22"/>
+        </w:rPr>
+        <w:t>&gt;&gt; Section14 - Chocs</w:t>
+      </w:r>
+    </w:p>
+    <w:p>
+      <w:pPr>
+        <w:ind w:left="283"/>
+      </w:pPr>
+      <w:r>
+        <w:rPr>
+          <w:sz w:val="20"/>
+        </w:rPr>
+        <w:t>- Avertissement!! Le ménage n'a été négativement affecté par aucun des problèmes donnés dans la section 14. Confirmez vous cette information avec le QG?</w:t>
+      </w:r>
+    </w:p>
+    <w:p>
+      <w:r>
+        <w:rPr>
+          <w:b/>
+          <w:color w:val="4672C4"/>
+          <w:sz w:val="22"/>
+        </w:rPr>
+        <w:t>&gt;&gt; Section16a - Champs et parcelles</w:t>
+      </w:r>
+    </w:p>
+    <w:p>
+      <w:pPr>
+        <w:ind w:left="283"/>
+      </w:pPr>
+      <w:r>
+        <w:rPr>
+          <w:sz w:val="20"/>
+        </w:rPr>
+        <w:t>- La section 16 du ménage de MARIAMA DIALLO n'est pas renseigné, prière de renseigner.</w:t>
+      </w:r>
+    </w:p>
+    <w:p>
+      <w:r>
+        <w:t>________________________________________________________________________________</w:t>
+      </w:r>
+    </w:p>
+    <w:p>
+      <w:pPr>
+        <w:pStyle w:val="Heading2"/>
+      </w:pPr>
+      <w:r>
+        <w:t>Menage 6</w:t>
+      </w:r>
+    </w:p>
+    <w:tbl>
+      <w:tblPr>
+        <w:tblStyle w:val="TableGrid"/>
+        <w:tblW w:type="auto" w:w="0"/>
+        <w:tblLook w:firstColumn="1" w:firstRow="1" w:lastColumn="0" w:lastRow="0" w:noHBand="0" w:noVBand="1" w:val="04A0"/>
+      </w:tblPr>
+      <w:tblGrid>
+        <w:gridCol w:w="1662"/>
+        <w:gridCol w:w="1662"/>
+        <w:gridCol w:w="1662"/>
+        <w:gridCol w:w="1662"/>
+        <w:gridCol w:w="1662"/>
+        <w:gridCol w:w="1662"/>
+      </w:tblGrid>
+      <w:tr>
+        <w:tc>
+          <w:tcPr>
+            <w:tcW w:type="dxa" w:w="1662"/>
+            <w:shd w:fill="5B9BD5"/>
+          </w:tcPr>
+          <w:p>
+            <w:r>
+              <w:rPr>
+                <w:b/>
+                <w:color w:val="FFFFFF"/>
+                <w:sz w:val="16"/>
+              </w:rPr>
+              <w:t>Interview Key</w:t>
+            </w:r>
+          </w:p>
+        </w:tc>
+        <w:tc>
+          <w:tcPr>
+            <w:tcW w:type="dxa" w:w="1662"/>
+            <w:shd w:fill="5B9BD5"/>
+          </w:tcPr>
+          <w:p>
+            <w:r>
+              <w:rPr>
+                <w:b/>
+                <w:color w:val="FFFFFF"/>
+                <w:sz w:val="16"/>
+              </w:rPr>
+              <w:t>Interview ID</w:t>
+            </w:r>
+          </w:p>
+        </w:tc>
+        <w:tc>
+          <w:tcPr>
+            <w:tcW w:type="dxa" w:w="1662"/>
+            <w:shd w:fill="5B9BD5"/>
+          </w:tcPr>
+          <w:p>
+            <w:r>
+              <w:rPr>
+                <w:b/>
+                <w:color w:val="FFFFFF"/>
+                <w:sz w:val="16"/>
+              </w:rPr>
+              <w:t>ID Agent</w:t>
+            </w:r>
+          </w:p>
+        </w:tc>
+        <w:tc>
+          <w:tcPr>
+            <w:tcW w:type="dxa" w:w="1662"/>
+            <w:shd w:fill="5B9BD5"/>
+          </w:tcPr>
+          <w:p>
+            <w:r>
+              <w:rPr>
+                <w:b/>
+                <w:color w:val="FFFFFF"/>
+                <w:sz w:val="16"/>
+              </w:rPr>
+              <w:t>ID Equipe</w:t>
+            </w:r>
+          </w:p>
+        </w:tc>
+        <w:tc>
+          <w:tcPr>
+            <w:tcW w:type="dxa" w:w="1662"/>
+            <w:shd w:fill="5B9BD5"/>
+          </w:tcPr>
+          <w:p>
+            <w:r>
+              <w:rPr>
+                <w:b/>
+                <w:color w:val="FFFFFF"/>
+                <w:sz w:val="16"/>
+              </w:rPr>
+              <w:t>Agent</w:t>
+            </w:r>
+          </w:p>
+        </w:tc>
+        <w:tc>
+          <w:tcPr>
+            <w:tcW w:type="dxa" w:w="1662"/>
+            <w:shd w:fill="5B9BD5"/>
+          </w:tcPr>
+          <w:p>
+            <w:r>
+              <w:rPr>
+                <w:b/>
+                <w:color w:val="FFFFFF"/>
+                <w:sz w:val="16"/>
+              </w:rPr>
+              <w:t>Chef d'equipe</w:t>
+            </w:r>
+          </w:p>
+        </w:tc>
+      </w:tr>
+      <w:tr>
+        <w:tc>
+          <w:tcPr>
+            <w:tcW w:type="dxa" w:w="1662"/>
+          </w:tcPr>
+          <w:p>
+            <w:r>
+              <w:rPr>
+                <w:sz w:val="14"/>
+              </w:rPr>
+              <w:t>39-03-04-56</w:t>
+            </w:r>
+          </w:p>
+        </w:tc>
+        <w:tc>
+          <w:tcPr>
+            <w:tcW w:type="dxa" w:w="1662"/>
+          </w:tcPr>
+          <w:p>
+            <w:r>
+              <w:rPr>
+                <w:sz w:val="14"/>
+              </w:rPr>
+              <w:t>5fc1d8e0440d4a23bb24cd7abd6e8656</w:t>
+            </w:r>
+          </w:p>
+        </w:tc>
+        <w:tc>
+          <w:tcPr>
+            <w:tcW w:type="dxa" w:w="1662"/>
+          </w:tcPr>
+          <w:p>
+            <w:r>
+              <w:rPr>
+                <w:sz w:val="14"/>
+              </w:rPr>
+              <w:t>EQ30_enq2</w:t>
+            </w:r>
+          </w:p>
+        </w:tc>
+        <w:tc>
+          <w:tcPr>
+            <w:tcW w:type="dxa" w:w="1662"/>
+          </w:tcPr>
+          <w:p>
+            <w:r>
+              <w:rPr>
+                <w:sz w:val="14"/>
+              </w:rPr>
+              <w:t>Equipe30</w:t>
+            </w:r>
+          </w:p>
+        </w:tc>
+        <w:tc>
+          <w:tcPr>
+            <w:tcW w:type="dxa" w:w="1662"/>
+          </w:tcPr>
+          <w:p>
+            <w:r>
+              <w:rPr>
+                <w:sz w:val="14"/>
+              </w:rPr>
+              <w:t>Papa Sadio COULIBALY</w:t>
+            </w:r>
+          </w:p>
+        </w:tc>
+        <w:tc>
+          <w:tcPr>
+            <w:tcW w:type="dxa" w:w="1662"/>
+          </w:tcPr>
+          <w:p>
+            <w:r>
+              <w:rPr>
+                <w:sz w:val="14"/>
+              </w:rPr>
+              <w:t>Baye Asse DIOP</w:t>
+            </w:r>
+          </w:p>
+        </w:tc>
+      </w:tr>
+    </w:tbl>
+    <w:p/>
+    <w:tbl>
+      <w:tblPr>
+        <w:tblStyle w:val="TableGrid"/>
+        <w:tblW w:type="auto" w:w="0"/>
+        <w:tblLook w:firstColumn="1" w:firstRow="1" w:lastColumn="0" w:lastRow="0" w:noHBand="0" w:noVBand="1" w:val="04A0"/>
+      </w:tblPr>
+      <w:tblGrid>
+        <w:gridCol w:w="3324"/>
+        <w:gridCol w:w="3324"/>
+        <w:gridCol w:w="3324"/>
+      </w:tblGrid>
+      <w:tr>
+        <w:tc>
+          <w:tcPr>
+            <w:tcW w:type="dxa" w:w="3324"/>
+            <w:shd w:fill="70AD47"/>
+          </w:tcPr>
+          <w:p>
+            <w:r>
+              <w:rPr>
+                <w:b/>
+                <w:color w:val="FFFFFF"/>
+                <w:sz w:val="18"/>
+              </w:rPr>
+              <w:t>Chef de Menage</w:t>
+            </w:r>
+          </w:p>
+        </w:tc>
+        <w:tc>
+          <w:tcPr>
+            <w:tcW w:type="dxa" w:w="3324"/>
+            <w:shd w:fill="70AD47"/>
+          </w:tcPr>
+          <w:p>
+            <w:r>
+              <w:rPr>
+                <w:b/>
+                <w:color w:val="FFFFFF"/>
+                <w:sz w:val="18"/>
+              </w:rPr>
+              <w:t>Quartier/Village (s00q05)</w:t>
+            </w:r>
+          </w:p>
+        </w:tc>
+        <w:tc>
+          <w:tcPr>
+            <w:tcW w:type="dxa" w:w="3324"/>
+            <w:shd w:fill="70AD47"/>
+          </w:tcPr>
+          <w:p>
+            <w:r>
+              <w:rPr>
+                <w:b/>
+                <w:color w:val="FFFFFF"/>
+                <w:sz w:val="18"/>
+              </w:rPr>
+              <w:t>Localisation GPS</w:t>
+            </w:r>
+          </w:p>
+        </w:tc>
+      </w:tr>
+      <w:tr>
+        <w:tc>
+          <w:tcPr>
+            <w:tcW w:type="dxa" w:w="3324"/>
+          </w:tcPr>
+          <w:p>
+            <w:r>
+              <w:rPr>
+                <w:sz w:val="18"/>
+              </w:rPr>
+              <w:t>MOUSSA CAMARA</w:t>
+            </w:r>
+          </w:p>
+        </w:tc>
+        <w:tc>
+          <w:tcPr>
+            <w:tcW w:type="dxa" w:w="3324"/>
+          </w:tcPr>
+          <w:p>
+            <w:r>
+              <w:rPr>
+                <w:sz w:val="18"/>
+              </w:rPr>
+              <w:t>N/A</w:t>
+            </w:r>
+          </w:p>
+        </w:tc>
+        <w:tc>
+          <w:tcPr>
+            <w:tcW w:type="dxa" w:w="3324"/>
+          </w:tcPr>
+          <w:p>
+            <w:r/>
+            <w:hyperlink r:id="rId13">
+              <w:r>
+                <w:rPr>
+                  <w:color w:val="0563C1"/>
+                  <w:u w:val="single"/>
+                </w:rPr>
+                <w:t>TOGORO</w:t>
+              </w:r>
+            </w:hyperlink>
+          </w:p>
+        </w:tc>
+      </w:tr>
+    </w:tbl>
+    <w:p/>
+    <w:p>
+      <w:r>
+        <w:rPr>
+          <w:b/>
+          <w:color w:val="4672C4"/>
+          <w:sz w:val="22"/>
+        </w:rPr>
+        <w:t>&gt;&gt; Section0 - Identification et renseignements de controle</w:t>
+      </w:r>
+    </w:p>
+    <w:p>
+      <w:pPr>
+        <w:ind w:left="283"/>
+      </w:pPr>
+      <w:r>
+        <w:rPr>
+          <w:sz w:val="20"/>
+        </w:rPr>
+        <w:t>- Le questionnaire semble ne pas être complètement fini mais le questionnaire est en statut complet, prière de compléter le questionnaire.</w:t>
+      </w:r>
+    </w:p>
+    <w:p>
+      <w:r>
+        <w:rPr>
+          <w:b/>
+          <w:color w:val="4672C4"/>
+          <w:sz w:val="22"/>
+        </w:rPr>
+        <w:t>&gt;&gt; Section2 - Education</w:t>
+      </w:r>
+    </w:p>
+    <w:p>
+      <w:pPr>
+        <w:ind w:left="283"/>
+      </w:pPr>
+      <w:r>
+        <w:rPr>
+          <w:sz w:val="20"/>
+        </w:rPr>
+        <w:t xml:space="preserve">- Peu probable! Mariama Camara  n'arrive pas  à comprendre un petit texte lu dans une langue locale (s02q03). Veuillez corriger ou donner des explications au QG. Peu probable! Mariama Camara  ne sait ni lire, ni écrire, ni comprendre dans aucune des langues  (s02q01,s02q02,s02q03). Veuillez corriger ou donner des explications au QG. </w:t>
+        <w:br/>
+        <w:t xml:space="preserve">- Peu probable! Maïmouna Diallo  n'arrive pas  à comprendre un petit texte lu dans une langue locale (s02q03). Veuillez corriger ou donner des explications au QG. Dans les milieux urbains c'est peu probable de voir une école dont les élèves ou étudiants ne dépensent pas en frais d'uniformes, prière de verifier pour Maïmouna Diallo et corriger ou confirmer avec le QG. </w:t>
+        <w:br/>
+        <w:t xml:space="preserve">- Peu probable! Moussa Camara  n'arrive pas  à comprendre un petit texte lu dans une langue locale (s02q03). Veuillez corriger ou donner des explications au QG. </w:t>
+        <w:br/>
+        <w:t>- Peu probable! Sara Camara  n'arrive pas  à comprendre un petit texte lu dans une langue locale (s02q03). Veuillez corriger ou donner des explications au QG. Attention ! Le frais de scolarité (105000 Fcfa) de Sara Camara en 4ème année de Primaire est relativement élevé par rapport aux autres frais de scolarités observés dans cette zone. Prière de corriger ou de confirmer avec le QG.</w:t>
+      </w:r>
+    </w:p>
+    <w:p>
+      <w:r>
+        <w:rPr>
+          <w:b/>
+          <w:color w:val="4672C4"/>
+          <w:sz w:val="22"/>
+        </w:rPr>
+        <w:t>&gt;&gt; Section3 - Sante</w:t>
+      </w:r>
+    </w:p>
+    <w:p>
+      <w:pPr>
+        <w:ind w:left="283"/>
+      </w:pPr>
+      <w:r>
+        <w:rPr>
+          <w:sz w:val="20"/>
+        </w:rPr>
+        <w:t xml:space="preserve">- Incoherent! Moussa Camara Bénéficie de CMU et les actes couverts sont différents de tiers payant. </w:t>
+        <w:br/>
+        <w:t>- Le principal problème de santé que Maïmouna Diallo a eu est maux de ventre et semble exister dans les modalités, prière de prendre attache avec le QG pour plus d'explication afin de la classer bien.</w:t>
+      </w:r>
+    </w:p>
+    <w:p>
+      <w:r>
+        <w:rPr>
+          <w:b/>
+          <w:color w:val="4672C4"/>
+          <w:sz w:val="22"/>
+        </w:rPr>
+        <w:t>&gt;&gt; Section4a - Emploi</w:t>
+      </w:r>
+    </w:p>
+    <w:p>
+      <w:pPr>
+        <w:ind w:left="283"/>
+      </w:pPr>
+      <w:r>
+        <w:rPr>
+          <w:sz w:val="20"/>
+        </w:rPr>
+        <w:t xml:space="preserve">- Avertissement! Généralement les jeunes hommes (10 à 25ans) font des travaux ménager soit apprendre les enfants à reviser leurs léçons ou d'autres cours, Sara Camara n'a consacré aucune heure pour les travaux cités en s04q01, s04q02, s04q03, s04q04, s04q05, s04q06, s04q07 et s04q08.Prière de regarder pour corriger ou confirmer avec le QG. </w:t>
+        <w:br/>
+        <w:t>- Avertissement! Le nombre d'heure consacré à faire des courses au cours des 7 derniers jours au marché ou travaux menager ou lessive etc.. pour Mariama Camara semble très élevés, prière de corriger ou confirmer avec le QG (s04q01 s04q02 s04q03 s04q04 s04q05 s04q06 s04q07 s04q08).</w:t>
+      </w:r>
+    </w:p>
+    <w:p>
+      <w:r>
+        <w:rPr>
+          <w:b/>
+          <w:color w:val="4672C4"/>
+          <w:sz w:val="22"/>
+        </w:rPr>
+        <w:t>&gt;&gt; Section7b - Consommation alimentaire - 7 jours</w:t>
+      </w:r>
+    </w:p>
+    <w:p>
+      <w:pPr>
+        <w:ind w:left="283"/>
+      </w:pPr>
+      <w:r>
+        <w:rPr>
+          <w:sz w:val="20"/>
+        </w:rPr>
+        <w:t>- Attention ! Le prix unitaire d'achat (1250 Fcfa) de Sucre en poudre  en Kg (taille unique) est relativement élevé par rapport aux autres prix observés dans cette zone. Prière de corriger ou de confirmer avec le QG. Attention ! Soupçons de quantité anormale! Le ménage de Moussa Camara avec une taille de 4 personnes a consommé 4 Sachets en Petit de Moutarde qui est relativement élevé comme consommation par rapport à la condition de vie des autres ménages de même taille dans cette zone. Prière de corriger ou de confirmer avec le QG. Attention ! Soupçons de quantité anormale! Le ménage de Moussa Camara avec une taille de 4 personnes a consommé 8 Sachets en Petit de Gombo frais qui est relativement élevé comme consommation par rapport à la condition de vie des autres ménages de même taille dans cette zone. Prière de corriger ou de confirmer avec le QG. Avertissement!! La quantité (3.5 litre) du produit Huile de soja  consommée  par le ménage semble très élevé, prière de corriger ou confirmer avec le QG. Avertissement!!! Le ménage a consommé 0.12 Kg taille unique de Lait en poudre, cette quantité semble anormale pour une consommation des 7 derniers jours. prière de corriger ou de confirmer avec le QG. Attention ! Le prix unitaire d'achat (3333.333 Fcfa) de Lait en poudre en Kg (taille unique) est relativement élevé par rapport aux autres prix observés dans cette zone. Prière de corriger ou de confirmer avec le QG. Attention ! Soupçons de quantité anormale! Le ménage de Moussa Camara avec une taille de 4 personnes a consommé .12 Kg en taille unique de Lait en poudre qui est relativement élevé comme consommation par rapport à la condition de vie des autres ménages de même taille dans cette zone. Prière de corriger ou de confirmer avec le QG. Incohérence!! Dans ce ménage, chaque individus consomme par jour 2.857143 Kg  de cereale; Prière de revoir les quantités prises de ces produits. Incohérence!! Dans ce ménage, chaque individus consomme par jour 2.857143 Kg  de cereale; Prière de revoir les quantités prises de ces produits. Attention ! Le prix unitaire d'achat (600 Fcfa) de Maïs en grain en Kg (taille unique) est relativement élevé par rapport aux autres prix observés dans cette zone. Prière de corriger ou de confirmer avec le QG.</w:t>
+      </w:r>
+    </w:p>
+    <w:p>
+      <w:r>
+        <w:rPr>
+          <w:b/>
+          <w:color w:val="4672C4"/>
+          <w:sz w:val="22"/>
+        </w:rPr>
+        <w:t>&gt;&gt; Section9b - Depenses non-alimentaires - 7 jours</w:t>
+      </w:r>
+    </w:p>
+    <w:p>
+      <w:pPr>
+        <w:ind w:left="283"/>
+      </w:pPr>
+      <w:r>
+        <w:rPr>
+          <w:sz w:val="20"/>
+        </w:rPr>
+        <w:t>- La dernière fois que vous avez acheté Transport urbain/rural en moto-taxi est moto taxi et semble exister dans les modalités, prière de prendre attache avec le QG pour plus d'explication afin de la classer bien.</w:t>
+      </w:r>
+    </w:p>
+    <w:p>
+      <w:r>
+        <w:rPr>
+          <w:b/>
+          <w:color w:val="4672C4"/>
+          <w:sz w:val="22"/>
+        </w:rPr>
+        <w:t>&gt;&gt; Section9c - Depenses non-alimentaires - 30 jours</w:t>
+      </w:r>
+    </w:p>
+    <w:p>
+      <w:pPr>
+        <w:ind w:left="283"/>
+      </w:pPr>
+      <w:r>
+        <w:rPr>
+          <w:sz w:val="20"/>
+        </w:rPr>
+        <w:t xml:space="preserve">- La dernière fois que vous avez acheté Charbon de bois/Charbon minéral est camionneur et semble exister dans les modalités, prière de prendre attache avec le QG pour plus d'explication afin de la classer bien. </w:t>
+        <w:br/>
+        <w:t xml:space="preserve">-  La dernière fois que vous avez acheté Frais de coiffure homme et femme (salon, tressage, mèches, coupe, etc.), manucure, pédicure est coiffeur et semble exister dans les modalités, prière de prendre attache avec le QG pour plus d'explication afin de la classer bien. </w:t>
+        <w:br/>
+        <w:t xml:space="preserve">- Peu plausible! le montant de la dépense pour  Savon de ménage, lessive en poudre, détergents (eau de javel, etc. ) semble trop élevé. Veuillez, s'il vous plaît, confirmer cette information avec le QG ou la corriger. </w:t>
+        <w:br/>
+        <w:t>- Peu plausible! le montant de la dépense pour Masque facial jetable semble faible. Veuillez, s'il vous plaît, confirmer cette information avec le QG ou la corriger.</w:t>
+      </w:r>
+    </w:p>
+    <w:p>
+      <w:r>
+        <w:rPr>
+          <w:b/>
+          <w:color w:val="4672C4"/>
+          <w:sz w:val="22"/>
+        </w:rPr>
+        <w:t>&gt;&gt; Section10a - Existence entreprise non agricole</w:t>
+      </w:r>
+    </w:p>
+    <w:p>
+      <w:pPr>
+        <w:ind w:left="283"/>
+      </w:pPr>
+      <w:r>
+        <w:rPr>
+          <w:sz w:val="20"/>
+        </w:rPr>
+        <w:t>- Avertissement!!! Le ménage de Moussa Camara a comme taille 4 personnes dont ils vivent à KEDOUGOU Urbain et aucune d'entre ne possède une entreprise non agricole, prière de revoir cette partie de la section 10 de ce menage.</w:t>
+      </w:r>
+    </w:p>
+    <w:p>
+      <w:r>
+        <w:rPr>
+          <w:b/>
+          <w:color w:val="4672C4"/>
+          <w:sz w:val="22"/>
+        </w:rPr>
+        <w:t>&gt;&gt; Section12 - Actifs du menage</w:t>
+      </w:r>
+    </w:p>
+    <w:p>
+      <w:pPr>
+        <w:ind w:left="283"/>
+      </w:pPr>
+      <w:r>
+        <w:rPr>
+          <w:sz w:val="20"/>
+        </w:rPr>
+        <w:t>- Attention ! Matelas simple a été achété à 195000 Fcfa est relativement élevé par rapport aux autres prix d'achat observés dans cette zone. Prière de corriger ou de confirmer avec le QG. Attention ! Matelas simple a été revendu à 195000 Fcfa qui est relativement élevé par rapport aux autres prix de revente observés dans cette zone. Prière de corriger ou de confirmer avec le QG.</w:t>
+      </w:r>
+    </w:p>
+    <w:p>
+      <w:r>
+        <w:rPr>
+          <w:b/>
+          <w:color w:val="4672C4"/>
+          <w:sz w:val="22"/>
+        </w:rPr>
+        <w:t>&gt;&gt; Section16a - Champs et parcelles</w:t>
+      </w:r>
+    </w:p>
+    <w:p>
+      <w:pPr>
+        <w:ind w:left="283"/>
+      </w:pPr>
+      <w:r>
+        <w:rPr>
+          <w:sz w:val="20"/>
+        </w:rPr>
+        <w:t>- La section 16 du ménage de Moussa Camara n'est pas renseigné, prière de renseigner.</w:t>
+      </w:r>
+    </w:p>
+    <w:p>
+      <w:r>
+        <w:t>________________________________________________________________________________</w:t>
+      </w:r>
+    </w:p>
+    <w:p>
+      <w:pPr>
+        <w:pStyle w:val="Heading2"/>
+      </w:pPr>
+      <w:r>
+        <w:t>Menage 7</w:t>
+      </w:r>
+    </w:p>
+    <w:tbl>
+      <w:tblPr>
+        <w:tblStyle w:val="TableGrid"/>
+        <w:tblW w:type="auto" w:w="0"/>
+        <w:tblLook w:firstColumn="1" w:firstRow="1" w:lastColumn="0" w:lastRow="0" w:noHBand="0" w:noVBand="1" w:val="04A0"/>
+      </w:tblPr>
+      <w:tblGrid>
+        <w:gridCol w:w="1662"/>
+        <w:gridCol w:w="1662"/>
+        <w:gridCol w:w="1662"/>
+        <w:gridCol w:w="1662"/>
+        <w:gridCol w:w="1662"/>
+        <w:gridCol w:w="1662"/>
+      </w:tblGrid>
+      <w:tr>
+        <w:tc>
+          <w:tcPr>
+            <w:tcW w:type="dxa" w:w="1662"/>
+            <w:shd w:fill="5B9BD5"/>
+          </w:tcPr>
+          <w:p>
+            <w:r>
+              <w:rPr>
+                <w:b/>
+                <w:color w:val="FFFFFF"/>
+                <w:sz w:val="16"/>
+              </w:rPr>
+              <w:t>Interview Key</w:t>
+            </w:r>
+          </w:p>
+        </w:tc>
+        <w:tc>
+          <w:tcPr>
+            <w:tcW w:type="dxa" w:w="1662"/>
+            <w:shd w:fill="5B9BD5"/>
+          </w:tcPr>
+          <w:p>
+            <w:r>
+              <w:rPr>
+                <w:b/>
+                <w:color w:val="FFFFFF"/>
+                <w:sz w:val="16"/>
+              </w:rPr>
+              <w:t>Interview ID</w:t>
+            </w:r>
+          </w:p>
+        </w:tc>
+        <w:tc>
+          <w:tcPr>
+            <w:tcW w:type="dxa" w:w="1662"/>
+            <w:shd w:fill="5B9BD5"/>
+          </w:tcPr>
+          <w:p>
+            <w:r>
+              <w:rPr>
+                <w:b/>
+                <w:color w:val="FFFFFF"/>
+                <w:sz w:val="16"/>
+              </w:rPr>
+              <w:t>ID Agent</w:t>
+            </w:r>
+          </w:p>
+        </w:tc>
+        <w:tc>
+          <w:tcPr>
+            <w:tcW w:type="dxa" w:w="1662"/>
+            <w:shd w:fill="5B9BD5"/>
+          </w:tcPr>
+          <w:p>
+            <w:r>
+              <w:rPr>
+                <w:b/>
+                <w:color w:val="FFFFFF"/>
+                <w:sz w:val="16"/>
+              </w:rPr>
+              <w:t>ID Equipe</w:t>
+            </w:r>
+          </w:p>
+        </w:tc>
+        <w:tc>
+          <w:tcPr>
+            <w:tcW w:type="dxa" w:w="1662"/>
+            <w:shd w:fill="5B9BD5"/>
+          </w:tcPr>
+          <w:p>
+            <w:r>
+              <w:rPr>
+                <w:b/>
+                <w:color w:val="FFFFFF"/>
+                <w:sz w:val="16"/>
+              </w:rPr>
+              <w:t>Agent</w:t>
+            </w:r>
+          </w:p>
+        </w:tc>
+        <w:tc>
+          <w:tcPr>
+            <w:tcW w:type="dxa" w:w="1662"/>
+            <w:shd w:fill="5B9BD5"/>
+          </w:tcPr>
+          <w:p>
+            <w:r>
+              <w:rPr>
+                <w:b/>
+                <w:color w:val="FFFFFF"/>
+                <w:sz w:val="16"/>
+              </w:rPr>
+              <w:t>Chef d'equipe</w:t>
+            </w:r>
+          </w:p>
+        </w:tc>
+      </w:tr>
+      <w:tr>
+        <w:tc>
+          <w:tcPr>
+            <w:tcW w:type="dxa" w:w="1662"/>
+          </w:tcPr>
+          <w:p>
+            <w:r>
+              <w:rPr>
+                <w:sz w:val="14"/>
+              </w:rPr>
+              <w:t>24-93-62-13</w:t>
+            </w:r>
+          </w:p>
+        </w:tc>
+        <w:tc>
+          <w:tcPr>
+            <w:tcW w:type="dxa" w:w="1662"/>
+          </w:tcPr>
+          <w:p>
+            <w:r>
+              <w:rPr>
+                <w:sz w:val="14"/>
+              </w:rPr>
+              <w:t>fe28c13ed18344ba92130cdc9bf4fee0</w:t>
+            </w:r>
+          </w:p>
+        </w:tc>
+        <w:tc>
+          <w:tcPr>
+            <w:tcW w:type="dxa" w:w="1662"/>
+          </w:tcPr>
+          <w:p>
+            <w:r>
+              <w:rPr>
+                <w:sz w:val="14"/>
+              </w:rPr>
+              <w:t>EQ30_enq2</w:t>
+            </w:r>
+          </w:p>
+        </w:tc>
+        <w:tc>
+          <w:tcPr>
+            <w:tcW w:type="dxa" w:w="1662"/>
+          </w:tcPr>
+          <w:p>
+            <w:r>
+              <w:rPr>
+                <w:sz w:val="14"/>
+              </w:rPr>
+              <w:t>Equipe30</w:t>
+            </w:r>
+          </w:p>
+        </w:tc>
+        <w:tc>
+          <w:tcPr>
+            <w:tcW w:type="dxa" w:w="1662"/>
+          </w:tcPr>
+          <w:p>
+            <w:r>
+              <w:rPr>
+                <w:sz w:val="14"/>
+              </w:rPr>
+              <w:t>Papa Sadio COULIBALY</w:t>
+            </w:r>
+          </w:p>
+        </w:tc>
+        <w:tc>
+          <w:tcPr>
+            <w:tcW w:type="dxa" w:w="1662"/>
+          </w:tcPr>
+          <w:p>
+            <w:r>
+              <w:rPr>
+                <w:sz w:val="14"/>
+              </w:rPr>
+              <w:t>Baye Asse DIOP</w:t>
+            </w:r>
+          </w:p>
+        </w:tc>
+      </w:tr>
+    </w:tbl>
+    <w:p/>
+    <w:tbl>
+      <w:tblPr>
+        <w:tblStyle w:val="TableGrid"/>
+        <w:tblW w:type="auto" w:w="0"/>
+        <w:tblLook w:firstColumn="1" w:firstRow="1" w:lastColumn="0" w:lastRow="0" w:noHBand="0" w:noVBand="1" w:val="04A0"/>
+      </w:tblPr>
+      <w:tblGrid>
+        <w:gridCol w:w="3324"/>
+        <w:gridCol w:w="3324"/>
+        <w:gridCol w:w="3324"/>
+      </w:tblGrid>
+      <w:tr>
+        <w:tc>
+          <w:tcPr>
+            <w:tcW w:type="dxa" w:w="3324"/>
+            <w:shd w:fill="70AD47"/>
+          </w:tcPr>
+          <w:p>
+            <w:r>
+              <w:rPr>
+                <w:b/>
+                <w:color w:val="FFFFFF"/>
+                <w:sz w:val="18"/>
+              </w:rPr>
+              <w:t>Chef de Menage</w:t>
+            </w:r>
+          </w:p>
+        </w:tc>
+        <w:tc>
+          <w:tcPr>
+            <w:tcW w:type="dxa" w:w="3324"/>
+            <w:shd w:fill="70AD47"/>
+          </w:tcPr>
+          <w:p>
+            <w:r>
+              <w:rPr>
+                <w:b/>
+                <w:color w:val="FFFFFF"/>
+                <w:sz w:val="18"/>
+              </w:rPr>
+              <w:t>Quartier/Village (s00q05)</w:t>
+            </w:r>
+          </w:p>
+        </w:tc>
+        <w:tc>
+          <w:tcPr>
+            <w:tcW w:type="dxa" w:w="3324"/>
+            <w:shd w:fill="70AD47"/>
+          </w:tcPr>
+          <w:p>
+            <w:r>
+              <w:rPr>
+                <w:b/>
+                <w:color w:val="FFFFFF"/>
+                <w:sz w:val="18"/>
+              </w:rPr>
+              <w:t>Localisation GPS</w:t>
+            </w:r>
+          </w:p>
+        </w:tc>
+      </w:tr>
+      <w:tr>
+        <w:tc>
+          <w:tcPr>
+            <w:tcW w:type="dxa" w:w="3324"/>
+          </w:tcPr>
+          <w:p>
+            <w:r>
+              <w:rPr>
+                <w:sz w:val="18"/>
+              </w:rPr>
+              <w:t>OUMOU KEITA</w:t>
+            </w:r>
+          </w:p>
+        </w:tc>
+        <w:tc>
+          <w:tcPr>
+            <w:tcW w:type="dxa" w:w="3324"/>
+          </w:tcPr>
+          <w:p>
+            <w:r>
+              <w:rPr>
+                <w:sz w:val="18"/>
+              </w:rPr>
+              <w:t>N/A</w:t>
+            </w:r>
+          </w:p>
+        </w:tc>
+        <w:tc>
+          <w:tcPr>
+            <w:tcW w:type="dxa" w:w="3324"/>
+          </w:tcPr>
+          <w:p>
+            <w:r/>
+            <w:hyperlink r:id="rId13">
+              <w:r>
+                <w:rPr>
+                  <w:color w:val="0563C1"/>
+                  <w:u w:val="single"/>
+                </w:rPr>
+                <w:t>TOGORO</w:t>
+              </w:r>
+            </w:hyperlink>
+          </w:p>
+        </w:tc>
+      </w:tr>
+    </w:tbl>
+    <w:p/>
+    <w:p>
+      <w:r>
+        <w:rPr>
+          <w:b/>
+          <w:color w:val="4672C4"/>
+          <w:sz w:val="22"/>
+        </w:rPr>
+        <w:t>&gt;&gt; Section0 - Identification et renseignements de controle</w:t>
+      </w:r>
+    </w:p>
+    <w:p>
+      <w:pPr>
+        <w:ind w:left="283"/>
+      </w:pPr>
+      <w:r>
+        <w:rPr>
+          <w:sz w:val="20"/>
+        </w:rPr>
+        <w:t>- Le questionnaire semble ne pas être complètement fini mais le questionnaire est en statut complet, prière de compléter le questionnaire.</w:t>
+      </w:r>
+    </w:p>
+    <w:p>
+      <w:r>
+        <w:rPr>
+          <w:b/>
+          <w:color w:val="4672C4"/>
+          <w:sz w:val="22"/>
+        </w:rPr>
+        <w:t>&gt;&gt; Section2 - Education</w:t>
+      </w:r>
+    </w:p>
+    <w:p>
+      <w:pPr>
+        <w:ind w:left="283"/>
+      </w:pPr>
+      <w:r>
+        <w:rPr>
+          <w:sz w:val="20"/>
+        </w:rPr>
+        <w:t>- Peu probable! OUMY KEÏTA  n'arrive pas  à comprendre un petit texte lu dans une langue locale (s02q03). Veuillez corriger ou donner des explications au QG.</w:t>
+      </w:r>
+    </w:p>
+    <w:p>
+      <w:r>
+        <w:rPr>
+          <w:b/>
+          <w:color w:val="4672C4"/>
+          <w:sz w:val="22"/>
+        </w:rPr>
+        <w:t>&gt;&gt; Section6 - Epargne et credit</w:t>
+      </w:r>
+    </w:p>
+    <w:p>
+      <w:pPr>
+        <w:ind w:left="283"/>
+      </w:pPr>
+      <w:r>
+        <w:rPr>
+          <w:sz w:val="20"/>
+        </w:rPr>
+        <w:t>- Avertissement!!! OUMY KEÏTA a demandé un crédit auprès d'une institution financière au cours des 12 derniers mois, qui a obtenu un crédit auprès d'une de ces institutions au cours des 12 derniers mois dit n'avoir pas beneficer de crédit immobilier. Veuillez vous rassurez réellement que la personne n'a pas affecté de crédit immobilier.</w:t>
+      </w:r>
+    </w:p>
+    <w:p>
+      <w:r>
+        <w:rPr>
+          <w:b/>
+          <w:color w:val="4672C4"/>
+          <w:sz w:val="22"/>
+        </w:rPr>
+        <w:t>&gt;&gt; Section7b - Consommation alimentaire - 7 jours</w:t>
+      </w:r>
+    </w:p>
+    <w:p>
+      <w:pPr>
+        <w:ind w:left="283"/>
+      </w:pPr>
+      <w:r>
+        <w:rPr>
+          <w:sz w:val="20"/>
+        </w:rPr>
+        <w:t>- Attention ! Le prix unitaire d'achat (33.33333 Fcfa) de Piment frais en Pièce (Petit) est relativement faible par rapport aux autres prix observés dans cette zone. Prière de corriger ou de confirmer avec le QG. Avertissement!!! Le ménage a consommé 0.12 Litre taille unique de Huile de soja , cette quantité semble anormale pour une consommation des 7 derniers jours. prière de corriger ou de confirmer avec le QG. Attention ! Soupçons de quantité anormale! Le ménage de OUMY KEÏTA avec une taille de 1 personnes a consommé .12 Litre en taille unique de Huile de soja  qui est relativement élevé comme consommation par rapport à la condition de vie des autres ménages de même taille dans cette zone. Prière de corriger ou de confirmer avec le QG. Avertissement!!! Le ménage a consommé 3 Boite (Autre que la boite/pot de tomate) Petit de Thé en sachet, cette quantité semble anormale pour une consommation des 7 derniers jours.Les ménages consomment géneralement en sachet ou en paquet, prière de corriger ou de confirmer avec le QG. Incohérence!! Dans ce ménage, chaque individus consomme par jour 393.58 Kg  de cereale; Prière de revoir les quantités prises de ces produits.</w:t>
+      </w:r>
+    </w:p>
+    <w:p>
+      <w:r>
+        <w:rPr>
+          <w:b/>
+          <w:color w:val="4672C4"/>
+          <w:sz w:val="22"/>
+        </w:rPr>
+        <w:t>&gt;&gt; Section9c - Depenses non-alimentaires - 30 jours</w:t>
+      </w:r>
+    </w:p>
+    <w:p>
+      <w:pPr>
+        <w:ind w:left="283"/>
+      </w:pPr>
+      <w:r>
+        <w:rPr>
+          <w:sz w:val="20"/>
+        </w:rPr>
+        <w:t>- La dernière fois que vous avez acheté Frais de blanchiment des vêtements, linge, etc. (Pressing) est chez le laveur et semble exister dans les modalités, prière de prendre attache avec le QG pour plus d'explication afin de la classer bien.</w:t>
+      </w:r>
+    </w:p>
+    <w:p>
+      <w:r>
+        <w:rPr>
+          <w:b/>
+          <w:color w:val="4672C4"/>
+          <w:sz w:val="22"/>
+        </w:rPr>
+        <w:t>&gt;&gt; Section10b - caracteristiques entreprise non agricole</w:t>
+      </w:r>
+    </w:p>
+    <w:p>
+      <w:pPr>
+        <w:ind w:left="283"/>
+      </w:pPr>
+      <w:r>
+        <w:rPr>
+          <w:sz w:val="20"/>
+        </w:rPr>
+        <w:t>- L'entreprise elle vend du petit déjeuner est généralement une entreprise commerciale ou de service dont elle ne depense pas en achat de matières premières.Elle ne transforme pas de produit donc ne peut pas obtenir un montant sur la vente des produits transformés (10.48 ou 10.49). Prière de mettre 0 pour ces questions si elles ne font pas de transformation.</w:t>
+      </w:r>
+    </w:p>
+    <w:p>
+      <w:r>
+        <w:rPr>
+          <w:b/>
+          <w:color w:val="4672C4"/>
+          <w:sz w:val="22"/>
+        </w:rPr>
+        <w:t>&gt;&gt; Section11 - Caracteristiques logement</w:t>
+      </w:r>
+    </w:p>
+    <w:p>
+      <w:pPr>
+        <w:ind w:left="283"/>
+      </w:pPr>
+      <w:r>
+        <w:rPr>
+          <w:sz w:val="20"/>
+        </w:rPr>
+        <w:t>- En cas de coupure de courant du réseau, la source d’énergie que le ménage utilise est telephone portable et semble exister dans les modalités, prière de prendre attache avec le QG pour plus d'explication afin de la classer bien.</w:t>
+      </w:r>
+    </w:p>
+    <w:p>
+      <w:r>
+        <w:rPr>
+          <w:b/>
+          <w:color w:val="4672C4"/>
+          <w:sz w:val="22"/>
+        </w:rPr>
+        <w:t>&gt;&gt; Section12 - Actifs du menage</w:t>
+      </w:r>
+    </w:p>
+    <w:p>
+      <w:pPr>
+        <w:ind w:left="283"/>
+      </w:pPr>
+      <w:r>
+        <w:rPr>
+          <w:sz w:val="20"/>
+        </w:rPr>
+        <w:t xml:space="preserve">- Attention ! Matelas simple a été achété à 150000 Fcfa est relativement élevé par rapport aux autres prix d'achat observés dans cette zone. Prière de corriger ou de confirmer avec le QG. </w:t>
+        <w:br/>
+        <w:t>- Avertissement!!! Le prix d'achat (15000) de l'article  Bonbonne de gaz est inférieur aux prix de revente (25000)  avec l'âge du bien atteignant 15 ans. Prière de vérifier ou confirmer avec l'enquêté et mettre les bonnes valeurs après verification, s'il le faut.</w:t>
+      </w:r>
+    </w:p>
+    <w:p>
+      <w:r>
+        <w:rPr>
+          <w:b/>
+          <w:color w:val="4672C4"/>
+          <w:sz w:val="22"/>
+        </w:rPr>
+        <w:t>&gt;&gt; Section16a - Champs et parcelles</w:t>
+      </w:r>
+    </w:p>
+    <w:p>
+      <w:pPr>
+        <w:ind w:left="283"/>
+      </w:pPr>
+      <w:r>
+        <w:rPr>
+          <w:sz w:val="20"/>
+        </w:rPr>
+        <w:t>- La section 16 du ménage de OUMY KEÏTA n'est pas renseigné, prière de renseigner.</w:t>
+      </w:r>
+    </w:p>
+    <w:p>
+      <w:r>
+        <w:t>________________________________________________________________________________</w:t>
+      </w:r>
+    </w:p>
+    <w:p>
+      <w:pPr>
+        <w:pStyle w:val="Heading2"/>
+      </w:pPr>
+      <w:r>
+        <w:t>Menage 8</w:t>
+      </w:r>
+    </w:p>
+    <w:tbl>
+      <w:tblPr>
+        <w:tblStyle w:val="TableGrid"/>
+        <w:tblW w:type="auto" w:w="0"/>
+        <w:tblLook w:firstColumn="1" w:firstRow="1" w:lastColumn="0" w:lastRow="0" w:noHBand="0" w:noVBand="1" w:val="04A0"/>
+      </w:tblPr>
+      <w:tblGrid>
+        <w:gridCol w:w="1662"/>
+        <w:gridCol w:w="1662"/>
+        <w:gridCol w:w="1662"/>
+        <w:gridCol w:w="1662"/>
+        <w:gridCol w:w="1662"/>
+        <w:gridCol w:w="1662"/>
+      </w:tblGrid>
+      <w:tr>
+        <w:tc>
+          <w:tcPr>
+            <w:tcW w:type="dxa" w:w="1662"/>
+            <w:shd w:fill="5B9BD5"/>
+          </w:tcPr>
+          <w:p>
+            <w:r>
+              <w:rPr>
+                <w:b/>
+                <w:color w:val="FFFFFF"/>
+                <w:sz w:val="16"/>
+              </w:rPr>
+              <w:t>Interview Key</w:t>
+            </w:r>
+          </w:p>
+        </w:tc>
+        <w:tc>
+          <w:tcPr>
+            <w:tcW w:type="dxa" w:w="1662"/>
+            <w:shd w:fill="5B9BD5"/>
+          </w:tcPr>
+          <w:p>
+            <w:r>
+              <w:rPr>
+                <w:b/>
+                <w:color w:val="FFFFFF"/>
+                <w:sz w:val="16"/>
+              </w:rPr>
+              <w:t>Interview ID</w:t>
+            </w:r>
+          </w:p>
+        </w:tc>
+        <w:tc>
+          <w:tcPr>
+            <w:tcW w:type="dxa" w:w="1662"/>
+            <w:shd w:fill="5B9BD5"/>
+          </w:tcPr>
+          <w:p>
+            <w:r>
+              <w:rPr>
+                <w:b/>
+                <w:color w:val="FFFFFF"/>
+                <w:sz w:val="16"/>
+              </w:rPr>
+              <w:t>ID Agent</w:t>
+            </w:r>
+          </w:p>
+        </w:tc>
+        <w:tc>
+          <w:tcPr>
+            <w:tcW w:type="dxa" w:w="1662"/>
+            <w:shd w:fill="5B9BD5"/>
+          </w:tcPr>
+          <w:p>
+            <w:r>
+              <w:rPr>
+                <w:b/>
+                <w:color w:val="FFFFFF"/>
+                <w:sz w:val="16"/>
+              </w:rPr>
+              <w:t>ID Equipe</w:t>
+            </w:r>
+          </w:p>
+        </w:tc>
+        <w:tc>
+          <w:tcPr>
+            <w:tcW w:type="dxa" w:w="1662"/>
+            <w:shd w:fill="5B9BD5"/>
+          </w:tcPr>
+          <w:p>
+            <w:r>
+              <w:rPr>
+                <w:b/>
+                <w:color w:val="FFFFFF"/>
+                <w:sz w:val="16"/>
+              </w:rPr>
+              <w:t>Agent</w:t>
+            </w:r>
+          </w:p>
+        </w:tc>
+        <w:tc>
+          <w:tcPr>
+            <w:tcW w:type="dxa" w:w="1662"/>
+            <w:shd w:fill="5B9BD5"/>
+          </w:tcPr>
+          <w:p>
+            <w:r>
+              <w:rPr>
+                <w:b/>
+                <w:color w:val="FFFFFF"/>
+                <w:sz w:val="16"/>
+              </w:rPr>
+              <w:t>Chef d'equipe</w:t>
+            </w:r>
+          </w:p>
+        </w:tc>
+      </w:tr>
+      <w:tr>
+        <w:tc>
+          <w:tcPr>
+            <w:tcW w:type="dxa" w:w="1662"/>
+          </w:tcPr>
+          <w:p>
+            <w:r>
+              <w:rPr>
+                <w:sz w:val="14"/>
+              </w:rPr>
+              <w:t>13-50-06-64</w:t>
+            </w:r>
+          </w:p>
+        </w:tc>
+        <w:tc>
+          <w:tcPr>
+            <w:tcW w:type="dxa" w:w="1662"/>
+          </w:tcPr>
+          <w:p>
+            <w:r>
+              <w:rPr>
+                <w:sz w:val="14"/>
+              </w:rPr>
+              <w:t>fbb2515134b64c2fa550f37b7b61ad92</w:t>
+            </w:r>
+          </w:p>
+        </w:tc>
+        <w:tc>
+          <w:tcPr>
+            <w:tcW w:type="dxa" w:w="1662"/>
+          </w:tcPr>
+          <w:p>
+            <w:r>
+              <w:rPr>
+                <w:sz w:val="14"/>
+              </w:rPr>
+              <w:t>EQ30_enq1</w:t>
+            </w:r>
+          </w:p>
+        </w:tc>
+        <w:tc>
+          <w:tcPr>
+            <w:tcW w:type="dxa" w:w="1662"/>
+          </w:tcPr>
+          <w:p>
+            <w:r>
+              <w:rPr>
+                <w:sz w:val="14"/>
+              </w:rPr>
+              <w:t>Equipe30</w:t>
+            </w:r>
+          </w:p>
+        </w:tc>
+        <w:tc>
+          <w:tcPr>
+            <w:tcW w:type="dxa" w:w="1662"/>
+          </w:tcPr>
+          <w:p>
+            <w:r>
+              <w:rPr>
+                <w:sz w:val="14"/>
+              </w:rPr>
+              <w:t>Assane COULIBALY</w:t>
+            </w:r>
+          </w:p>
+        </w:tc>
+        <w:tc>
+          <w:tcPr>
+            <w:tcW w:type="dxa" w:w="1662"/>
+          </w:tcPr>
+          <w:p>
+            <w:r>
+              <w:rPr>
+                <w:sz w:val="14"/>
+              </w:rPr>
+              <w:t>Baye Asse DIOP</w:t>
+            </w:r>
+          </w:p>
+        </w:tc>
+      </w:tr>
+    </w:tbl>
+    <w:p/>
+    <w:tbl>
+      <w:tblPr>
+        <w:tblStyle w:val="TableGrid"/>
+        <w:tblW w:type="auto" w:w="0"/>
+        <w:tblLook w:firstColumn="1" w:firstRow="1" w:lastColumn="0" w:lastRow="0" w:noHBand="0" w:noVBand="1" w:val="04A0"/>
+      </w:tblPr>
+      <w:tblGrid>
+        <w:gridCol w:w="3324"/>
+        <w:gridCol w:w="3324"/>
+        <w:gridCol w:w="3324"/>
+      </w:tblGrid>
+      <w:tr>
+        <w:tc>
+          <w:tcPr>
+            <w:tcW w:type="dxa" w:w="3324"/>
+            <w:shd w:fill="70AD47"/>
+          </w:tcPr>
+          <w:p>
+            <w:r>
+              <w:rPr>
+                <w:b/>
+                <w:color w:val="FFFFFF"/>
+                <w:sz w:val="18"/>
+              </w:rPr>
+              <w:t>Chef de Menage</w:t>
+            </w:r>
+          </w:p>
+        </w:tc>
+        <w:tc>
+          <w:tcPr>
+            <w:tcW w:type="dxa" w:w="3324"/>
+            <w:shd w:fill="70AD47"/>
+          </w:tcPr>
+          <w:p>
+            <w:r>
+              <w:rPr>
+                <w:b/>
+                <w:color w:val="FFFFFF"/>
+                <w:sz w:val="18"/>
+              </w:rPr>
+              <w:t>Quartier/Village (s00q05)</w:t>
+            </w:r>
+          </w:p>
+        </w:tc>
+        <w:tc>
+          <w:tcPr>
+            <w:tcW w:type="dxa" w:w="3324"/>
+            <w:shd w:fill="70AD47"/>
+          </w:tcPr>
+          <w:p>
+            <w:r>
+              <w:rPr>
+                <w:b/>
+                <w:color w:val="FFFFFF"/>
+                <w:sz w:val="18"/>
+              </w:rPr>
+              <w:t>Localisation GPS</w:t>
+            </w:r>
+          </w:p>
+        </w:tc>
+      </w:tr>
+      <w:tr>
+        <w:tc>
+          <w:tcPr>
+            <w:tcW w:type="dxa" w:w="3324"/>
+          </w:tcPr>
+          <w:p>
+            <w:r>
+              <w:rPr>
+                <w:sz w:val="18"/>
+              </w:rPr>
+              <w:t>MAMADOU SALIOU DIALLO</w:t>
+            </w:r>
+          </w:p>
+        </w:tc>
+        <w:tc>
+          <w:tcPr>
+            <w:tcW w:type="dxa" w:w="3324"/>
+          </w:tcPr>
+          <w:p>
+            <w:r>
+              <w:rPr>
+                <w:sz w:val="18"/>
+              </w:rPr>
+              <w:t>N/A</w:t>
+            </w:r>
+          </w:p>
+        </w:tc>
+        <w:tc>
+          <w:tcPr>
+            <w:tcW w:type="dxa" w:w="3324"/>
+          </w:tcPr>
+          <w:p>
+            <w:r/>
+            <w:hyperlink r:id="rId14">
+              <w:r>
+                <w:rPr>
+                  <w:color w:val="0563C1"/>
+                  <w:u w:val="single"/>
+                </w:rPr>
+                <w:t>TOGORO</w:t>
+              </w:r>
+            </w:hyperlink>
+          </w:p>
+        </w:tc>
+      </w:tr>
+    </w:tbl>
+    <w:p/>
+    <w:p>
+      <w:r>
+        <w:rPr>
+          <w:b/>
+          <w:color w:val="4672C4"/>
+          <w:sz w:val="22"/>
+        </w:rPr>
+        <w:t>&gt;&gt; Section0 - Identification et renseignements de controle</w:t>
+      </w:r>
+    </w:p>
+    <w:p>
+      <w:pPr>
+        <w:ind w:left="283"/>
+      </w:pPr>
+      <w:r>
+        <w:rPr>
+          <w:sz w:val="20"/>
+        </w:rPr>
+        <w:t>- Le questionnaire semble ne pas être complètement fini mais le questionnaire est en statut complet, prière de compléter le questionnaire.</w:t>
+      </w:r>
+    </w:p>
+    <w:p>
+      <w:r>
+        <w:rPr>
+          <w:b/>
+          <w:color w:val="4672C4"/>
+          <w:sz w:val="22"/>
+        </w:rPr>
+        <w:t>&gt;&gt; Section1 - Caracteristiques des membres</w:t>
+      </w:r>
+    </w:p>
+    <w:p>
+      <w:pPr>
+        <w:ind w:left="283"/>
+      </w:pPr>
+      <w:r>
+        <w:rPr>
+          <w:sz w:val="20"/>
+        </w:rPr>
+        <w:t>- Avertissement!!!  Mamadou Saliou Diallo  possède un téléphone android mais dit n'avoir pas accès à l'internet, prière de confirmer cette information avec le QG ou la corriger.</w:t>
+      </w:r>
+    </w:p>
+    <w:p>
+      <w:r>
+        <w:rPr>
+          <w:b/>
+          <w:color w:val="4672C4"/>
+          <w:sz w:val="22"/>
+        </w:rPr>
+        <w:t>&gt;&gt; Section2 - Education</w:t>
+      </w:r>
+    </w:p>
+    <w:p>
+      <w:pPr>
+        <w:ind w:left="283"/>
+      </w:pPr>
+      <w:r>
+        <w:rPr>
+          <w:sz w:val="20"/>
+        </w:rPr>
+        <w:t xml:space="preserve">- Peu probable! Fatoumata Binta Diallo  n'arrive pas  à comprendre un petit texte lu dans une langue locale (s02q03). Veuillez corriger ou donner des explications au QG. </w:t>
+        <w:br/>
+        <w:t xml:space="preserve">- Peu probable! Mamadou Saliou Diallo  n'arrive pas  à comprendre un petit texte lu dans une langue locale (s02q03). Veuillez corriger ou donner des explications au QG. Peu probable! Mamadou Saliou Diallo  ne sait ni lire, ni écrire, ni comprendre dans aucune des langues  (s02q01,s02q02,s02q03). Veuillez corriger ou donner des explications au QG. </w:t>
+        <w:br/>
+        <w:t xml:space="preserve">- Peu probable! Ramatoulaye Diallo  n'arrive pas  à comprendre un petit texte lu dans une langue locale (s02q03). Veuillez corriger ou donner des explications au QG. Dans les milieux urbains c'est peu probable de voir une école dont les élèves ou étudiants ne dépensent pas en frais d'uniformes, prière de verifier pour Ramatoulaye Diallo et corriger ou confirmer avec le QG. </w:t>
+        <w:br/>
+        <w:t xml:space="preserve">- Peu probable! Rokiyatou Diallo  n'arrive pas  à comprendre un petit texte lu dans une langue locale (s02q03). Veuillez corriger ou donner des explications au QG. Dans les milieux urbains c'est peu probable de voir une école dont les élèves ou étudiants ne dépensent pas en frais d'uniformes, prière de verifier pour Rokiyatou Diallo et corriger ou confirmer avec le QG. </w:t>
+        <w:br/>
+        <w:t>- Peu probable! Saliou Dian Diallo  n'arrive pas  à comprendre un petit texte lu dans une langue locale (s02q03). Veuillez corriger ou donner des explications au QG.  Incohérence ! le montant payé de Saliou Dian Diallo pour les frais de scolarité est très faible. veuillez, s'il vous plait, confirmer ces informations avec le QG ou apporter les corrections nécessaires.</w:t>
+      </w:r>
+    </w:p>
+    <w:p>
+      <w:r>
+        <w:rPr>
+          <w:b/>
+          <w:color w:val="4672C4"/>
+          <w:sz w:val="22"/>
+        </w:rPr>
+        <w:t>&gt;&gt; Section4a - Emploi</w:t>
+      </w:r>
+    </w:p>
+    <w:p>
+      <w:pPr>
+        <w:ind w:left="283"/>
+      </w:pPr>
+      <w:r>
+        <w:rPr>
+          <w:sz w:val="20"/>
+        </w:rPr>
+        <w:t>- Avertissement! Nombre d'heure que Mamadou Saliou Diallo a consacré à son emploi au cours des 7 derniers jours est trop élevé, veuillez revoir s'il vous plait ou confirmer cette information avec le QG.</w:t>
+      </w:r>
+    </w:p>
+    <w:p>
+      <w:r>
+        <w:rPr>
+          <w:b/>
+          <w:color w:val="4672C4"/>
+          <w:sz w:val="22"/>
+        </w:rPr>
+        <w:t>&gt;&gt; Section4b - Emploi - Activite principale</w:t>
+      </w:r>
+    </w:p>
+    <w:p>
+      <w:pPr>
+        <w:ind w:left="283"/>
+      </w:pPr>
+      <w:r>
+        <w:rPr>
+          <w:sz w:val="20"/>
+        </w:rPr>
+        <w:t>- || Attention ! Le nombre de jours que Fatoumata Binta Diallo a travaillés par mois semble être inférieur à 15. Veuillez, s'il vous plaît, confirmer cette information.</w:t>
+      </w:r>
+    </w:p>
+    <w:p>
+      <w:r>
+        <w:rPr>
+          <w:b/>
+          <w:color w:val="4672C4"/>
+          <w:sz w:val="22"/>
+        </w:rPr>
+        <w:t>&gt;&gt; Section7b - Consommation alimentaire - 7 jours</w:t>
+      </w:r>
+    </w:p>
+    <w:p>
+      <w:pPr>
+        <w:ind w:left="283"/>
+      </w:pPr>
+      <w:r>
+        <w:rPr>
+          <w:sz w:val="20"/>
+        </w:rPr>
+        <w:t>- Attention ! Le prix unitaire d'achat (100 Fcfa) de Poivre en Sachets (Tres petit) est relativement élevé par rapport aux autres prix observés dans cette zone. Prière de corriger ou de confirmer avec le QG. Attention ! Le prix unitaire d'achat (50 Fcfa) de Gombo frais en Tas (Tres petit) est relativement faible par rapport aux autres prix observés dans cette zone. Prière de corriger ou de confirmer avec le QG. Attention ! Le prix unitaire d'achat (50 Fcfa) de Lait en poudre en Sachets (Petit) est relativement faible par rapport aux autres prix observés dans cette zone. Prière de corriger ou de confirmer avec le QG. Attention ! Le prix unitaire d'achat (50 Fcfa) de Sel en Sachets (Petit) est relativement faible par rapport aux autres prix observés dans cette zone. Prière de corriger ou de confirmer avec le QG. Attention ! Le prix unitaire d'achat (50 Fcfa) de Sucre en poudre  en Sachets (Petit) est relativement faible par rapport aux autres prix observés dans cette zone. Prière de corriger ou de confirmer avec le QG. Incohérence!! Dans ce ménage, chaque individus consomme par jour 21.46119 Kg  de cereale; Prière de revoir les quantités prises de ces produits. Incohérence!! Dans ce ménage, chaque individus consomme par jour 21.46119 Kg  de cereale; Prière de revoir les quantités prises de ces produits. Attention ! Le prix unitaire d'achat (300 Fcfa) de Maïs en grain en Kg (taille unique) est relativement faible par rapport aux autres prix observés dans cette zone. Prière de corriger ou de confirmer avec le QG.</w:t>
+      </w:r>
+    </w:p>
+    <w:p>
+      <w:r>
+        <w:rPr>
+          <w:b/>
+          <w:color w:val="4672C4"/>
+          <w:sz w:val="22"/>
+        </w:rPr>
+        <w:t>&gt;&gt; Section9c - Depenses non-alimentaires - 30 jours</w:t>
+      </w:r>
+    </w:p>
+    <w:p>
+      <w:pPr>
+        <w:ind w:left="283"/>
+      </w:pPr>
+      <w:r>
+        <w:rPr>
+          <w:sz w:val="20"/>
+        </w:rPr>
+        <w:t xml:space="preserve">- La dernière fois que vous avez acheté Frais de ramassage des ordures ménagères est ramassage d’ordures et semble exister dans les modalités, prière de prendre attache avec le QG pour plus d'explication afin de la classer bien. </w:t>
+        <w:br/>
+        <w:t>- Peu plausible! le montant de la dépense pour  Savon de ménage, lessive en poudre, détergents (eau de javel, etc. ) semble trop élevé. Veuillez, s'il vous plaît, confirmer cette information avec le QG ou la corriger.</w:t>
+      </w:r>
+    </w:p>
+    <w:p>
+      <w:r>
+        <w:rPr>
+          <w:b/>
+          <w:color w:val="4672C4"/>
+          <w:sz w:val="22"/>
+        </w:rPr>
+        <w:t>&gt;&gt; Section11 - Caracteristiques logement</w:t>
+      </w:r>
+    </w:p>
+    <w:p>
+      <w:pPr>
+        <w:ind w:left="283"/>
+      </w:pPr>
+      <w:r>
+        <w:rPr>
+          <w:sz w:val="20"/>
+        </w:rPr>
+        <w:t>- En cas de coupure de courant du réseau, la source d’énergie que le ménage utilise est lampes portables et semble exister dans les modalités, prière de prendre attache avec le QG pour plus d'explication afin de la classer bien.</w:t>
+      </w:r>
+    </w:p>
+    <w:p>
+      <w:r>
+        <w:rPr>
+          <w:b/>
+          <w:color w:val="4672C4"/>
+          <w:sz w:val="22"/>
+        </w:rPr>
+        <w:t>&gt;&gt; Section14 - Chocs</w:t>
+      </w:r>
+    </w:p>
+    <w:p>
+      <w:pPr>
+        <w:ind w:left="283"/>
+      </w:pPr>
+      <w:r>
+        <w:rPr>
+          <w:sz w:val="20"/>
+        </w:rPr>
+        <w:t>- Avertissement!! Le ménage n'a été négativement affecté par aucun des problèmes donnés dans la section 14. Confirmez vous cette information avec le QG?</w:t>
+      </w:r>
+    </w:p>
+    <w:p>
+      <w:r>
+        <w:rPr>
+          <w:b/>
+          <w:color w:val="4672C4"/>
+          <w:sz w:val="22"/>
+        </w:rPr>
+        <w:t>&gt;&gt; Section16a - Champs et parcelles</w:t>
+      </w:r>
+    </w:p>
+    <w:p>
+      <w:pPr>
+        <w:ind w:left="283"/>
+      </w:pPr>
+      <w:r>
+        <w:rPr>
+          <w:sz w:val="20"/>
+        </w:rPr>
+        <w:t>- La section 16 du ménage de Mamadou Saliou Diallo n'est pas renseigné, prière de renseigner.</w:t>
+      </w:r>
+    </w:p>
+    <w:p>
+      <w:r>
+        <w:t>________________________________________________________________________________</w:t>
+      </w:r>
+    </w:p>
+    <w:p>
+      <w:pPr>
+        <w:pStyle w:val="Heading2"/>
+      </w:pPr>
+      <w:r>
+        <w:t>Menage 9</w:t>
+      </w:r>
+    </w:p>
+    <w:tbl>
+      <w:tblPr>
+        <w:tblStyle w:val="TableGrid"/>
+        <w:tblW w:type="auto" w:w="0"/>
+        <w:tblLook w:firstColumn="1" w:firstRow="1" w:lastColumn="0" w:lastRow="0" w:noHBand="0" w:noVBand="1" w:val="04A0"/>
+      </w:tblPr>
+      <w:tblGrid>
+        <w:gridCol w:w="1662"/>
+        <w:gridCol w:w="1662"/>
+        <w:gridCol w:w="1662"/>
+        <w:gridCol w:w="1662"/>
+        <w:gridCol w:w="1662"/>
+        <w:gridCol w:w="1662"/>
+      </w:tblGrid>
+      <w:tr>
+        <w:tc>
+          <w:tcPr>
+            <w:tcW w:type="dxa" w:w="1662"/>
+            <w:shd w:fill="5B9BD5"/>
+          </w:tcPr>
+          <w:p>
+            <w:r>
+              <w:rPr>
+                <w:b/>
+                <w:color w:val="FFFFFF"/>
+                <w:sz w:val="16"/>
+              </w:rPr>
+              <w:t>Interview Key</w:t>
+            </w:r>
+          </w:p>
+        </w:tc>
+        <w:tc>
+          <w:tcPr>
+            <w:tcW w:type="dxa" w:w="1662"/>
+            <w:shd w:fill="5B9BD5"/>
+          </w:tcPr>
+          <w:p>
+            <w:r>
+              <w:rPr>
+                <w:b/>
+                <w:color w:val="FFFFFF"/>
+                <w:sz w:val="16"/>
+              </w:rPr>
+              <w:t>Interview ID</w:t>
+            </w:r>
+          </w:p>
+        </w:tc>
+        <w:tc>
+          <w:tcPr>
+            <w:tcW w:type="dxa" w:w="1662"/>
+            <w:shd w:fill="5B9BD5"/>
+          </w:tcPr>
+          <w:p>
+            <w:r>
+              <w:rPr>
+                <w:b/>
+                <w:color w:val="FFFFFF"/>
+                <w:sz w:val="16"/>
+              </w:rPr>
+              <w:t>ID Agent</w:t>
+            </w:r>
+          </w:p>
+        </w:tc>
+        <w:tc>
+          <w:tcPr>
+            <w:tcW w:type="dxa" w:w="1662"/>
+            <w:shd w:fill="5B9BD5"/>
+          </w:tcPr>
+          <w:p>
+            <w:r>
+              <w:rPr>
+                <w:b/>
+                <w:color w:val="FFFFFF"/>
+                <w:sz w:val="16"/>
+              </w:rPr>
+              <w:t>ID Equipe</w:t>
+            </w:r>
+          </w:p>
+        </w:tc>
+        <w:tc>
+          <w:tcPr>
+            <w:tcW w:type="dxa" w:w="1662"/>
+            <w:shd w:fill="5B9BD5"/>
+          </w:tcPr>
+          <w:p>
+            <w:r>
+              <w:rPr>
+                <w:b/>
+                <w:color w:val="FFFFFF"/>
+                <w:sz w:val="16"/>
+              </w:rPr>
+              <w:t>Agent</w:t>
+            </w:r>
+          </w:p>
+        </w:tc>
+        <w:tc>
+          <w:tcPr>
+            <w:tcW w:type="dxa" w:w="1662"/>
+            <w:shd w:fill="5B9BD5"/>
+          </w:tcPr>
+          <w:p>
+            <w:r>
+              <w:rPr>
+                <w:b/>
+                <w:color w:val="FFFFFF"/>
+                <w:sz w:val="16"/>
+              </w:rPr>
+              <w:t>Chef d'equipe</w:t>
+            </w:r>
+          </w:p>
+        </w:tc>
+      </w:tr>
+      <w:tr>
+        <w:tc>
+          <w:tcPr>
+            <w:tcW w:type="dxa" w:w="1662"/>
+          </w:tcPr>
+          <w:p>
+            <w:r>
+              <w:rPr>
+                <w:sz w:val="14"/>
+              </w:rPr>
+              <w:t>41-94-91-73</w:t>
+            </w:r>
+          </w:p>
+        </w:tc>
+        <w:tc>
+          <w:tcPr>
+            <w:tcW w:type="dxa" w:w="1662"/>
+          </w:tcPr>
+          <w:p>
+            <w:r>
+              <w:rPr>
+                <w:sz w:val="14"/>
+              </w:rPr>
+              <w:t>7023e1f4fd2b47cfb6dfa3b4d46509c0</w:t>
+            </w:r>
+          </w:p>
+        </w:tc>
+        <w:tc>
+          <w:tcPr>
+            <w:tcW w:type="dxa" w:w="1662"/>
+          </w:tcPr>
+          <w:p>
+            <w:r>
+              <w:rPr>
+                <w:sz w:val="14"/>
+              </w:rPr>
+              <w:t>EQ30_enq3</w:t>
+            </w:r>
+          </w:p>
+        </w:tc>
+        <w:tc>
+          <w:tcPr>
+            <w:tcW w:type="dxa" w:w="1662"/>
+          </w:tcPr>
+          <w:p>
+            <w:r>
+              <w:rPr>
+                <w:sz w:val="14"/>
+              </w:rPr>
+              <w:t>Equipe30</w:t>
+            </w:r>
+          </w:p>
+        </w:tc>
+        <w:tc>
+          <w:tcPr>
+            <w:tcW w:type="dxa" w:w="1662"/>
+          </w:tcPr>
+          <w:p>
+            <w:r>
+              <w:rPr>
+                <w:sz w:val="14"/>
+              </w:rPr>
+              <w:t>Djibril SADIO</w:t>
+            </w:r>
+          </w:p>
+        </w:tc>
+        <w:tc>
+          <w:tcPr>
+            <w:tcW w:type="dxa" w:w="1662"/>
+          </w:tcPr>
+          <w:p>
+            <w:r>
+              <w:rPr>
+                <w:sz w:val="14"/>
+              </w:rPr>
+              <w:t>Baye Asse DIOP</w:t>
+            </w:r>
+          </w:p>
+        </w:tc>
+      </w:tr>
+    </w:tbl>
+    <w:p/>
+    <w:tbl>
+      <w:tblPr>
+        <w:tblStyle w:val="TableGrid"/>
+        <w:tblW w:type="auto" w:w="0"/>
+        <w:tblLook w:firstColumn="1" w:firstRow="1" w:lastColumn="0" w:lastRow="0" w:noHBand="0" w:noVBand="1" w:val="04A0"/>
+      </w:tblPr>
+      <w:tblGrid>
+        <w:gridCol w:w="3324"/>
+        <w:gridCol w:w="3324"/>
+        <w:gridCol w:w="3324"/>
+      </w:tblGrid>
+      <w:tr>
+        <w:tc>
+          <w:tcPr>
+            <w:tcW w:type="dxa" w:w="3324"/>
+            <w:shd w:fill="70AD47"/>
+          </w:tcPr>
+          <w:p>
+            <w:r>
+              <w:rPr>
+                <w:b/>
+                <w:color w:val="FFFFFF"/>
+                <w:sz w:val="18"/>
+              </w:rPr>
+              <w:t>Chef de Menage</w:t>
+            </w:r>
+          </w:p>
+        </w:tc>
+        <w:tc>
+          <w:tcPr>
+            <w:tcW w:type="dxa" w:w="3324"/>
+            <w:shd w:fill="70AD47"/>
+          </w:tcPr>
+          <w:p>
+            <w:r>
+              <w:rPr>
+                <w:b/>
+                <w:color w:val="FFFFFF"/>
+                <w:sz w:val="18"/>
+              </w:rPr>
+              <w:t>Quartier/Village (s00q05)</w:t>
+            </w:r>
+          </w:p>
+        </w:tc>
+        <w:tc>
+          <w:tcPr>
+            <w:tcW w:type="dxa" w:w="3324"/>
+            <w:shd w:fill="70AD47"/>
+          </w:tcPr>
+          <w:p>
+            <w:r>
+              <w:rPr>
+                <w:b/>
+                <w:color w:val="FFFFFF"/>
+                <w:sz w:val="18"/>
+              </w:rPr>
+              <w:t>Localisation GPS</w:t>
+            </w:r>
+          </w:p>
+        </w:tc>
+      </w:tr>
+      <w:tr>
+        <w:tc>
+          <w:tcPr>
+            <w:tcW w:type="dxa" w:w="3324"/>
+          </w:tcPr>
+          <w:p>
+            <w:r>
+              <w:rPr>
+                <w:sz w:val="18"/>
+              </w:rPr>
+              <w:t>ALAIN THIAR BINDIA</w:t>
+            </w:r>
+          </w:p>
+        </w:tc>
+        <w:tc>
+          <w:tcPr>
+            <w:tcW w:type="dxa" w:w="3324"/>
+          </w:tcPr>
+          <w:p>
+            <w:r>
+              <w:rPr>
+                <w:sz w:val="18"/>
+              </w:rPr>
+              <w:t>N/A</w:t>
+            </w:r>
+          </w:p>
+        </w:tc>
+        <w:tc>
+          <w:tcPr>
+            <w:tcW w:type="dxa" w:w="3324"/>
+          </w:tcPr>
+          <w:p>
+            <w:r/>
+            <w:hyperlink r:id="rId12">
+              <w:r>
+                <w:rPr>
+                  <w:color w:val="0563C1"/>
+                  <w:u w:val="single"/>
+                </w:rPr>
+                <w:t>TOGORO</w:t>
+              </w:r>
+            </w:hyperlink>
+          </w:p>
+        </w:tc>
+      </w:tr>
+    </w:tbl>
+    <w:p/>
+    <w:p>
+      <w:r>
+        <w:rPr>
+          <w:b/>
+          <w:color w:val="4672C4"/>
+          <w:sz w:val="22"/>
+        </w:rPr>
+        <w:t>&gt;&gt; Section2 - Education</w:t>
+      </w:r>
+    </w:p>
+    <w:p>
+      <w:pPr>
+        <w:ind w:left="283"/>
+      </w:pPr>
+      <w:r>
+        <w:rPr>
+          <w:sz w:val="20"/>
+        </w:rPr>
+        <w:t xml:space="preserve">- Peu probable! ANGEL BINDIA  n'arrive pas  à comprendre un petit texte lu dans une langue locale (s02q03). Veuillez corriger ou donner des explications au QG. Dans les milieux urbains c'est peu probable de voir une école dont les élèves ou étudiants ne dépensent pas en frais d'uniformes, prière de verifier pour ANGEL BINDIA et corriger ou confirmer avec le QG. </w:t>
+        <w:br/>
+        <w:t xml:space="preserve">- Peu probable! ARMAN NIAPAME KEITA  n'arrive pas  à comprendre un petit texte lu dans une langue locale (s02q03). Veuillez corriger ou donner des explications au QG. Dans les milieux urbains c'est peu probable de voir une école dont les élèves ou étudiants ne dépensent pas en frais d'uniformes, prière de verifier pour ARMAN NIAPAME KEITA et corriger ou confirmer avec le QG. </w:t>
+        <w:br/>
+        <w:t xml:space="preserve">- Peu probable! BOUCARY KAMARA  n'arrive pas  à comprendre un petit texte lu dans une langue locale (s02q03). Veuillez corriger ou donner des explications au QG. Incohérence!! Le niveau d'études le plus élevé atteint par BOUCARY KAMARA est Secondaire Technique et Professionnel et le diplôme le plus elevé obtenu par BOUCARY KAMARA est CEP. </w:t>
+        <w:br/>
+        <w:t xml:space="preserve">- Peu probable! EMANUEL DONDO KEITA  n'arrive pas  à comprendre un petit texte lu dans une langue locale (s02q03). Veuillez corriger ou donner des explications au QG. Dans les milieux urbains c'est peu probable de voir une école dont les élèves ou étudiants ne dépensent pas en frais d'uniformes, prière de verifier pour EMANUEL DONDO KEITA et corriger ou confirmer avec le QG. </w:t>
+        <w:br/>
+        <w:t xml:space="preserve">- Peu probable! EMILE JUNIOR  SADIAKHOU  n'arrive pas  à comprendre un petit texte lu dans une langue locale (s02q03). Veuillez corriger ou donner des explications au QG. </w:t>
+        <w:br/>
+        <w:t xml:space="preserve">- Peu probable! EMILE SADIAKHOU  n'arrive pas  à comprendre un petit texte lu dans une langue locale (s02q03). Veuillez corriger ou donner des explications au QG. Peu probable! EMILE SADIAKHOU  ne sait ni lire, ni écrire, ni comprendre dans aucune des langues  (s02q01,s02q02,s02q03). Veuillez corriger ou donner des explications au QG. </w:t>
+        <w:br/>
+        <w:t xml:space="preserve">- Peu probable! JEAN JUNIOR VALERY  KEITA  n'arrive pas  à comprendre un petit texte lu dans une langue locale (s02q03). Veuillez corriger ou donner des explications au QG. </w:t>
+        <w:br/>
+        <w:t xml:space="preserve">- Peu probable! JEAN MICHEL CAMARA  n'arrive pas  à comprendre un petit texte lu dans une langue locale (s02q03). Veuillez corriger ou donner des explications au QG. Le montant des autres depenses pour l'année scolaire de JEAN MICHEL CAMARA est faible ou élevé. veuillez, s'il vous plait, confirmer ces informations avec le QG ou apporter les corrections nécessaires. </w:t>
+        <w:br/>
+        <w:t xml:space="preserve">- Peu probable! JEAN PIERRE CISSOKHO  n'arrive pas  à comprendre un petit texte lu dans une langue locale (s02q03). Veuillez corriger ou donner des explications au QG. </w:t>
+        <w:br/>
+        <w:t xml:space="preserve">- Peu probable! MAURICE DONDO SADIAKHOU  n'arrive pas  à comprendre un petit texte lu dans une langue locale (s02q03). Veuillez corriger ou donner des explications au QG. Le domaine que MAURICE DONDO SADIAKHOU bénéficié de cette formation est Management de produit touristique et semble exister dans les modalités, prière de prendre attache avec le QG pour plus d'explication afin de la classer bien. </w:t>
+        <w:br/>
+        <w:t xml:space="preserve">- Peu probable! MAXIME FADEL CAMARA  n'arrive pas  à comprendre un petit texte lu dans une langue locale (s02q03). Veuillez corriger ou donner des explications au QG. </w:t>
+        <w:br/>
+        <w:t xml:space="preserve">- Peu probable! MOISE SADIAKHOU  n'arrive pas  à comprendre un petit texte lu dans une langue locale (s02q03). Veuillez corriger ou donner des explications au QG. </w:t>
+        <w:br/>
+        <w:t xml:space="preserve">- Peu probable! PATRICE SADIAKHOU  n'arrive pas  à comprendre un petit texte lu dans une langue locale (s02q03). Veuillez corriger ou donner des explications au QG. </w:t>
+        <w:br/>
+        <w:t xml:space="preserve">- Peu probable! PROSPER CHARO CAMARA  n'arrive pas  à comprendre un petit texte lu dans une langue locale (s02q03). Veuillez corriger ou donner des explications au QG. Dans les milieux urbains c'est peu probable de voir une école dont les élèves ou étudiants ne dépensent pas en frais d'uniformes, prière de verifier pour PROSPER CHARO CAMARA et corriger ou confirmer avec le QG. </w:t>
+        <w:br/>
+        <w:t>- Peu probable! WALY CAMARA  n'arrive pas  à comprendre un petit texte lu dans une langue locale (s02q03). Veuillez corriger ou donner des explications au QG. Dans les milieux urbains c'est peu probable de voir une école dont les élèves ou étudiants ne dépensent pas en frais d'uniformes, prière de verifier pour WALY CAMARA et corriger ou confirmer avec le QG. Incohérence ! WALY CAMARA est âgé de 17 ans et fréquente le Supérieur , tandis qu'il a débuté l'école à l'âge de 6 ans. Veuillez vérifier les informations renseignées aux questions s02q15, s02q08 ainsi que l'âge de l'individu, et corriger l'incohérence.</w:t>
+      </w:r>
+    </w:p>
+    <w:p>
+      <w:r>
+        <w:rPr>
+          <w:b/>
+          <w:color w:val="4672C4"/>
+          <w:sz w:val="22"/>
+        </w:rPr>
+        <w:t>&gt;&gt; Section3 - Sante</w:t>
+      </w:r>
+    </w:p>
+    <w:p>
+      <w:pPr>
+        <w:ind w:left="283"/>
+      </w:pPr>
+      <w:r>
+        <w:rPr>
+          <w:sz w:val="20"/>
+        </w:rPr>
+        <w:t>- Le montant(40000 FCFA) des dépenses pour chaque visite prénatale de ANGEL BINDIA semble faible (voir nul) ou élevé, prière de corriger.</w:t>
+      </w:r>
+    </w:p>
+    <w:p>
+      <w:r>
+        <w:rPr>
+          <w:b/>
+          <w:color w:val="4672C4"/>
+          <w:sz w:val="22"/>
+        </w:rPr>
+        <w:t>&gt;&gt; Section4a - Emploi</w:t>
+      </w:r>
+    </w:p>
+    <w:p>
+      <w:pPr>
+        <w:ind w:left="283"/>
+      </w:pPr>
+      <w:r>
+        <w:rPr>
+          <w:sz w:val="20"/>
+        </w:rPr>
+        <w:t xml:space="preserve">- Avertissement! Généralement les jeunes hommes (10 à 25ans) font des travaux ménager soit apprendre les enfants à reviser leurs léçons ou d'autres cours, EMANUEL DONDO KEITA n'a consacré aucune heure pour les travaux cités en s04q01, s04q02, s04q03, s04q04, s04q05, s04q06, s04q07 et s04q08.Prière de regarder pour corriger ou confirmer avec le QG. </w:t>
+        <w:br/>
+        <w:t>- Avertissement! Généralement les jeunes hommes (10 à 25ans) font des travaux ménager soit apprendre les enfants à reviser leurs léçons ou d'autres cours, JEAN PIERRE CISSOKHO n'a consacré aucune heure pour les travaux cités en s04q01, s04q02, s04q03, s04q04, s04q05, s04q06, s04q07 et s04q08.Prière de regarder pour corriger ou confirmer avec le QG.</w:t>
+      </w:r>
+    </w:p>
+    <w:p>
+      <w:r>
+        <w:rPr>
+          <w:b/>
+          <w:color w:val="4672C4"/>
+          <w:sz w:val="22"/>
+        </w:rPr>
+        <w:t>&gt;&gt; Section7b - Consommation alimentaire - 7 jours</w:t>
+      </w:r>
+    </w:p>
+    <w:p>
+      <w:pPr>
+        <w:ind w:left="283"/>
+      </w:pPr>
+      <w:r>
+        <w:rPr>
+          <w:sz w:val="20"/>
+        </w:rPr>
+        <w:t>- Attention ! Le prix unitaire d'achat (100 Fcfa) de Cube alimentaire (Maggi, Jumbo, ) en Cube (Petit) est relativement élevé par rapport aux autres prix observés dans cette zone. Prière de corriger ou de confirmer avec le QG. Attention ! Le prix unitaire d'achat (100 Fcfa) de Vinaigre de vin en Sachets (Petit) est relativement élevé par rapport aux autres prix observés dans cette zone. Prière de corriger ou de confirmer avec le QG. Attention ! Le prix unitaire d'achat (23.33333 Fcfa) de Eau minérale/filtrée en sachet en Sachets (Petit) est relativement faible par rapport aux autres prix observés dans cette zone. Prière de corriger ou de confirmer avec le QG. Avertissement!!! Le ménage a consommé 14 Paquet Petit de Thé en sachet, cette quantité semble anormale pour une consommation des 7 derniers jours.Prière de corriger ou de confirmer avec le QG. Avertissement!! le prix unitaire (100 Fcfa) de Thé en sachet (unité: Paquet) de taille Petit est très faible ou élevé. Prière de corriger ou de confirmer avec le QG. Incohérence!! Dans ce ménage, chaque individus consomme par jour 28.62384 Kg  de cereale; Prière de revoir les quantités prises de ces produits.</w:t>
+      </w:r>
+    </w:p>
+    <w:p>
+      <w:r>
+        <w:rPr>
+          <w:b/>
+          <w:color w:val="4672C4"/>
+          <w:sz w:val="22"/>
+        </w:rPr>
+        <w:t>&gt;&gt; Section9b - Depenses non-alimentaires - 7 jours</w:t>
+      </w:r>
+    </w:p>
+    <w:p>
+      <w:pPr>
+        <w:ind w:left="283"/>
+      </w:pPr>
+      <w:r>
+        <w:rPr>
+          <w:sz w:val="20"/>
+        </w:rPr>
+        <w:t>- Il est difficile d'avoir un ménage qui n'a effectué aucune des dépenses mentionnées au cours de 7 derniers jours, prière de revoir la section 9B pour ce ménage.</w:t>
+      </w:r>
+    </w:p>
+    <w:p>
+      <w:r>
+        <w:rPr>
+          <w:b/>
+          <w:color w:val="4672C4"/>
+          <w:sz w:val="22"/>
+        </w:rPr>
+        <w:t>&gt;&gt; Section9c - Depenses non-alimentaires - 30 jours</w:t>
+      </w:r>
+    </w:p>
+    <w:p>
+      <w:pPr>
+        <w:ind w:left="283"/>
+      </w:pPr>
+      <w:r>
+        <w:rPr>
+          <w:sz w:val="20"/>
+        </w:rPr>
+        <w:t>- La dernière fois que vous avez acheté Gaz domestique 6 kilogrammes est Dépot Gaz et semble exister dans les modalités, prière de prendre attache avec le QG pour plus d'explication afin de la classer bien.</w:t>
+      </w:r>
+    </w:p>
+    <w:p>
+      <w:r>
+        <w:rPr>
+          <w:b/>
+          <w:color w:val="4672C4"/>
+          <w:sz w:val="22"/>
+        </w:rPr>
+        <w:t>&gt;&gt; Section9f - Depenses non-alimentaires - 12 mois</w:t>
+      </w:r>
+    </w:p>
+    <w:p>
+      <w:pPr>
+        <w:ind w:left="283"/>
+      </w:pPr>
+      <w:r>
+        <w:rPr>
+          <w:sz w:val="20"/>
+        </w:rPr>
+        <w:t>- Moins possible d'avoir un ménage qui n'a effectué aucune des dépenses au cours de 12 derniers mois, veuillez revoir la section pour ce ménage.</w:t>
+      </w:r>
+    </w:p>
+    <w:p>
+      <w:r>
+        <w:rPr>
+          <w:b/>
+          <w:color w:val="4672C4"/>
+          <w:sz w:val="22"/>
+        </w:rPr>
+        <w:t>&gt;&gt; Section10a - Existence entreprise non agricole</w:t>
+      </w:r>
+    </w:p>
+    <w:p>
+      <w:pPr>
+        <w:ind w:left="283"/>
+      </w:pPr>
+      <w:r>
+        <w:rPr>
+          <w:sz w:val="20"/>
+        </w:rPr>
+        <w:t>- Avertissement!!! Le ménage de BOUCARY KAMARA a comme taille 16 personnes dont ils vivent à KEDOUGOU Urbain et aucune d'entre ne possède une entreprise non agricole, prière de revoir cette partie de la section 10 de ce menage.</w:t>
+      </w:r>
+    </w:p>
+    <w:p>
+      <w:r>
+        <w:rPr>
+          <w:b/>
+          <w:color w:val="4672C4"/>
+          <w:sz w:val="22"/>
+        </w:rPr>
+        <w:t>&gt;&gt; Section14 - Chocs</w:t>
+      </w:r>
+    </w:p>
+    <w:p>
+      <w:pPr>
+        <w:ind w:left="283"/>
+      </w:pPr>
+      <w:r>
+        <w:rPr>
+          <w:sz w:val="20"/>
+        </w:rPr>
+        <w:t>- Avertissement!! Le ménage n'a été négativement affecté par aucun des problèmes donnés dans la section 14. Confirmez vous cette information avec le QG?</w:t>
+      </w:r>
+    </w:p>
+    <w:p>
+      <w:r>
+        <w:rPr>
+          <w:b/>
+          <w:color w:val="4672C4"/>
+          <w:sz w:val="22"/>
+        </w:rPr>
+        <w:t>&gt;&gt; Section16a - Champs et parcelles</w:t>
+      </w:r>
+    </w:p>
+    <w:p>
+      <w:pPr>
+        <w:ind w:left="283"/>
+      </w:pPr>
+      <w:r>
+        <w:rPr>
+          <w:sz w:val="20"/>
+        </w:rPr>
+        <w:t>- La section 16 du ménage de BOUCARY KAMARA n'est pas renseigné, prière de renseigner.</w:t>
+      </w:r>
+    </w:p>
+    <w:p>
+      <w:r>
+        <w:t>________________________________________________________________________________</w:t>
+      </w:r>
+    </w:p>
+    <w:p>
+      <w:pPr>
+        <w:pStyle w:val="Heading2"/>
+      </w:pPr>
+      <w:r>
+        <w:t>Menage 10</w:t>
+      </w:r>
+    </w:p>
+    <w:tbl>
+      <w:tblPr>
+        <w:tblStyle w:val="TableGrid"/>
+        <w:tblW w:type="auto" w:w="0"/>
+        <w:tblLook w:firstColumn="1" w:firstRow="1" w:lastColumn="0" w:lastRow="0" w:noHBand="0" w:noVBand="1" w:val="04A0"/>
+      </w:tblPr>
+      <w:tblGrid>
+        <w:gridCol w:w="1662"/>
+        <w:gridCol w:w="1662"/>
+        <w:gridCol w:w="1662"/>
+        <w:gridCol w:w="1662"/>
+        <w:gridCol w:w="1662"/>
+        <w:gridCol w:w="1662"/>
+      </w:tblGrid>
+      <w:tr>
+        <w:tc>
+          <w:tcPr>
+            <w:tcW w:type="dxa" w:w="1662"/>
+            <w:shd w:fill="5B9BD5"/>
+          </w:tcPr>
+          <w:p>
+            <w:r>
+              <w:rPr>
+                <w:b/>
+                <w:color w:val="FFFFFF"/>
+                <w:sz w:val="16"/>
+              </w:rPr>
+              <w:t>Interview Key</w:t>
+            </w:r>
+          </w:p>
+        </w:tc>
+        <w:tc>
+          <w:tcPr>
+            <w:tcW w:type="dxa" w:w="1662"/>
+            <w:shd w:fill="5B9BD5"/>
+          </w:tcPr>
+          <w:p>
+            <w:r>
+              <w:rPr>
+                <w:b/>
+                <w:color w:val="FFFFFF"/>
+                <w:sz w:val="16"/>
+              </w:rPr>
+              <w:t>Interview ID</w:t>
+            </w:r>
+          </w:p>
+        </w:tc>
+        <w:tc>
+          <w:tcPr>
+            <w:tcW w:type="dxa" w:w="1662"/>
+            <w:shd w:fill="5B9BD5"/>
+          </w:tcPr>
+          <w:p>
+            <w:r>
+              <w:rPr>
+                <w:b/>
+                <w:color w:val="FFFFFF"/>
+                <w:sz w:val="16"/>
+              </w:rPr>
+              <w:t>ID Agent</w:t>
+            </w:r>
+          </w:p>
+        </w:tc>
+        <w:tc>
+          <w:tcPr>
+            <w:tcW w:type="dxa" w:w="1662"/>
+            <w:shd w:fill="5B9BD5"/>
+          </w:tcPr>
+          <w:p>
+            <w:r>
+              <w:rPr>
+                <w:b/>
+                <w:color w:val="FFFFFF"/>
+                <w:sz w:val="16"/>
+              </w:rPr>
+              <w:t>ID Equipe</w:t>
+            </w:r>
+          </w:p>
+        </w:tc>
+        <w:tc>
+          <w:tcPr>
+            <w:tcW w:type="dxa" w:w="1662"/>
+            <w:shd w:fill="5B9BD5"/>
+          </w:tcPr>
+          <w:p>
+            <w:r>
+              <w:rPr>
+                <w:b/>
+                <w:color w:val="FFFFFF"/>
+                <w:sz w:val="16"/>
+              </w:rPr>
+              <w:t>Agent</w:t>
+            </w:r>
+          </w:p>
+        </w:tc>
+        <w:tc>
+          <w:tcPr>
+            <w:tcW w:type="dxa" w:w="1662"/>
+            <w:shd w:fill="5B9BD5"/>
+          </w:tcPr>
+          <w:p>
+            <w:r>
+              <w:rPr>
+                <w:b/>
+                <w:color w:val="FFFFFF"/>
+                <w:sz w:val="16"/>
+              </w:rPr>
+              <w:t>Chef d'equipe</w:t>
+            </w:r>
+          </w:p>
+        </w:tc>
+      </w:tr>
+      <w:tr>
+        <w:tc>
+          <w:tcPr>
+            <w:tcW w:type="dxa" w:w="1662"/>
+          </w:tcPr>
+          <w:p>
+            <w:r>
+              <w:rPr>
+                <w:sz w:val="14"/>
+              </w:rPr>
+              <w:t>92-54-64-34</w:t>
+            </w:r>
+          </w:p>
+        </w:tc>
+        <w:tc>
+          <w:tcPr>
+            <w:tcW w:type="dxa" w:w="1662"/>
+          </w:tcPr>
+          <w:p>
+            <w:r>
+              <w:rPr>
+                <w:sz w:val="14"/>
+              </w:rPr>
+              <w:t>5b598de1846343d580a2901643ddc5a9</w:t>
+            </w:r>
+          </w:p>
+        </w:tc>
+        <w:tc>
+          <w:tcPr>
+            <w:tcW w:type="dxa" w:w="1662"/>
+          </w:tcPr>
+          <w:p>
+            <w:r>
+              <w:rPr>
+                <w:sz w:val="14"/>
+              </w:rPr>
+              <w:t>EQ30_enq3</w:t>
+            </w:r>
+          </w:p>
+        </w:tc>
+        <w:tc>
+          <w:tcPr>
+            <w:tcW w:type="dxa" w:w="1662"/>
+          </w:tcPr>
+          <w:p>
+            <w:r>
+              <w:rPr>
+                <w:sz w:val="14"/>
+              </w:rPr>
+              <w:t>Equipe30</w:t>
+            </w:r>
+          </w:p>
+        </w:tc>
+        <w:tc>
+          <w:tcPr>
+            <w:tcW w:type="dxa" w:w="1662"/>
+          </w:tcPr>
+          <w:p>
+            <w:r>
+              <w:rPr>
+                <w:sz w:val="14"/>
+              </w:rPr>
+              <w:t>Djibril SADIO</w:t>
+            </w:r>
+          </w:p>
+        </w:tc>
+        <w:tc>
+          <w:tcPr>
+            <w:tcW w:type="dxa" w:w="1662"/>
+          </w:tcPr>
+          <w:p>
+            <w:r>
+              <w:rPr>
+                <w:sz w:val="14"/>
+              </w:rPr>
+              <w:t>Baye Asse DIOP</w:t>
+            </w:r>
+          </w:p>
+        </w:tc>
+      </w:tr>
+    </w:tbl>
+    <w:p/>
+    <w:tbl>
+      <w:tblPr>
+        <w:tblStyle w:val="TableGrid"/>
+        <w:tblW w:type="auto" w:w="0"/>
+        <w:tblLook w:firstColumn="1" w:firstRow="1" w:lastColumn="0" w:lastRow="0" w:noHBand="0" w:noVBand="1" w:val="04A0"/>
+      </w:tblPr>
+      <w:tblGrid>
+        <w:gridCol w:w="3324"/>
+        <w:gridCol w:w="3324"/>
+        <w:gridCol w:w="3324"/>
+      </w:tblGrid>
+      <w:tr>
+        <w:tc>
+          <w:tcPr>
+            <w:tcW w:type="dxa" w:w="3324"/>
+            <w:shd w:fill="70AD47"/>
+          </w:tcPr>
+          <w:p>
+            <w:r>
+              <w:rPr>
+                <w:b/>
+                <w:color w:val="FFFFFF"/>
+                <w:sz w:val="18"/>
+              </w:rPr>
+              <w:t>Chef de Menage</w:t>
+            </w:r>
+          </w:p>
+        </w:tc>
+        <w:tc>
+          <w:tcPr>
+            <w:tcW w:type="dxa" w:w="3324"/>
+            <w:shd w:fill="70AD47"/>
+          </w:tcPr>
+          <w:p>
+            <w:r>
+              <w:rPr>
+                <w:b/>
+                <w:color w:val="FFFFFF"/>
+                <w:sz w:val="18"/>
+              </w:rPr>
+              <w:t>Quartier/Village (s00q05)</w:t>
+            </w:r>
+          </w:p>
+        </w:tc>
+        <w:tc>
+          <w:tcPr>
+            <w:tcW w:type="dxa" w:w="3324"/>
+            <w:shd w:fill="70AD47"/>
+          </w:tcPr>
+          <w:p>
+            <w:r>
+              <w:rPr>
+                <w:b/>
+                <w:color w:val="FFFFFF"/>
+                <w:sz w:val="18"/>
+              </w:rPr>
+              <w:t>Localisation GPS</w:t>
+            </w:r>
+          </w:p>
+        </w:tc>
+      </w:tr>
+      <w:tr>
+        <w:tc>
+          <w:tcPr>
+            <w:tcW w:type="dxa" w:w="3324"/>
+          </w:tcPr>
+          <w:p>
+            <w:r>
+              <w:rPr>
+                <w:sz w:val="18"/>
+              </w:rPr>
+              <w:t>MANSATA DANFAKHA</w:t>
+            </w:r>
+          </w:p>
+        </w:tc>
+        <w:tc>
+          <w:tcPr>
+            <w:tcW w:type="dxa" w:w="3324"/>
+          </w:tcPr>
+          <w:p>
+            <w:r>
+              <w:rPr>
+                <w:sz w:val="18"/>
+              </w:rPr>
+              <w:t>N/A</w:t>
+            </w:r>
+          </w:p>
+        </w:tc>
+        <w:tc>
+          <w:tcPr>
+            <w:tcW w:type="dxa" w:w="3324"/>
+          </w:tcPr>
+          <w:p>
+            <w:r/>
+            <w:hyperlink r:id="rId15">
+              <w:r>
+                <w:rPr>
+                  <w:color w:val="0563C1"/>
+                  <w:u w:val="single"/>
+                </w:rPr>
+                <w:t>TOGORO</w:t>
+              </w:r>
+            </w:hyperlink>
+          </w:p>
+        </w:tc>
+      </w:tr>
+    </w:tbl>
+    <w:p/>
+    <w:p>
+      <w:r>
+        <w:rPr>
+          <w:b/>
+          <w:color w:val="4672C4"/>
+          <w:sz w:val="22"/>
+        </w:rPr>
+        <w:t>&gt;&gt; Section1 - Caracteristiques des membres</w:t>
+      </w:r>
+    </w:p>
+    <w:p>
+      <w:pPr>
+        <w:ind w:left="283"/>
+      </w:pPr>
+      <w:r>
+        <w:rPr>
+          <w:sz w:val="20"/>
+        </w:rPr>
+        <w:t>- La raison principale pour laquelle que MANSATA DANFAKHA est venu vivre dans cette localité est venu pour travailler et semble exister dans les modalités, prière de prendre attache avec le QG pour plus d'explication afin de la classer bien.</w:t>
+      </w:r>
+    </w:p>
+    <w:p>
+      <w:r>
+        <w:rPr>
+          <w:b/>
+          <w:color w:val="4672C4"/>
+          <w:sz w:val="22"/>
+        </w:rPr>
+        <w:t>&gt;&gt; Section2 - Education</w:t>
+      </w:r>
+    </w:p>
+    <w:p>
+      <w:pPr>
+        <w:ind w:left="283"/>
+      </w:pPr>
+      <w:r>
+        <w:rPr>
+          <w:sz w:val="20"/>
+        </w:rPr>
+        <w:t xml:space="preserve">- Peu probable! GOUNDO DANFAKHA  n'arrive pas  à comprendre un petit texte lu dans une langue locale (s02q03). Veuillez corriger ou donner des explications au QG. Incohérence!! GOUNDO DANFAKHA fréquente l'école  mais ne paie ni la scolarité ni la cotisation, prière de corriger ou fournir une explication à cela. Le montant des frais pour les cahiers et autres matériels scolaires pour l'année scolaire de GOUNDO DANFAKHA est de 0 FCFA, GOUNDO DANFAKHA a fait comment pour payer ces cahiers et autres matériels scolaires (SAC, stylo, craie, ardoise, crayon...) ? prière de corriger. Dans les milieux urbains c'est peu probable de voir une école dont les élèves ou étudiants ne dépensent pas en frais d'uniformes, prière de verifier pour GOUNDO DANFAKHA et corriger ou confirmer avec le QG. La filière de GOUNDO DANFAKHA est RESTAURATION et semble exister dans les modalités, prière de prendre attache avec le QG pour plus d'explication afin de la classer bien. </w:t>
+        <w:br/>
+        <w:t>- Peu probable! MANSATA DANFAKHA  n'arrive pas  à comprendre un petit texte lu dans une langue locale (s02q03). Veuillez corriger ou donner des explications au QG.</w:t>
+      </w:r>
+    </w:p>
+    <w:p>
+      <w:r>
+        <w:rPr>
+          <w:b/>
+          <w:color w:val="4672C4"/>
+          <w:sz w:val="22"/>
+        </w:rPr>
+        <w:t>&gt;&gt; Section4a - Emploi</w:t>
+      </w:r>
+    </w:p>
+    <w:p>
+      <w:pPr>
+        <w:ind w:left="283"/>
+      </w:pPr>
+      <w:r>
+        <w:rPr>
+          <w:sz w:val="20"/>
+        </w:rPr>
+        <w:t>- Avertissement! Le nombre d'heure consacré à faire des courses au cours des 7 derniers jours au marché ou travaux menager ou lessive etc.. pour MANSATA DANFAKHA semble très élevés, prière de corriger ou confirmer avec le QG (s04q01 s04q02 s04q03 s04q04 s04q05 s04q06 s04q07 s04q08).</w:t>
+      </w:r>
+    </w:p>
+    <w:p>
+      <w:r>
+        <w:rPr>
+          <w:b/>
+          <w:color w:val="4672C4"/>
+          <w:sz w:val="22"/>
+        </w:rPr>
+        <w:t>&gt;&gt; Section7b - Consommation alimentaire - 7 jours</w:t>
+      </w:r>
+    </w:p>
+    <w:p>
+      <w:pPr>
+        <w:ind w:left="283"/>
+      </w:pPr>
+      <w:r>
+        <w:rPr>
+          <w:sz w:val="20"/>
+        </w:rPr>
+        <w:t>- Attention ! Le prix unitaire d'achat (100 Fcfa) de Cube alimentaire (Maggi, Jumbo, ) en Cube (Petit) est relativement élevé par rapport aux autres prix observés dans cette zone. Prière de corriger ou de confirmer avec le QG. Attention ! Le prix unitaire d'achat (100 Fcfa) de Piment frais en Pièce (Petit) est relativement élevé par rapport aux autres prix observés dans cette zone. Prière de corriger ou de confirmer avec le QG. Attention ! Le prix unitaire d'achat (28 Fcfa) de Eau minérale/filtrée en sachet en Sachets (Petit) est relativement faible par rapport aux autres prix observés dans cette zone. Prière de corriger ou de confirmer avec le QG. Incohérence!! Dans ce ménage, chaque individus consomme par jour 6.607143 Kg  de cereale; Prière de revoir les quantités prises de ces produits.</w:t>
+      </w:r>
+    </w:p>
+    <w:p>
+      <w:r>
+        <w:rPr>
+          <w:b/>
+          <w:color w:val="4672C4"/>
+          <w:sz w:val="22"/>
+        </w:rPr>
+        <w:t>&gt;&gt; Section10b - caracteristiques entreprise non agricole</w:t>
+      </w:r>
+    </w:p>
+    <w:p>
+      <w:pPr>
+        <w:ind w:left="283"/>
+      </w:pPr>
+      <w:r>
+        <w:rPr>
+          <w:sz w:val="20"/>
+        </w:rPr>
+        <w:t>- Le salaire qu'une personne de cette catégorie (10.62) a travaillé(e) dans cette entreprise salon de coiffure est élevé ou faible. Prière de confirmer cette information avec le QG ou de corriger.</w:t>
+      </w:r>
+    </w:p>
+    <w:p>
+      <w:r>
+        <w:rPr>
+          <w:b/>
+          <w:color w:val="4672C4"/>
+          <w:sz w:val="22"/>
+        </w:rPr>
+        <w:t>&gt;&gt; Section14 - Chocs</w:t>
+      </w:r>
+    </w:p>
+    <w:p>
+      <w:pPr>
+        <w:ind w:left="283"/>
+      </w:pPr>
+      <w:r>
+        <w:rPr>
+          <w:sz w:val="20"/>
+        </w:rPr>
+        <w:t>- Avertissement!! Le ménage n'a été négativement affecté par aucun des problèmes donnés dans la section 14. Confirmez vous cette information avec le QG?</w:t>
+      </w:r>
+    </w:p>
+    <w:p>
+      <w:r>
+        <w:rPr>
+          <w:b/>
+          <w:color w:val="4672C4"/>
+          <w:sz w:val="22"/>
+        </w:rPr>
+        <w:t>&gt;&gt; Section16a - Champs et parcelles</w:t>
+      </w:r>
+    </w:p>
+    <w:p>
+      <w:pPr>
+        <w:ind w:left="283"/>
+      </w:pPr>
+      <w:r>
+        <w:rPr>
+          <w:sz w:val="20"/>
+        </w:rPr>
+        <w:t>- La section 16 du ménage de MANSATA DANFAKHA n'est pas renseigné, prière de renseigner.</w:t>
+      </w:r>
+    </w:p>
+    <w:p>
+      <w:r>
+        <w:t>________________________________________________________________________________</w:t>
+      </w:r>
+    </w:p>
+    <w:p>
+      <w:pPr>
+        <w:pStyle w:val="Heading2"/>
+      </w:pPr>
+      <w:r>
+        <w:t>Menage 11</w:t>
+      </w:r>
+    </w:p>
+    <w:tbl>
+      <w:tblPr>
+        <w:tblStyle w:val="TableGrid"/>
+        <w:tblW w:type="auto" w:w="0"/>
+        <w:tblLook w:firstColumn="1" w:firstRow="1" w:lastColumn="0" w:lastRow="0" w:noHBand="0" w:noVBand="1" w:val="04A0"/>
+      </w:tblPr>
+      <w:tblGrid>
+        <w:gridCol w:w="1662"/>
+        <w:gridCol w:w="1662"/>
+        <w:gridCol w:w="1662"/>
+        <w:gridCol w:w="1662"/>
+        <w:gridCol w:w="1662"/>
+        <w:gridCol w:w="1662"/>
+      </w:tblGrid>
+      <w:tr>
+        <w:tc>
+          <w:tcPr>
+            <w:tcW w:type="dxa" w:w="1662"/>
+            <w:shd w:fill="5B9BD5"/>
+          </w:tcPr>
+          <w:p>
+            <w:r>
+              <w:rPr>
+                <w:b/>
+                <w:color w:val="FFFFFF"/>
+                <w:sz w:val="16"/>
+              </w:rPr>
+              <w:t>Interview Key</w:t>
+            </w:r>
+          </w:p>
+        </w:tc>
+        <w:tc>
+          <w:tcPr>
+            <w:tcW w:type="dxa" w:w="1662"/>
+            <w:shd w:fill="5B9BD5"/>
+          </w:tcPr>
+          <w:p>
+            <w:r>
+              <w:rPr>
+                <w:b/>
+                <w:color w:val="FFFFFF"/>
+                <w:sz w:val="16"/>
+              </w:rPr>
+              <w:t>Interview ID</w:t>
+            </w:r>
+          </w:p>
+        </w:tc>
+        <w:tc>
+          <w:tcPr>
+            <w:tcW w:type="dxa" w:w="1662"/>
+            <w:shd w:fill="5B9BD5"/>
+          </w:tcPr>
+          <w:p>
+            <w:r>
+              <w:rPr>
+                <w:b/>
+                <w:color w:val="FFFFFF"/>
+                <w:sz w:val="16"/>
+              </w:rPr>
+              <w:t>ID Agent</w:t>
+            </w:r>
+          </w:p>
+        </w:tc>
+        <w:tc>
+          <w:tcPr>
+            <w:tcW w:type="dxa" w:w="1662"/>
+            <w:shd w:fill="5B9BD5"/>
+          </w:tcPr>
+          <w:p>
+            <w:r>
+              <w:rPr>
+                <w:b/>
+                <w:color w:val="FFFFFF"/>
+                <w:sz w:val="16"/>
+              </w:rPr>
+              <w:t>ID Equipe</w:t>
+            </w:r>
+          </w:p>
+        </w:tc>
+        <w:tc>
+          <w:tcPr>
+            <w:tcW w:type="dxa" w:w="1662"/>
+            <w:shd w:fill="5B9BD5"/>
+          </w:tcPr>
+          <w:p>
+            <w:r>
+              <w:rPr>
+                <w:b/>
+                <w:color w:val="FFFFFF"/>
+                <w:sz w:val="16"/>
+              </w:rPr>
+              <w:t>Agent</w:t>
+            </w:r>
+          </w:p>
+        </w:tc>
+        <w:tc>
+          <w:tcPr>
+            <w:tcW w:type="dxa" w:w="1662"/>
+            <w:shd w:fill="5B9BD5"/>
+          </w:tcPr>
+          <w:p>
+            <w:r>
+              <w:rPr>
+                <w:b/>
+                <w:color w:val="FFFFFF"/>
+                <w:sz w:val="16"/>
+              </w:rPr>
+              <w:t>Chef d'equipe</w:t>
+            </w:r>
+          </w:p>
+        </w:tc>
+      </w:tr>
+      <w:tr>
+        <w:tc>
+          <w:tcPr>
+            <w:tcW w:type="dxa" w:w="1662"/>
+          </w:tcPr>
+          <w:p>
+            <w:r>
+              <w:rPr>
+                <w:sz w:val="14"/>
+              </w:rPr>
+              <w:t>80-56-27-46</w:t>
+            </w:r>
+          </w:p>
+        </w:tc>
+        <w:tc>
+          <w:tcPr>
+            <w:tcW w:type="dxa" w:w="1662"/>
+          </w:tcPr>
+          <w:p>
+            <w:r>
+              <w:rPr>
+                <w:sz w:val="14"/>
+              </w:rPr>
+              <w:t>e9442790004c4d49b2e1a1f112888e1a</w:t>
+            </w:r>
+          </w:p>
+        </w:tc>
+        <w:tc>
+          <w:tcPr>
+            <w:tcW w:type="dxa" w:w="1662"/>
+          </w:tcPr>
+          <w:p>
+            <w:r>
+              <w:rPr>
+                <w:sz w:val="14"/>
+              </w:rPr>
+              <w:t>EQ30_enq2</w:t>
+            </w:r>
+          </w:p>
+        </w:tc>
+        <w:tc>
+          <w:tcPr>
+            <w:tcW w:type="dxa" w:w="1662"/>
+          </w:tcPr>
+          <w:p>
+            <w:r>
+              <w:rPr>
+                <w:sz w:val="14"/>
+              </w:rPr>
+              <w:t>Equipe30</w:t>
+            </w:r>
+          </w:p>
+        </w:tc>
+        <w:tc>
+          <w:tcPr>
+            <w:tcW w:type="dxa" w:w="1662"/>
+          </w:tcPr>
+          <w:p>
+            <w:r>
+              <w:rPr>
+                <w:sz w:val="14"/>
+              </w:rPr>
+              <w:t>Papa Sadio COULIBALY</w:t>
+            </w:r>
+          </w:p>
+        </w:tc>
+        <w:tc>
+          <w:tcPr>
+            <w:tcW w:type="dxa" w:w="1662"/>
+          </w:tcPr>
+          <w:p>
+            <w:r>
+              <w:rPr>
+                <w:sz w:val="14"/>
+              </w:rPr>
+              <w:t>Baye Asse DIOP</w:t>
+            </w:r>
+          </w:p>
+        </w:tc>
+      </w:tr>
+    </w:tbl>
+    <w:p/>
+    <w:tbl>
+      <w:tblPr>
+        <w:tblStyle w:val="TableGrid"/>
+        <w:tblW w:type="auto" w:w="0"/>
+        <w:tblLook w:firstColumn="1" w:firstRow="1" w:lastColumn="0" w:lastRow="0" w:noHBand="0" w:noVBand="1" w:val="04A0"/>
+      </w:tblPr>
+      <w:tblGrid>
+        <w:gridCol w:w="3324"/>
+        <w:gridCol w:w="3324"/>
+        <w:gridCol w:w="3324"/>
+      </w:tblGrid>
+      <w:tr>
+        <w:tc>
+          <w:tcPr>
+            <w:tcW w:type="dxa" w:w="3324"/>
+            <w:shd w:fill="70AD47"/>
+          </w:tcPr>
+          <w:p>
+            <w:r>
+              <w:rPr>
+                <w:b/>
+                <w:color w:val="FFFFFF"/>
+                <w:sz w:val="18"/>
+              </w:rPr>
+              <w:t>Chef de Menage</w:t>
+            </w:r>
+          </w:p>
+        </w:tc>
+        <w:tc>
+          <w:tcPr>
+            <w:tcW w:type="dxa" w:w="3324"/>
+            <w:shd w:fill="70AD47"/>
+          </w:tcPr>
+          <w:p>
+            <w:r>
+              <w:rPr>
+                <w:b/>
+                <w:color w:val="FFFFFF"/>
+                <w:sz w:val="18"/>
+              </w:rPr>
+              <w:t>Quartier/Village (s00q05)</w:t>
+            </w:r>
+          </w:p>
+        </w:tc>
+        <w:tc>
+          <w:tcPr>
+            <w:tcW w:type="dxa" w:w="3324"/>
+            <w:shd w:fill="70AD47"/>
+          </w:tcPr>
+          <w:p>
+            <w:r>
+              <w:rPr>
+                <w:b/>
+                <w:color w:val="FFFFFF"/>
+                <w:sz w:val="18"/>
+              </w:rPr>
+              <w:t>Localisation GPS</w:t>
+            </w:r>
+          </w:p>
+        </w:tc>
+      </w:tr>
+      <w:tr>
+        <w:tc>
+          <w:tcPr>
+            <w:tcW w:type="dxa" w:w="3324"/>
+          </w:tcPr>
+          <w:p>
+            <w:r>
+              <w:rPr>
+                <w:sz w:val="18"/>
+              </w:rPr>
+              <w:t>KENDA BA</w:t>
+            </w:r>
+          </w:p>
+        </w:tc>
+        <w:tc>
+          <w:tcPr>
+            <w:tcW w:type="dxa" w:w="3324"/>
+          </w:tcPr>
+          <w:p>
+            <w:r>
+              <w:rPr>
+                <w:sz w:val="18"/>
+              </w:rPr>
+              <w:t>N/A</w:t>
+            </w:r>
+          </w:p>
+        </w:tc>
+        <w:tc>
+          <w:tcPr>
+            <w:tcW w:type="dxa" w:w="3324"/>
+          </w:tcPr>
+          <w:p>
+            <w:r/>
+            <w:hyperlink r:id="rId16">
+              <w:r>
+                <w:rPr>
+                  <w:color w:val="0563C1"/>
+                  <w:u w:val="single"/>
+                </w:rPr>
+                <w:t>TOGORO</w:t>
+              </w:r>
+            </w:hyperlink>
+          </w:p>
+        </w:tc>
+      </w:tr>
+    </w:tbl>
+    <w:p/>
+    <w:p>
+      <w:r>
+        <w:rPr>
+          <w:b/>
+          <w:color w:val="4672C4"/>
+          <w:sz w:val="22"/>
+        </w:rPr>
+        <w:t>&gt;&gt; Section0 - Identification et renseignements de controle</w:t>
+      </w:r>
+    </w:p>
+    <w:p>
+      <w:pPr>
+        <w:ind w:left="283"/>
+      </w:pPr>
+      <w:r>
+        <w:rPr>
+          <w:sz w:val="20"/>
+        </w:rPr>
+        <w:t>- Le questionnaire semble ne pas être complètement fini mais le questionnaire est en statut complet, prière de compléter le questionnaire.</w:t>
+      </w:r>
+    </w:p>
+    <w:p>
+      <w:r>
+        <w:rPr>
+          <w:b/>
+          <w:color w:val="4672C4"/>
+          <w:sz w:val="22"/>
+        </w:rPr>
+        <w:t>&gt;&gt; Section1 - Caracteristiques des membres</w:t>
+      </w:r>
+    </w:p>
+    <w:p>
+      <w:pPr>
+        <w:ind w:left="283"/>
+      </w:pPr>
+      <w:r>
+        <w:rPr>
+          <w:sz w:val="20"/>
+        </w:rPr>
+        <w:t xml:space="preserve">- Attention ! Vous avez déclaré en s01q00 que le répondant est la personne elle-même, or Amadou Diouldé Ba n3 est trop jeune (9 ans) pour fournir des informations correctes. Prière de refaire la section 1 pour Amadou Diouldé Ba n3 en demandant à un adulte de répondre aux questions à sa place. </w:t>
+        <w:br/>
+        <w:t xml:space="preserve">- Attention ! Vous avez déclaré en s01q00 que le répondant est la personne elle-même, or Mamadou Saliou Ba est trop jeune (8 ans) pour fournir des informations correctes. Prière de refaire la section 1 pour Mamadou Saliou Ba en demandant à un adulte de répondre aux questions à sa place. </w:t>
+        <w:br/>
+        <w:t xml:space="preserve">- Attention ! Vous avez déclaré en s01q00 que le répondant est la personne elle-même, or Mamadou Seydou Ba est trop jeune (10 ans) pour fournir des informations correctes. Prière de refaire la section 1 pour Mamadou Seydou Ba en demandant à un adulte de répondre aux questions à sa place. </w:t>
+        <w:br/>
+        <w:t>- Incoherence! La mère de Ibrahima Ba n3 est trop jeune ou vielle pour avoir Ibrahima Ba n3 selon l'écart (13) d'âge entre lui et sa mère, prière de revoir l'âge de Ibrahima Ba n3 ou de sa mère. Dans le cas contraire rassurez vous que c'est bien son fils/fille biologique.</w:t>
+      </w:r>
+    </w:p>
+    <w:p>
+      <w:r>
+        <w:rPr>
+          <w:b/>
+          <w:color w:val="4672C4"/>
+          <w:sz w:val="22"/>
+        </w:rPr>
+        <w:t>&gt;&gt; Section2 - Education</w:t>
+      </w:r>
+    </w:p>
+    <w:p>
+      <w:pPr>
+        <w:ind w:left="283"/>
+      </w:pPr>
+      <w:r>
+        <w:rPr>
+          <w:sz w:val="20"/>
+        </w:rPr>
+        <w:t xml:space="preserve">- Peu probable! Alpha Amadou Ba  n'arrive pas  à comprendre un petit texte lu dans une langue locale (s02q03). Veuillez corriger ou donner des explications au QG. Peu probable! Alpha Amadou Ba  ne sait ni lire, ni écrire, ni comprendre dans aucune des langues  (s02q01,s02q02,s02q03). Veuillez corriger ou donner des explications au QG. </w:t>
+        <w:br/>
+        <w:t xml:space="preserve">- Peu probable! Amadou Ba  n'arrive pas  à comprendre un petit texte lu dans une langue locale (s02q03). Veuillez corriger ou donner des explications au QG. Dans les milieux urbains c'est peu probable de voir une école dont les élèves ou étudiants ne dépensent pas en frais d'uniformes, prière de verifier pour Amadou Ba et corriger ou confirmer avec le QG. </w:t>
+        <w:br/>
+        <w:t xml:space="preserve">- Peu probable! Amadou Diouldé Ba  n'arrive pas  à comprendre un petit texte lu dans une langue locale (s02q03). Veuillez corriger ou donner des explications au QG. </w:t>
+        <w:br/>
+        <w:t xml:space="preserve">- Peu probable! Amadou Diouldé Ba n1  n'arrive pas  à comprendre un petit texte lu dans une langue locale (s02q03). Veuillez corriger ou donner des explications au QG. </w:t>
+        <w:br/>
+        <w:t xml:space="preserve">- Peu probable! Amadou Diouldé Ba n3  n'arrive pas  à comprendre un petit texte lu dans une langue locale (s02q03). Veuillez corriger ou donner des explications au QG. Attention ! Le frais de scolarité (128000 Fcfa) de Amadou Diouldé Ba n3 en 3ème année de Primaire est relativement élevé par rapport aux autres frais de scolarités observés dans cette zone. Prière de corriger ou de confirmer avec le QG. </w:t>
+        <w:br/>
+        <w:t xml:space="preserve">- Peu probable! Boubacar Ba  n'arrive pas  à comprendre un petit texte lu dans une langue locale (s02q03). Veuillez corriger ou donner des explications au QG. </w:t>
+        <w:br/>
+        <w:t xml:space="preserve">- Peu probable! Ciré Ba  n'arrive pas  à comprendre un petit texte lu dans une langue locale (s02q03). Veuillez corriger ou donner des explications au QG. </w:t>
+        <w:br/>
+        <w:t xml:space="preserve">- Peu probable! Diélikatou Ba  n'arrive pas  à comprendre un petit texte lu dans une langue locale (s02q03). Veuillez corriger ou donner des explications au QG. </w:t>
+        <w:br/>
+        <w:t xml:space="preserve">- Peu probable! Ibrahima Ba n1  n'arrive pas  à comprendre un petit texte lu dans une langue locale (s02q03). Veuillez corriger ou donner des explications au QG. Peu probable! Ibrahima Ba n1  ne sait ni lire, ni écrire, ni comprendre dans aucune des langues  (s02q01,s02q02,s02q03). Veuillez corriger ou donner des explications au QG. </w:t>
+        <w:br/>
+        <w:t xml:space="preserve">- Peu probable! Ibrahima Ba n2  n'arrive pas  à comprendre un petit texte lu dans une langue locale (s02q03). Veuillez corriger ou donner des explications au QG. </w:t>
+        <w:br/>
+        <w:t xml:space="preserve">- Peu probable! Ibrahima Ba n3  n'arrive pas  à comprendre un petit texte lu dans une langue locale (s02q03). Veuillez corriger ou donner des explications au QG. Peu probable! Ibrahima Ba n3  ne sait ni lire, ni écrire, ni comprendre dans aucune des langues  (s02q01,s02q02,s02q03). Veuillez corriger ou donner des explications au QG. </w:t>
+        <w:br/>
+        <w:t xml:space="preserve">- Peu probable! Kenda Ba  n'arrive pas  à comprendre un petit texte lu dans une langue locale (s02q03). Veuillez corriger ou donner des explications au QG. </w:t>
+        <w:br/>
+        <w:t xml:space="preserve">- Peu probable! Maliétou Ba  n'arrive pas  à comprendre un petit texte lu dans une langue locale (s02q03). Veuillez corriger ou donner des explications au QG. Peu probable! Maliétou Ba  ne sait ni lire, ni écrire, ni comprendre dans aucune des langues  (s02q01,s02q02,s02q03). Veuillez corriger ou donner des explications au QG. </w:t>
+        <w:br/>
+        <w:t xml:space="preserve">- Peu probable! Mamadou Diouma Ba  n'arrive pas  à comprendre un petit texte lu dans une langue locale (s02q03). Veuillez corriger ou donner des explications au QG. Dans les milieux urbains c'est peu probable de voir une école dont les élèves ou étudiants ne dépensent pas en frais d'uniformes, prière de verifier pour Mamadou Diouma Ba et corriger ou confirmer avec le QG. </w:t>
+        <w:br/>
+        <w:t xml:space="preserve">- Peu probable! Mamadou Lamara Ba  n'arrive pas  à comprendre un petit texte lu dans une langue locale (s02q03). Veuillez corriger ou donner des explications au QG. Incohérence!! Le niveau d'études le plus élevé atteint par Mamadou Lamara Ba est superieur et le diplôme le plus elevé obtenu par Mamadou Lamara Ba est DEF ou CEP OU CAP. La filière de Mamadou Lamara Ba est medecine et semble exister dans les modalités, prière de prendre attache avec le QG pour plus d'explication afin de la classer bien. Le domaine que Mamadou Lamara Ba bénéficié de cette formation est santé et semble exister dans les modalités, prière de prendre attache avec le QG pour plus d'explication afin de la classer bien. </w:t>
+        <w:br/>
+        <w:t xml:space="preserve">- Peu probable! Mamadou Saliou Ba  n'arrive pas  à comprendre un petit texte lu dans une langue locale (s02q03). Veuillez corriger ou donner des explications au QG. Attention ! Le frais de scolarité (88000 Fcfa) de Mamadou Saliou Ba en 2ème année de Primaire est relativement élevé par rapport aux autres frais de scolarités observés dans cette zone. Prière de corriger ou de confirmer avec le QG. </w:t>
+        <w:br/>
+        <w:t xml:space="preserve">- Peu probable! Mamadou Seydou Ba  n'arrive pas  à comprendre un petit texte lu dans une langue locale (s02q03). Veuillez corriger ou donner des explications au QG. Dans les milieux urbains c'est peu probable de voir une école dont les élèves ou étudiants ne dépensent pas en frais d'uniformes, prière de verifier pour Mamadou Seydou Ba et corriger ou confirmer avec le QG. </w:t>
+        <w:br/>
+        <w:t xml:space="preserve">- Peu probable! Mariama Ciré Ba  n'arrive pas  à comprendre un petit texte lu dans une langue locale (s02q03). Veuillez corriger ou donner des explications au QG. </w:t>
+        <w:br/>
+        <w:t xml:space="preserve">- Peu probable! Mariama Diouldé Ba  n'arrive pas  à comprendre un petit texte lu dans une langue locale (s02q03). Veuillez corriger ou donner des explications au QG. </w:t>
+        <w:br/>
+        <w:t xml:space="preserve">- Peu probable! Oumar Baïlo Ba  n'arrive pas  à comprendre un petit texte lu dans une langue locale (s02q03). Veuillez corriger ou donner des explications au QG. </w:t>
+        <w:br/>
+        <w:t>- Peu probable! Ousmane Ba  n'arrive pas  à comprendre un petit texte lu dans une langue locale (s02q03). Veuillez corriger ou donner des explications au QG. Peu probable! Ousmane Ba  ne sait ni lire, ni écrire, ni comprendre dans aucune des langues  (s02q01,s02q02,s02q03). Veuillez corriger ou donner des explications au QG. Le montant des frais d'uniformes pour l'année scolaire de Ousmane Ba est faible ou élevé. veuillez, s'il vous plait, confirmer ces informations avec le QG ou apporter les corrections nécessaires.</w:t>
+        <w:br/>
+        <w:t>- Peu probable! Thierno Malal Ba  n'arrive pas  à comprendre un petit texte lu dans une langue locale (s02q03). Veuillez corriger ou donner des explications au QG.</w:t>
+      </w:r>
+    </w:p>
+    <w:p>
+      <w:r>
+        <w:rPr>
+          <w:b/>
+          <w:color w:val="4672C4"/>
+          <w:sz w:val="22"/>
+        </w:rPr>
+        <w:t>&gt;&gt; Section3 - Sante</w:t>
+      </w:r>
+    </w:p>
+    <w:p>
+      <w:pPr>
+        <w:ind w:left="283"/>
+      </w:pPr>
+      <w:r>
+        <w:rPr>
+          <w:sz w:val="20"/>
+        </w:rPr>
+        <w:t>- Le montant(100000 FCFA) des dépenses liées à l'accouchement de Ciré Ba est faible ou élevé, prière de corriger. Le montant(20000 FCFA) des dépenses pour chaque visite prénatale de Ciré Ba semble faible (voir nul) ou élevé, prière de corriger.</w:t>
+      </w:r>
+    </w:p>
+    <w:p>
+      <w:r>
+        <w:rPr>
+          <w:b/>
+          <w:color w:val="4672C4"/>
+          <w:sz w:val="22"/>
+        </w:rPr>
+        <w:t>&gt;&gt; Section4a - Emploi</w:t>
+      </w:r>
+    </w:p>
+    <w:p>
+      <w:pPr>
+        <w:ind w:left="283"/>
+      </w:pPr>
+      <w:r>
+        <w:rPr>
+          <w:sz w:val="20"/>
+        </w:rPr>
+        <w:t xml:space="preserve">- Avertissement! Boubacar Ba est trop jeune mais il a plus de 15 ans, prière de corriger ou confirmer. </w:t>
+        <w:br/>
+        <w:t xml:space="preserve">- Avertissement! Ciré Ba n'a consacré aucune heure pour aucun des travaux du ménage, prière de regarder les réponses prises dans les questions (s04q01 s04q02 s04q03 s04q04 s04q05 s04q06 s04q07 s04q08). </w:t>
+        <w:br/>
+        <w:t xml:space="preserve">- Avertissement! Généralement les jeunes hommes (10 à 25ans) font des travaux ménager soit apprendre les enfants à reviser leurs léçons ou d'autres cours, Alpha Amadou Ba n'a consacré aucune heure pour les travaux cités en s04q01, s04q02, s04q03, s04q04, s04q05, s04q06, s04q07 et s04q08.Prière de regarder pour corriger ou confirmer avec le QG. Avertissement! Nombre d'heure que Alpha Amadou Ba a consacré à son emploi au cours des 7 derniers jours est trop élevé, veuillez revoir s'il vous plait ou confirmer cette information avec le QG. </w:t>
+        <w:br/>
+        <w:t xml:space="preserve">- Avertissement! Généralement les jeunes hommes (10 à 25ans) font des travaux ménager soit apprendre les enfants à reviser leurs léçons ou d'autres cours, Ibrahima Ba n2 n'a consacré aucune heure pour les travaux cités en s04q01, s04q02, s04q03, s04q04, s04q05, s04q06, s04q07 et s04q08.Prière de regarder pour corriger ou confirmer avec le QG. </w:t>
+        <w:br/>
+        <w:t xml:space="preserve">- Avertissement! Généralement les jeunes hommes (10 à 25ans) font des travaux ménager soit apprendre les enfants à reviser leurs léçons ou d'autres cours, Mamadou Diouma Ba n'a consacré aucune heure pour les travaux cités en s04q01, s04q02, s04q03, s04q04, s04q05, s04q06, s04q07 et s04q08.Prière de regarder pour corriger ou confirmer avec le QG. </w:t>
+        <w:br/>
+        <w:t xml:space="preserve">- Avertissement! Généralement les jeunes hommes (10 à 25ans) font des travaux ménager soit apprendre les enfants à reviser leurs léçons ou d'autres cours, Mamadou Lamara Ba n'a consacré aucune heure pour les travaux cités en s04q01, s04q02, s04q03, s04q04, s04q05, s04q06, s04q07 et s04q08.Prière de regarder pour corriger ou confirmer avec le QG. Avertissement Mamadou Lamara Ba est Etudiant/Elève de la 4.21 mais Mamadou Lamara Ba n'a pas frequenté l'école en 2024-2025, prière de corriger ou confirmer cette information avec le QG. </w:t>
+        <w:br/>
+        <w:t>- Avertissement! Le nombre d'heure consacré à faire des courses au cours des 7 derniers jours au marché ou travaux menager ou lessive etc.. pour Diélikatou Ba semble très élevés, prière de corriger ou confirmer avec le QG (s04q01 s04q02 s04q03 s04q04 s04q05 s04q06 s04q07 s04q08).</w:t>
+      </w:r>
+    </w:p>
+    <w:p>
+      <w:r>
+        <w:rPr>
+          <w:b/>
+          <w:color w:val="4672C4"/>
+          <w:sz w:val="22"/>
+        </w:rPr>
+        <w:t>&gt;&gt; Section4b - Emploi - Activite principale</w:t>
+      </w:r>
+    </w:p>
+    <w:p>
+      <w:pPr>
+        <w:ind w:left="283"/>
+      </w:pPr>
+      <w:r>
+        <w:rPr>
+          <w:sz w:val="20"/>
+        </w:rPr>
+        <w:t xml:space="preserve">- || </w:t>
+        <w:br/>
+        <w:t xml:space="preserve">- Attention ! Le nombre de jours que Ibrahima Ba n1 a travaillés par mois semble être inférieur à 15. Veuillez, s'il vous plaît, confirmer cette information. Avertissement!!! Ibrahima Ba n1 enquêté dans l'emploi principale n'a pas declaré son salaire prière de fournir plus d'effort pour lui demander son salire, vous pouvez utiliser des stratégies pour faire une estimation ou demander des conseils au QG. Avertissement!!! Ibrahima Ba n1 enquêté dans l'emploi principale n'a pas declaré son revenu prière de fournir plus d'effort pour lui demander son revenu, vous pouvez utiliser des stratégies pour faire une estimation ou demander des conseils au QG. </w:t>
+        <w:br/>
+        <w:t xml:space="preserve">- Attention ! Le nombre de jours que Oumar Baïlo Ba a travaillés par mois semble être inférieur à 15. Veuillez, s'il vous plaît, confirmer cette information. Avertissement!!! Oumar Baïlo Ba enquêté dans l'emploi principale n'a pas declaré son salaire prière de fournir plus d'effort pour lui demander son salire, vous pouvez utiliser des stratégies pour faire une estimation ou demander des conseils au QG. Avertissement!!! Oumar Baïlo Ba enquêté dans l'emploi principale n'a pas declaré son revenu prière de fournir plus d'effort pour lui demander son revenu, vous pouvez utiliser des stratégies pour faire une estimation ou demander des conseils au QG. </w:t>
+        <w:br/>
+        <w:t xml:space="preserve">- Avertissement!!! Alpha Amadou Ba enquêté dans l'emploi principale n'a pas declaré son salaire prière de fournir plus d'effort pour lui demander son salire, vous pouvez utiliser des stratégies pour faire une estimation ou demander des conseils au QG. Avertissement!!! Alpha Amadou Ba enquêté dans l'emploi principale n'a pas declaré son revenu prière de fournir plus d'effort pour lui demander son revenu, vous pouvez utiliser des stratégies pour faire une estimation ou demander des conseils au QG. </w:t>
+        <w:br/>
+        <w:t>- Avertissement!!! Amadou Diouldé Ba enquêté dans l'emploi principale n'a pas declaré son salaire prière de fournir plus d'effort pour lui demander son salire, vous pouvez utiliser des stratégies pour faire une estimation ou demander des conseils au QG. Avertissement!!! Amadou Diouldé Ba enquêté dans l'emploi principale n'a pas declaré son revenu prière de fournir plus d'effort pour lui demander son revenu, vous pouvez utiliser des stratégies pour faire une estimation ou demander des conseils au QG.</w:t>
+      </w:r>
+    </w:p>
+    <w:p>
+      <w:r>
+        <w:rPr>
+          <w:b/>
+          <w:color w:val="4672C4"/>
+          <w:sz w:val="22"/>
+        </w:rPr>
+        <w:t>&gt;&gt; Section7b - Consommation alimentaire - 7 jours</w:t>
+      </w:r>
+    </w:p>
+    <w:p>
+      <w:pPr>
+        <w:ind w:left="283"/>
+      </w:pPr>
+      <w:r>
+        <w:rPr>
+          <w:sz w:val="20"/>
+        </w:rPr>
+        <w:t>- Attention ! Le prix unitaire d'achat (1000 Fcfa) de Banane douce en Kg (taille unique) est relativement élevé par rapport aux autres prix observés dans cette zone. Prière de corriger ou de confirmer avec le QG. Attention ! Le prix unitaire d'achat (150 Fcfa) de Gombo en poudre en Sachets (Petit) est relativement élevé par rapport aux autres prix observés dans cette zone. Prière de corriger ou de confirmer avec le QG. Attention ! Le prix unitaire d'achat (200 Fcfa) de Sel en Sachets (Petit) est relativement élevé par rapport aux autres prix observés dans cette zone. Prière de corriger ou de confirmer avec le QG. Attention ! Le prix unitaire d'achat (200 Fcfa) de Soumbala (moutarde africaine) en Sachets (Petit) est relativement élevé par rapport aux autres prix observés dans cette zone. Prière de corriger ou de confirmer avec le QG. Attention ! Le prix unitaire d'achat (25 Fcfa) de Vinaigre de vin en Sachets (Petit) est relativement faible par rapport aux autres prix observés dans cette zone. Prière de corriger ou de confirmer avec le QG. Attention ! Le prix unitaire d'achat (4166.667 Fcfa) de Gombo frais en Kg (taille unique) est relativement élevé par rapport aux autres prix observés dans cette zone. Prière de corriger ou de confirmer avec le QG. Avertissement!! La quantité (6 litre) du produit Huile de soja  consommée  par le ménage semble très élevé, prière de corriger ou confirmer avec le QG. Avertissement!! Les quantités du Thé en feuille consommées en Sachets industriel semble incoherent car les ménages consomment géneralement en sachet ou en paquet, prière de corriger ou confirmer avec le QG. Avertissement!!! Le ménage a consommé 10 Paquet Petit de Thé en sachet, cette quantité semble anormale pour une consommation des 7 derniers jours.Prière de corriger ou de confirmer avec le QG. Avertissement!! le prix unitaire (100 Fcfa) de Thé en sachet (unité: Paquet) de taille Petit est très faible ou élevé. Prière de corriger ou de confirmer avec le QG. Avertissement!!! Le ménage a consommé 12 Kg taille unique de Viande de poulet entier, cette quantité semble anormale pour une consommation des 7 derniers jours.Prière de corriger ou de confirmer avec le QG. Incohérence!! Dans ce ménage, chaque individus consomme par jour 18.45857 Kg  de cereale; Prière de revoir les quantités prises de ces produits.</w:t>
+      </w:r>
+    </w:p>
+    <w:p>
+      <w:r>
+        <w:rPr>
+          <w:b/>
+          <w:color w:val="4672C4"/>
+          <w:sz w:val="22"/>
+        </w:rPr>
+        <w:t>&gt;&gt; Section9c - Depenses non-alimentaires - 30 jours</w:t>
+      </w:r>
+    </w:p>
+    <w:p>
+      <w:pPr>
+        <w:ind w:left="283"/>
+      </w:pPr>
+      <w:r>
+        <w:rPr>
+          <w:sz w:val="20"/>
+        </w:rPr>
+        <w:t>- Peu plausible! le montant de la dépense pour  Savon de ménage, lessive en poudre, détergents (eau de javel, etc. ) semble trop élevé. Veuillez, s'il vous plaît, confirmer cette information avec le QG ou la corriger.</w:t>
+      </w:r>
+    </w:p>
+    <w:p>
+      <w:r>
+        <w:rPr>
+          <w:b/>
+          <w:color w:val="4672C4"/>
+          <w:sz w:val="22"/>
+        </w:rPr>
+        <w:t>&gt;&gt; Section10b - caracteristiques entreprise non agricole</w:t>
+      </w:r>
+    </w:p>
+    <w:p>
+      <w:pPr>
+        <w:ind w:left="283"/>
+      </w:pPr>
+      <w:r>
+        <w:rPr>
+          <w:sz w:val="20"/>
+        </w:rPr>
+        <w:t xml:space="preserve">- Cette entreprise il fabrique et répare des bijoux dit avoir obtenu une valeur sur les marchandises vendu en etat, les marchandises vendu après transformation et les services rendus. Prière de corriger. Cette entreprise il fabrique et répare des bijoux dit avoir obtenu une valeur sur les marchandises vendu en etat et les marchandises vendu après transformation. L'entreprise il fabrique et répare des bijoux est généralement une entreprise de fabrication ou transformation dont elle depense en achat de matières premières.Elle transforme le produit donc ne peut pas obtenir un montant sur la revente des marchandises achetés en état (10.46 ou 10.47). Prière de mettre 0 pour ces questions si elles n'achètent pas de marchandise en état pour les revendre en état. </w:t>
+        <w:br/>
+        <w:t>- Le salaire qu'une personne de cette catégorie (10.62) a travaillé(e) dans cette entreprise construit et répare des maisons est élevé ou faible. Prière de confirmer cette information avec le QG ou de corriger.</w:t>
+      </w:r>
+    </w:p>
+    <w:p>
+      <w:r>
+        <w:rPr>
+          <w:b/>
+          <w:color w:val="4672C4"/>
+          <w:sz w:val="22"/>
+        </w:rPr>
+        <w:t>&gt;&gt; Section11 - Caracteristiques logement</w:t>
+      </w:r>
+    </w:p>
+    <w:p>
+      <w:pPr>
+        <w:ind w:left="283"/>
+      </w:pPr>
+      <w:r>
+        <w:rPr>
+          <w:sz w:val="20"/>
+        </w:rPr>
+        <w:t>- Le montant (FCFA) du loyer mensuel payé pour un logement comme le votre dans ce village/quartier est trop élevé, Veuillez s'il vous plaît corriger cette information.</w:t>
+      </w:r>
+    </w:p>
+    <w:p>
+      <w:r>
+        <w:rPr>
+          <w:b/>
+          <w:color w:val="4672C4"/>
+          <w:sz w:val="22"/>
+        </w:rPr>
+        <w:t>&gt;&gt; Section12 - Actifs du menage</w:t>
+      </w:r>
+    </w:p>
+    <w:p>
+      <w:pPr>
+        <w:ind w:left="283"/>
+      </w:pPr>
+      <w:r>
+        <w:rPr>
+          <w:sz w:val="20"/>
+        </w:rPr>
+        <w:t xml:space="preserve">- Attention ! Bonbonne de gaz a été achété à 50000 Fcfa est relativement élevé par rapport aux autres prix d'achat observés dans cette zone. Prière de corriger ou de confirmer avec le QG. Attention ! Bonbonne de gaz a été revendu à 50000 Fcfa qui est relativement élevé par rapport aux autres prix de revente observés dans cette zone. Prière de corriger ou de confirmer avec le QG. </w:t>
+        <w:br/>
+        <w:t xml:space="preserve">- Attention ! Fer à repasser à charbon a été revendu à 7000 Fcfa qui est relativement élevé par rapport aux autres prix de revente observés dans cette zone. Prière de corriger ou de confirmer avec le QG. </w:t>
+        <w:br/>
+        <w:t xml:space="preserve">- Attention ! Moto/Vélomoteur/Tricycle à moteur a été achété à 1075000 Fcfa est relativement élevé par rapport aux autres prix d'achat observés dans cette zone. Prière de corriger ou de confirmer avec le QG. Attention ! Moto/Vélomoteur/Tricycle à moteur a été revendu à 1000000 Fcfa qui est relativement élevé par rapport aux autres prix de revente observés dans cette zone. Prière de corriger ou de confirmer avec le QG. </w:t>
+        <w:br/>
+        <w:t xml:space="preserve">- Attention ! Ventilateur sur pied a été achété à 160000 Fcfa est relativement élevé par rapport aux autres prix d'achat observés dans cette zone. Prière de corriger ou de confirmer avec le QG. Attention ! Ventilateur sur pied a été revendu à 160000 Fcfa qui est relativement élevé par rapport aux autres prix de revente observés dans cette zone. Prière de corriger ou de confirmer avec le QG. </w:t>
+        <w:br/>
+        <w:t>- Avertissement!!! Le prix d'achat (14000) de l'article  Lit est inférieur aux prix de revente (130000)  avec l'âge du bien atteignant 3 ans. Prière de vérifier ou confirmer avec l'enquêté et mettre les bonnes valeurs après verification, s'il le faut.</w:t>
+      </w:r>
+    </w:p>
+    <w:p>
+      <w:r>
+        <w:rPr>
+          <w:b/>
+          <w:color w:val="4672C4"/>
+          <w:sz w:val="22"/>
+        </w:rPr>
+        <w:t>&gt;&gt; Section16a - Champs et parcelles</w:t>
+      </w:r>
+    </w:p>
+    <w:p>
+      <w:pPr>
+        <w:ind w:left="283"/>
+      </w:pPr>
+      <w:r>
+        <w:rPr>
+          <w:sz w:val="20"/>
+        </w:rPr>
+        <w:t>- La section 16 du ménage de KENDA BA n'est pas renseigné, prière de renseigner.</w:t>
+      </w:r>
+    </w:p>
+    <w:p>
+      <w:r>
+        <w:t>________________________________________________________________________________</w:t>
       </w:r>
     </w:p>
     <w:p>
@@ -818,7 +6393,7 @@
           </w:tcPr>
           <w:p>
             <w:r/>
-            <w:hyperlink r:id="rId9">
+            <w:hyperlink r:id="rId17">
               <w:r>
                 <w:rPr>
                   <w:color w:val="0563C1"/>
@@ -994,8 +6569,6 @@
         <w:br/>
         <w:t xml:space="preserve">- Avertissement!!! Kikala Diallo enquêté dans l'emploi principale n'a pas declaré son salaire prière de fournir plus d'effort pour lui demander son salire, vous pouvez utiliser des stratégies pour faire une estimation ou demander des conseils au QG. Avertissement!!! Kikala Diallo enquêté dans l'emploi principale n'a pas declaré son revenu prière de fournir plus d'effort pour lui demander son revenu, vous pouvez utiliser des stratégies pour faire une estimation ou demander des conseils au QG. </w:t>
         <w:br/>
-        <w:t xml:space="preserve">- Avertissement!!! Serigne Ndiaye Traore enquêté dans l'emploi principale n'a pas declaré son salaire prière de fournir plus d'effort pour lui demander son salire, vous pouvez utiliser des stratégies pour faire une estimation ou demander des conseils au QG. Avertissement!!! Serigne Ndiaye Traore enquêté dans l'emploi principale n'a pas declaré son revenu prière de fournir plus d'effort pour lui demander son revenu, vous pouvez utiliser des stratégies pour faire une estimation ou demander des conseils au QG. </w:t>
-        <w:br/>
         <w:t xml:space="preserve">- Avertissement!!! Seyni Dieng enquêté dans l'emploi principale n'a pas declaré son salaire prière de fournir plus d'effort pour lui demander son salire, vous pouvez utiliser des stratégies pour faire une estimation ou demander des conseils au QG. Avertissement!!! Seyni Dieng enquêté dans l'emploi principale n'a pas declaré son revenu prière de fournir plus d'effort pour lui demander son revenu, vous pouvez utiliser des stratégies pour faire une estimation ou demander des conseils au QG. </w:t>
         <w:br/>
         <w:t>- Avertissement!!! Yacine Traore enquêté dans l'emploi principale n'a pas declaré son salaire prière de fournir plus d'effort pour lui demander son salire, vous pouvez utiliser des stratégies pour faire une estimation ou demander des conseils au QG. Avertissement!!! Yacine Traore enquêté dans l'emploi principale n'a pas declaré son revenu prière de fournir plus d'effort pour lui demander son revenu, vous pouvez utiliser des stratégies pour faire une estimation ou demander des conseils au QG.</w:t>
@@ -1029,7 +6602,7 @@
           <w:color w:val="4672C4"/>
           <w:sz w:val="22"/>
         </w:rPr>
-        <w:t>&gt;&gt; Section7a1 - Repas pris a l'exterieur du menage</w:t>
+        <w:t>&gt;&gt; Section7b - Consommation alimentaire - 7 jours</w:t>
       </w:r>
     </w:p>
     <w:p>
@@ -1040,68 +6613,7 @@
         <w:rPr>
           <w:sz w:val="20"/>
         </w:rPr>
-        <w:t>- Attention ! La section sur le repas pris à l'extérieur du ménage n'est pas renseignée à 100 %. Prière de vérifier l'ensemble des questions relatives à cette section et de les renseigner en totalité.</w:t>
-      </w:r>
-    </w:p>
-    <w:p>
-      <w:r>
-        <w:rPr>
-          <w:b/>
-          <w:color w:val="4672C4"/>
-          <w:sz w:val="22"/>
-        </w:rPr>
-        <w:t>&gt;&gt; Section7a2 - Repas pris a l'exterieur du menage</w:t>
-      </w:r>
-    </w:p>
-    <w:p>
-      <w:pPr>
-        <w:ind w:left="283"/>
-      </w:pPr>
-      <w:r>
-        <w:rPr>
-          <w:sz w:val="20"/>
-        </w:rPr>
-        <w:t xml:space="preserve">- La section sur le repas pris à l'extérieur du ménage du membre Aboubacar Traore n'est pas renseignée à 100 %. Prière de vérifier l'ensemble des questions relatives à ce membre et de les renseigner en totalité. </w:t>
-        <w:br/>
-        <w:t xml:space="preserve">- La section sur le repas pris à l'extérieur du ménage du membre Adama Camara n'est pas renseignée à 100 %. Prière de vérifier l'ensemble des questions relatives à ce membre et de les renseigner en totalité. </w:t>
-        <w:br/>
-        <w:t xml:space="preserve">- La section sur le repas pris à l'extérieur du ménage du membre Alphadio Diallo n'est pas renseignée à 100 %. Prière de vérifier l'ensemble des questions relatives à ce membre et de les renseigner en totalité. </w:t>
-        <w:br/>
-        <w:t xml:space="preserve">- La section sur le repas pris à l'extérieur du ménage du membre Diarra Faye n'est pas renseignée à 100 %. Prière de vérifier l'ensemble des questions relatives à ce membre et de les renseigner en totalité. </w:t>
-        <w:br/>
-        <w:t xml:space="preserve">- La section sur le repas pris à l'extérieur du ménage du membre El Hadj Faye n'est pas renseignée à 100 %. Prière de vérifier l'ensemble des questions relatives à ce membre et de les renseigner en totalité. </w:t>
-        <w:br/>
-        <w:t xml:space="preserve">- La section sur le repas pris à l'extérieur du ménage du membre Fallaye Ba n'est pas renseignée à 100 %. Prière de vérifier l'ensemble des questions relatives à ce membre et de les renseigner en totalité. </w:t>
-        <w:br/>
-        <w:t xml:space="preserve">- La section sur le repas pris à l'extérieur du ménage du membre Filly Traore n'est pas renseignée à 100 %. Prière de vérifier l'ensemble des questions relatives à ce membre et de les renseigner en totalité. </w:t>
-        <w:br/>
-        <w:t xml:space="preserve">- La section sur le repas pris à l'extérieur du ménage du membre Kikala Diallo n'est pas renseignée à 100 %. Prière de vérifier l'ensemble des questions relatives à ce membre et de les renseigner en totalité. </w:t>
-        <w:br/>
-        <w:t xml:space="preserve">- La section sur le repas pris à l'extérieur du ménage du membre Maimouna Ba n'est pas renseignée à 100 %. Prière de vérifier l'ensemble des questions relatives à ce membre et de les renseigner en totalité. </w:t>
-        <w:br/>
-        <w:t xml:space="preserve">- La section sur le repas pris à l'extérieur du ménage du membre Maimouna Traore n'est pas renseignée à 100 %. Prière de vérifier l'ensemble des questions relatives à ce membre et de les renseigner en totalité. </w:t>
-        <w:br/>
-        <w:t xml:space="preserve">- La section sur le repas pris à l'extérieur du ménage du membre Mamadou Traore n'est pas renseignée à 100 %. Prière de vérifier l'ensemble des questions relatives à ce membre et de les renseigner en totalité. </w:t>
-        <w:br/>
-        <w:t xml:space="preserve">- La section sur le repas pris à l'extérieur du ménage du membre Mame Diarra Camara n'est pas renseignée à 100 %. Prière de vérifier l'ensemble des questions relatives à ce membre et de les renseigner en totalité. </w:t>
-        <w:br/>
-        <w:t xml:space="preserve">- La section sur le repas pris à l'extérieur du ménage du membre Mamoudou Diallo n'est pas renseignée à 100 %. Prière de vérifier l'ensemble des questions relatives à ce membre et de les renseigner en totalité. </w:t>
-        <w:br/>
-        <w:t xml:space="preserve">- La section sur le repas pris à l'extérieur du ménage du membre Ousmane Faye n'est pas renseignée à 100 %. Prière de vérifier l'ensemble des questions relatives à ce membre et de les renseigner en totalité. </w:t>
-        <w:br/>
-        <w:t xml:space="preserve">- La section sur le repas pris à l'extérieur du ménage du membre Ousseynou Traore n'est pas renseignée à 100 %. Prière de vérifier l'ensemble des questions relatives à ce membre et de les renseigner en totalité. </w:t>
-        <w:br/>
-        <w:t xml:space="preserve">- La section sur le repas pris à l'extérieur du ménage du membre Rokhaya Faye n'est pas renseignée à 100 %. Prière de vérifier l'ensemble des questions relatives à ce membre et de les renseigner en totalité. </w:t>
-        <w:br/>
-        <w:t xml:space="preserve">- La section sur le repas pris à l'extérieur du ménage du membre Salouma Camara n'est pas renseignée à 100 %. Prière de vérifier l'ensemble des questions relatives à ce membre et de les renseigner en totalité. </w:t>
-        <w:br/>
-        <w:t xml:space="preserve">- La section sur le repas pris à l'extérieur du ménage du membre Serigne Ndiaye Traore n'est pas renseignée à 100 %. Prière de vérifier l'ensemble des questions relatives à ce membre et de les renseigner en totalité. </w:t>
-        <w:br/>
-        <w:t xml:space="preserve">- La section sur le repas pris à l'extérieur du ménage du membre Seyni Dieng n'est pas renseignée à 100 %. Prière de vérifier l'ensemble des questions relatives à ce membre et de les renseigner en totalité. </w:t>
-        <w:br/>
-        <w:t xml:space="preserve">- La section sur le repas pris à l'extérieur du ménage du membre Soussaba Camara n'est pas renseignée à 100 %. Prière de vérifier l'ensemble des questions relatives à ce membre et de les renseigner en totalité. </w:t>
-        <w:br/>
-        <w:t>- La section sur le repas pris à l'extérieur du ménage du membre Yacine Traore n'est pas renseignée à 100 %. Prière de vérifier l'ensemble des questions relatives à ce membre et de les renseigner en totalité.</w:t>
+        <w:t>- Attention ! Le prix unitaire d'achat (200 Fcfa) de Gombo en poudre en Sachets (Petit) est relativement élevé par rapport aux autres prix observés dans cette zone. Prière de corriger ou de confirmer avec le QG. Attention ! Le prix unitaire d'achat (50 Fcfa) de Sel en Sachets (Petit) est relativement faible par rapport aux autres prix observés dans cette zone. Prière de corriger ou de confirmer avec le QG. Attention ! Le prix unitaire d'achat (500 Fcfa) de Huile de palme brute en Sachets (Petit) est relativement élevé par rapport aux autres prix observés dans cette zone. Prière de corriger ou de confirmer avec le QG. Avertissement!! Les quantités du Thé en feuille consommées en Sachets industriel semble incoherent car les ménages consomment géneralement en sachet ou en paquet, prière de corriger ou confirmer avec le QG. Avertissement!!! Le ménage a consommé 7 Boite (Autre que la boite/pot de tomate) Petit de Thé en sachet, cette quantité semble anormale pour une consommation des 7 derniers jours.Les ménages consomment géneralement en sachet ou en paquet, prière de corriger ou de confirmer avec le QG. Avertissement!!!Le ménage a consommé 70 miche de Moyen de Pain moderne (Baguette)  ce qui semble incoherent pour une consommation aucours des 7 derniers jours, prière de verifier et corriger. Incohérence!! Dans ce ménage, chaque individus consomme par jour 17.7585 Kg  de cereale; Prière de revoir les quantités prises de ces produits.</w:t>
       </w:r>
     </w:p>
     <w:p>
@@ -1164,11 +6676,9 @@
         <w:rPr>
           <w:sz w:val="20"/>
         </w:rPr>
-        <w:t xml:space="preserve">- Le montant dépensé de l'entreprise restauration en achat de matières premières pour les produits vendus au cours des 30 derniers jours ou durant le dernier mois où l'entreprise a fonctionné ne peut pas être supéreur aux montants obtenus sur la vente de produits transformés par l'entreprise au cours de cette même période où l'entreprise a fonctionné (s10q49 &gt; s10q48), prière de corriger. </w:t>
+        <w:t xml:space="preserve">- || Le montant dépensé de l'entreprise frigoriste en achat de matières premières pour les produits vendus au cours des 30 derniers jours ou durant le dernier mois où l'entreprise a fonctionné ne peut pas être supéreur aux montants obtenus sur la vente de produits transformés par l'entreprise au cours de cette même période où l'entreprise a fonctionné (s10q49 &gt; s10q48), prière de corriger. L'entreprise frigoriste a depensé en achat de matières premières pour les produits vendus (s10q49 different de 0) mais dit n'avoir réçu aucune somme sur la vente de produits transformés (s10q48 est égal à 0), prière de fournir de l'effort pour estimer le montant obtenu sur la vente vente de produits transformés. </w:t>
         <w:br/>
-        <w:t xml:space="preserve">- Le montant dépensé de l'entreprise restauration en achat de matières premières pour les produits vendus au cours des 30 derniers jours ou durant le dernier mois où l'entreprise a fonctionné ne peut pas être supéreur aux montants obtenus sur la vente de produits transformés par l'entreprise au cours de cette même période où l'entreprise a fonctionné (s10q49 &gt; s10q48), prière de corriger. </w:t>
-        <w:br/>
-        <w:t>- Le montant dépensé de l'entreprise restauration en achat de matières premières pour les produits vendus au cours des 30 derniers jours ou durant le dernier mois où l'entreprise a fonctionné ne peut pas être supéreur aux montants obtenus sur la vente de produits transformés par l'entreprise au cours de cette même période où l'entreprise a fonctionné (s10q49 &gt; s10q48), prière de corriger. L'entreprise restauration a depensé en achat de matières premières pour les produits vendus (s10q49 different de 0) mais dit n'avoir réçu aucune somme sur la vente de produits transformés (s10q48 est égal à 0), prière de fournir de l'effort pour estimer le montant obtenu sur la vente vente de produits transformés. Le noms de l'entreprise restauration 1 ne doit pas contenir de chiffre et doit être bien renseigné, prière de bien renseigné .</w:t>
+        <w:t>- Le montant dépensé de l'entreprise froid et climatisation en achat de matières premières pour les produits vendus au cours des 30 derniers jours ou durant le dernier mois où l'entreprise a fonctionné ne peut pas être supéreur aux montants obtenus sur la vente de produits transformés par l'entreprise au cours de cette même période où l'entreprise a fonctionné (s10q49 &gt; s10q48), prière de corriger. L'entreprise froid et climatisation a depensé en achat de matières premières pour les produits vendus (s10q49 different de 0) mais dit n'avoir réçu aucune somme sur la vente de produits transformés (s10q48 est égal à 0), prière de fournir de l'effort pour estimer le montant obtenu sur la vente vente de produits transformés. Le noms de l'entreprise frigoriste 1 ne doit pas contenir de chiffre et doit être bien renseigné, prière de bien renseigné .</w:t>
       </w:r>
     </w:p>
     <w:p>
@@ -1255,6 +6765,595 @@
           <w:sz w:val="20"/>
         </w:rPr>
         <w:t>- La section 16 du ménage de Ousseynou Traore n'est pas renseigné, prière de renseigner.</w:t>
+      </w:r>
+    </w:p>
+    <w:p>
+      <w:r>
+        <w:t>________________________________________________________________________________</w:t>
+      </w:r>
+    </w:p>
+    <w:p>
+      <w:pPr>
+        <w:pStyle w:val="Heading2"/>
+      </w:pPr>
+      <w:r>
+        <w:t>Menage 15</w:t>
+      </w:r>
+    </w:p>
+    <w:tbl>
+      <w:tblPr>
+        <w:tblStyle w:val="TableGrid"/>
+        <w:tblW w:type="auto" w:w="0"/>
+        <w:tblLook w:firstColumn="1" w:firstRow="1" w:lastColumn="0" w:lastRow="0" w:noHBand="0" w:noVBand="1" w:val="04A0"/>
+      </w:tblPr>
+      <w:tblGrid>
+        <w:gridCol w:w="1662"/>
+        <w:gridCol w:w="1662"/>
+        <w:gridCol w:w="1662"/>
+        <w:gridCol w:w="1662"/>
+        <w:gridCol w:w="1662"/>
+        <w:gridCol w:w="1662"/>
+      </w:tblGrid>
+      <w:tr>
+        <w:tc>
+          <w:tcPr>
+            <w:tcW w:type="dxa" w:w="1662"/>
+            <w:shd w:fill="5B9BD5"/>
+          </w:tcPr>
+          <w:p>
+            <w:r>
+              <w:rPr>
+                <w:b/>
+                <w:color w:val="FFFFFF"/>
+                <w:sz w:val="16"/>
+              </w:rPr>
+              <w:t>Interview Key</w:t>
+            </w:r>
+          </w:p>
+        </w:tc>
+        <w:tc>
+          <w:tcPr>
+            <w:tcW w:type="dxa" w:w="1662"/>
+            <w:shd w:fill="5B9BD5"/>
+          </w:tcPr>
+          <w:p>
+            <w:r>
+              <w:rPr>
+                <w:b/>
+                <w:color w:val="FFFFFF"/>
+                <w:sz w:val="16"/>
+              </w:rPr>
+              <w:t>Interview ID</w:t>
+            </w:r>
+          </w:p>
+        </w:tc>
+        <w:tc>
+          <w:tcPr>
+            <w:tcW w:type="dxa" w:w="1662"/>
+            <w:shd w:fill="5B9BD5"/>
+          </w:tcPr>
+          <w:p>
+            <w:r>
+              <w:rPr>
+                <w:b/>
+                <w:color w:val="FFFFFF"/>
+                <w:sz w:val="16"/>
+              </w:rPr>
+              <w:t>ID Agent</w:t>
+            </w:r>
+          </w:p>
+        </w:tc>
+        <w:tc>
+          <w:tcPr>
+            <w:tcW w:type="dxa" w:w="1662"/>
+            <w:shd w:fill="5B9BD5"/>
+          </w:tcPr>
+          <w:p>
+            <w:r>
+              <w:rPr>
+                <w:b/>
+                <w:color w:val="FFFFFF"/>
+                <w:sz w:val="16"/>
+              </w:rPr>
+              <w:t>ID Equipe</w:t>
+            </w:r>
+          </w:p>
+        </w:tc>
+        <w:tc>
+          <w:tcPr>
+            <w:tcW w:type="dxa" w:w="1662"/>
+            <w:shd w:fill="5B9BD5"/>
+          </w:tcPr>
+          <w:p>
+            <w:r>
+              <w:rPr>
+                <w:b/>
+                <w:color w:val="FFFFFF"/>
+                <w:sz w:val="16"/>
+              </w:rPr>
+              <w:t>Agent</w:t>
+            </w:r>
+          </w:p>
+        </w:tc>
+        <w:tc>
+          <w:tcPr>
+            <w:tcW w:type="dxa" w:w="1662"/>
+            <w:shd w:fill="5B9BD5"/>
+          </w:tcPr>
+          <w:p>
+            <w:r>
+              <w:rPr>
+                <w:b/>
+                <w:color w:val="FFFFFF"/>
+                <w:sz w:val="16"/>
+              </w:rPr>
+              <w:t>Chef d'equipe</w:t>
+            </w:r>
+          </w:p>
+        </w:tc>
+      </w:tr>
+      <w:tr>
+        <w:tc>
+          <w:tcPr>
+            <w:tcW w:type="dxa" w:w="1662"/>
+          </w:tcPr>
+          <w:p>
+            <w:r>
+              <w:rPr>
+                <w:sz w:val="14"/>
+              </w:rPr>
+              <w:t>93-29-83-22</w:t>
+            </w:r>
+          </w:p>
+        </w:tc>
+        <w:tc>
+          <w:tcPr>
+            <w:tcW w:type="dxa" w:w="1662"/>
+          </w:tcPr>
+          <w:p>
+            <w:r>
+              <w:rPr>
+                <w:sz w:val="14"/>
+              </w:rPr>
+              <w:t>b2aef681108844df9332e93ce49a2a41</w:t>
+            </w:r>
+          </w:p>
+        </w:tc>
+        <w:tc>
+          <w:tcPr>
+            <w:tcW w:type="dxa" w:w="1662"/>
+          </w:tcPr>
+          <w:p>
+            <w:r>
+              <w:rPr>
+                <w:sz w:val="14"/>
+              </w:rPr>
+              <w:t>EQ30_enq1</w:t>
+            </w:r>
+          </w:p>
+        </w:tc>
+        <w:tc>
+          <w:tcPr>
+            <w:tcW w:type="dxa" w:w="1662"/>
+          </w:tcPr>
+          <w:p>
+            <w:r>
+              <w:rPr>
+                <w:sz w:val="14"/>
+              </w:rPr>
+              <w:t>Equipe30</w:t>
+            </w:r>
+          </w:p>
+        </w:tc>
+        <w:tc>
+          <w:tcPr>
+            <w:tcW w:type="dxa" w:w="1662"/>
+          </w:tcPr>
+          <w:p>
+            <w:r>
+              <w:rPr>
+                <w:sz w:val="14"/>
+              </w:rPr>
+              <w:t>Assane COULIBALY</w:t>
+            </w:r>
+          </w:p>
+        </w:tc>
+        <w:tc>
+          <w:tcPr>
+            <w:tcW w:type="dxa" w:w="1662"/>
+          </w:tcPr>
+          <w:p>
+            <w:r>
+              <w:rPr>
+                <w:sz w:val="14"/>
+              </w:rPr>
+              <w:t>Baye Asse DIOP</w:t>
+            </w:r>
+          </w:p>
+        </w:tc>
+      </w:tr>
+    </w:tbl>
+    <w:p/>
+    <w:tbl>
+      <w:tblPr>
+        <w:tblStyle w:val="TableGrid"/>
+        <w:tblW w:type="auto" w:w="0"/>
+        <w:tblLook w:firstColumn="1" w:firstRow="1" w:lastColumn="0" w:lastRow="0" w:noHBand="0" w:noVBand="1" w:val="04A0"/>
+      </w:tblPr>
+      <w:tblGrid>
+        <w:gridCol w:w="3324"/>
+        <w:gridCol w:w="3324"/>
+        <w:gridCol w:w="3324"/>
+      </w:tblGrid>
+      <w:tr>
+        <w:tc>
+          <w:tcPr>
+            <w:tcW w:type="dxa" w:w="3324"/>
+            <w:shd w:fill="70AD47"/>
+          </w:tcPr>
+          <w:p>
+            <w:r>
+              <w:rPr>
+                <w:b/>
+                <w:color w:val="FFFFFF"/>
+                <w:sz w:val="18"/>
+              </w:rPr>
+              <w:t>Chef de Menage</w:t>
+            </w:r>
+          </w:p>
+        </w:tc>
+        <w:tc>
+          <w:tcPr>
+            <w:tcW w:type="dxa" w:w="3324"/>
+            <w:shd w:fill="70AD47"/>
+          </w:tcPr>
+          <w:p>
+            <w:r>
+              <w:rPr>
+                <w:b/>
+                <w:color w:val="FFFFFF"/>
+                <w:sz w:val="18"/>
+              </w:rPr>
+              <w:t>Quartier/Village (s00q05)</w:t>
+            </w:r>
+          </w:p>
+        </w:tc>
+        <w:tc>
+          <w:tcPr>
+            <w:tcW w:type="dxa" w:w="3324"/>
+            <w:shd w:fill="70AD47"/>
+          </w:tcPr>
+          <w:p>
+            <w:r>
+              <w:rPr>
+                <w:b/>
+                <w:color w:val="FFFFFF"/>
+                <w:sz w:val="18"/>
+              </w:rPr>
+              <w:t>Localisation GPS</w:t>
+            </w:r>
+          </w:p>
+        </w:tc>
+      </w:tr>
+      <w:tr>
+        <w:tc>
+          <w:tcPr>
+            <w:tcW w:type="dxa" w:w="3324"/>
+          </w:tcPr>
+          <w:p>
+            <w:r>
+              <w:rPr>
+                <w:sz w:val="18"/>
+              </w:rPr>
+              <w:t>MAMADOU CISSÉ</w:t>
+            </w:r>
+          </w:p>
+        </w:tc>
+        <w:tc>
+          <w:tcPr>
+            <w:tcW w:type="dxa" w:w="3324"/>
+          </w:tcPr>
+          <w:p>
+            <w:r>
+              <w:rPr>
+                <w:sz w:val="18"/>
+              </w:rPr>
+              <w:t>N/A</w:t>
+            </w:r>
+          </w:p>
+        </w:tc>
+        <w:tc>
+          <w:tcPr>
+            <w:tcW w:type="dxa" w:w="3324"/>
+          </w:tcPr>
+          <w:p>
+            <w:r/>
+            <w:hyperlink r:id="rId18">
+              <w:r>
+                <w:rPr>
+                  <w:color w:val="0563C1"/>
+                  <w:u w:val="single"/>
+                </w:rPr>
+                <w:t>TOGORO</w:t>
+              </w:r>
+            </w:hyperlink>
+          </w:p>
+        </w:tc>
+      </w:tr>
+    </w:tbl>
+    <w:p/>
+    <w:p>
+      <w:r>
+        <w:rPr>
+          <w:b/>
+          <w:color w:val="4672C4"/>
+          <w:sz w:val="22"/>
+        </w:rPr>
+        <w:t>&gt;&gt; Section0 - Identification et renseignements de controle</w:t>
+      </w:r>
+    </w:p>
+    <w:p>
+      <w:pPr>
+        <w:ind w:left="283"/>
+      </w:pPr>
+      <w:r>
+        <w:rPr>
+          <w:sz w:val="20"/>
+        </w:rPr>
+        <w:t>- Le questionnaire semble ne pas être complètement fini mais le questionnaire est en statut complet, prière de compléter le questionnaire.</w:t>
+      </w:r>
+    </w:p>
+    <w:p>
+      <w:r>
+        <w:rPr>
+          <w:b/>
+          <w:color w:val="4672C4"/>
+          <w:sz w:val="22"/>
+        </w:rPr>
+        <w:t>&gt;&gt; Section1 - Caracteristiques des membres</w:t>
+      </w:r>
+    </w:p>
+    <w:p>
+      <w:pPr>
+        <w:ind w:left="283"/>
+      </w:pPr>
+      <w:r>
+        <w:rPr>
+          <w:sz w:val="20"/>
+        </w:rPr>
+        <w:t xml:space="preserve">- Avertissement! Veuillez renseigner par oui ou non toutes les modalités de la question s01q47. </w:t>
+        <w:br/>
+        <w:t xml:space="preserve">-  Avertissement!!!  Foune Keita  possède un téléphone android mais dit n'avoir pas accès à l'internet, prière de confirmer cette information avec le QG ou la corriger. L'ethni de Foune Keita est Diallonke, prière de bien classer cet ethni qui existe soit dans la liste des ethni ou n'éxiste pas comme ethni. </w:t>
+        <w:br/>
+        <w:t xml:space="preserve">-  Avertissement!!!  Mamadou Cisse  possède un téléphone android mais dit n'avoir pas accès à l'internet, prière de confirmer cette information avec le QG ou la corriger. </w:t>
+        <w:br/>
+        <w:t>- Attention ! Vous avez déclaré en s01q00 que le répondant est la personne elle-même, or Fallou Diongue est trop jeune (6 ans) pour fournir des informations correctes. Prière de refaire la section 1 pour Fallou Diongue en demandant à un adulte de répondre aux questions à sa place.</w:t>
+      </w:r>
+    </w:p>
+    <w:p>
+      <w:r>
+        <w:rPr>
+          <w:b/>
+          <w:color w:val="4672C4"/>
+          <w:sz w:val="22"/>
+        </w:rPr>
+        <w:t>&gt;&gt; Section2 - Education</w:t>
+      </w:r>
+    </w:p>
+    <w:p>
+      <w:pPr>
+        <w:ind w:left="283"/>
+      </w:pPr>
+      <w:r>
+        <w:rPr>
+          <w:sz w:val="20"/>
+        </w:rPr>
+        <w:t xml:space="preserve">- Peu probable! Aminata Cisse  n'arrive pas  à comprendre un petit texte lu dans une langue locale (s02q03). Veuillez corriger ou donner des explications au QG. Le domaine que Aminata Cisse bénéficié de cette formation est sante communautaire et semble exister dans les modalités, prière de prendre attache avec le QG pour plus d'explication afin de la classer bien. </w:t>
+        <w:br/>
+        <w:t xml:space="preserve">- Peu probable! Bintou Foune Cisse  n'arrive pas  à comprendre un petit texte lu dans une langue locale (s02q03). Veuillez corriger ou donner des explications au QG. Le domaine que Bintou Foune Cisse bénéficié de cette formation est sante communautaire et semble exister dans les modalités, prière de prendre attache avec le QG pour plus d'explication afin de la classer bien. </w:t>
+        <w:br/>
+        <w:t xml:space="preserve">- Peu probable! Fallou Diongue  n'arrive pas  à comprendre un petit texte lu dans une langue locale (s02q03). Veuillez corriger ou donner des explications au QG.  Incohérence ! le montant payé de Fallou Diongue pour les frais de scolarité est très faible. veuillez, s'il vous plait, confirmer ces informations avec le QG ou apporter les corrections nécessaires. </w:t>
+        <w:br/>
+        <w:t xml:space="preserve">- Peu probable! Foune Keita  n'arrive pas  à comprendre un petit texte lu dans une langue locale (s02q03). Veuillez corriger ou donner des explications au QG. Peu probable! Foune Keita  ne sait ni lire, ni écrire, ni comprendre dans aucune des langues  (s02q01,s02q02,s02q03). Veuillez corriger ou donner des explications au QG. </w:t>
+        <w:br/>
+        <w:t xml:space="preserve">- Peu probable! Khadim Cisse  n'arrive pas  à comprendre un petit texte lu dans une langue locale (s02q03). Veuillez corriger ou donner des explications au QG. </w:t>
+        <w:br/>
+        <w:t xml:space="preserve">- Peu probable! Mamadou Cisse  n'arrive pas  à comprendre un petit texte lu dans une langue locale (s02q03). Veuillez corriger ou donner des explications au QG. Peu probable! Mamadou Cisse  ne sait ni lire, ni écrire, ni comprendre dans aucune des langues  (s02q01,s02q02,s02q03). Veuillez corriger ou donner des explications au QG. La raison principale que Mamadou Cisse n'a pas fait des études dans une école formelle est deces des parents et semble exister dans les modalités, prière de prendre attache avec le QG pour plus d'explication afin de la classer bien. </w:t>
+        <w:br/>
+        <w:t>- Peu probable! Sokhola Fofana  n'arrive pas  à comprendre un petit texte lu dans une langue locale (s02q03). Veuillez corriger ou donner des explications au QG. Dans les milieux urbains c'est peu probable de voir une école dont les élèves ou étudiants ne dépensent pas en frais d'uniformes, prière de verifier pour Sokhola Fofana et corriger ou confirmer avec le QG.</w:t>
+      </w:r>
+    </w:p>
+    <w:p>
+      <w:r>
+        <w:rPr>
+          <w:b/>
+          <w:color w:val="4672C4"/>
+          <w:sz w:val="22"/>
+        </w:rPr>
+        <w:t>&gt;&gt; Section4a - Emploi</w:t>
+      </w:r>
+    </w:p>
+    <w:p>
+      <w:pPr>
+        <w:ind w:left="283"/>
+      </w:pPr>
+      <w:r>
+        <w:rPr>
+          <w:sz w:val="20"/>
+        </w:rPr>
+        <w:t>- La  raison principale que Aminata Cisse n'a pas cherché du travail au cours des 30 derniers jours est en formation en santé et semble exister dans les modalités, prière de prendre attache avec le QG pour plus d'explication afin de la classer bien.</w:t>
+      </w:r>
+    </w:p>
+    <w:p>
+      <w:r>
+        <w:rPr>
+          <w:b/>
+          <w:color w:val="4672C4"/>
+          <w:sz w:val="22"/>
+        </w:rPr>
+        <w:t>&gt;&gt; Section4b - Emploi - Activite principale</w:t>
+      </w:r>
+    </w:p>
+    <w:p>
+      <w:pPr>
+        <w:ind w:left="283"/>
+      </w:pPr>
+      <w:r>
+        <w:rPr>
+          <w:sz w:val="20"/>
+        </w:rPr>
+        <w:t>- || Avertissement!!! Bintou Foune Cisse est un Spécialistes de la santé non classés ailleurs qui travaille dans Entreprise publique/ parapublique et a declaré comme catégorie socioprofessionnelle Ouvrier ou employé qualifié , prière de vérifier cette information de catégorie socioprofessionnelle auprès de l'enquêté (e) ou confirmer avec le QG.</w:t>
+      </w:r>
+    </w:p>
+    <w:p>
+      <w:r>
+        <w:rPr>
+          <w:b/>
+          <w:color w:val="4672C4"/>
+          <w:sz w:val="22"/>
+        </w:rPr>
+        <w:t>&gt;&gt; Section7b - Consommation alimentaire - 7 jours</w:t>
+      </w:r>
+    </w:p>
+    <w:p>
+      <w:pPr>
+        <w:ind w:left="283"/>
+      </w:pPr>
+      <w:r>
+        <w:rPr>
+          <w:sz w:val="20"/>
+        </w:rPr>
+        <w:t>- Attention ! Le prix unitaire d'achat (25 Fcfa) de Poireau en Tas (Tres petit) est relativement faible par rapport aux autres prix observés dans cette zone. Prière de corriger ou de confirmer avec le QG. Attention ! Le prix unitaire d'achat (50 Fcfa) de Sel en Sachets (Petit) est relativement faible par rapport aux autres prix observés dans cette zone. Prière de corriger ou de confirmer avec le QG. Attention ! Le prix unitaire d'achat (833.3333 Fcfa) de Oignon frais en Kg (taille unique) est relativement élevé par rapport aux autres prix observés dans cette zone. Prière de corriger ou de confirmer avec le QG. Avertissement!!! Le ménage a consommé 0.12 Pot Petit de Beurre, cette quantité semble anormale pour une consommation des 7 derniers jours. prière de corriger ou de confirmer avec le QG. Attention ! Le prix unitaire d'achat (1500 Fcfa) de Beurre en Pot (Petit) est relativement élevé par rapport aux autres prix observés dans cette zone. Prière de corriger ou de confirmer avec le QG. Attention ! Soupçons de quantité anormale! Le ménage de Mamadou Cisse avec une taille de 7 personnes a consommé .12 Pot en Petit de Beurre qui est relativement élevé comme consommation par rapport à la condition de vie des autres ménages de même taille dans cette zone. Prière de corriger ou de confirmer avec le QG. Incohérence!! Dans ce ménage, chaque individus consomme par jour 54.44653 Kg  de cereale; Prière de revoir les quantités prises de ces produits. Le prix d'achat unitaire (300 Fcfa) de Riz local Gambiaka en Sac (50 Kg) de taille taille unique est très faible, prière de regarder les reponses prises dans les questions s07bq07a s07bq07b s07bq07c s07bq08 pour mieux corriger. Attention ! Le prix unitaire d'achat (300 Fcfa) de Riz local Gambiaka en Sac (50 Kg) (taille unique) est relativement faible par rapport aux autres prix observés dans cette zone. Prière de corriger ou de confirmer avec le QG.</w:t>
+      </w:r>
+    </w:p>
+    <w:p>
+      <w:r>
+        <w:rPr>
+          <w:b/>
+          <w:color w:val="4672C4"/>
+          <w:sz w:val="22"/>
+        </w:rPr>
+        <w:t>&gt;&gt; Section9c - Depenses non-alimentaires - 30 jours</w:t>
+      </w:r>
+    </w:p>
+    <w:p>
+      <w:pPr>
+        <w:ind w:left="283"/>
+      </w:pPr>
+      <w:r>
+        <w:rPr>
+          <w:sz w:val="20"/>
+        </w:rPr>
+        <w:t xml:space="preserve">- Peu plausible! le montant de la dépense pour  Savon de ménage, lessive en poudre, détergents (eau de javel, etc. ) semble trop élevé. Veuillez, s'il vous plaît, confirmer cette information avec le QG ou la corriger. </w:t>
+        <w:br/>
+        <w:t>- Peu plausible! le montant de la dépense pour Serviettes hygiéniques, couches jetables pour bébé, etc semble faible. Veuillez, s'il vous plaît, confirmer cette information avec le QG ou la corriger.</w:t>
+      </w:r>
+    </w:p>
+    <w:p>
+      <w:r>
+        <w:rPr>
+          <w:b/>
+          <w:color w:val="4672C4"/>
+          <w:sz w:val="22"/>
+        </w:rPr>
+        <w:t>&gt;&gt; Section9e - Depenses non-alimentaires - 6 mois</w:t>
+      </w:r>
+    </w:p>
+    <w:p>
+      <w:pPr>
+        <w:ind w:left="283"/>
+      </w:pPr>
+      <w:r>
+        <w:rPr>
+          <w:sz w:val="20"/>
+        </w:rPr>
+        <w:t>- Peu plausible! le montant de la dépense pour Vêtements femmes (15 ans et plus): robe, jupe, pantalon, ensemble, etc. semble élevé. Veuillez, s'il vous plaît, confirmer cette information avec le QG ou la corriger.</w:t>
+      </w:r>
+    </w:p>
+    <w:p>
+      <w:r>
+        <w:rPr>
+          <w:b/>
+          <w:color w:val="4672C4"/>
+          <w:sz w:val="22"/>
+        </w:rPr>
+        <w:t>&gt;&gt; Section11 - Caracteristiques logement</w:t>
+      </w:r>
+    </w:p>
+    <w:p>
+      <w:pPr>
+        <w:ind w:left="283"/>
+      </w:pPr>
+      <w:r>
+        <w:rPr>
+          <w:sz w:val="20"/>
+        </w:rPr>
+        <w:t>- Le nombre de pièces occupés est superieur aux nombre de personne vivant dans le ménage.  En cas de coupure de courant du réseau, la source d’énergie que le ménage utilise est lampes portables et semble exister dans les modalités, prière de prendre attache avec le QG pour plus d'explication afin de la classer bien.</w:t>
+      </w:r>
+    </w:p>
+    <w:p>
+      <w:r>
+        <w:rPr>
+          <w:b/>
+          <w:color w:val="4672C4"/>
+          <w:sz w:val="22"/>
+        </w:rPr>
+        <w:t>&gt;&gt; Section12 - Actifs du menage</w:t>
+      </w:r>
+    </w:p>
+    <w:p>
+      <w:pPr>
+        <w:ind w:left="283"/>
+      </w:pPr>
+      <w:r>
+        <w:rPr>
+          <w:sz w:val="20"/>
+        </w:rPr>
+        <w:t xml:space="preserve">- Attention ! Fer à repasser électrique a été revendu à 10000 Fcfa qui est relativement élevé par rapport aux autres prix de revente observés dans cette zone. Prière de corriger ou de confirmer avec le QG. </w:t>
+        <w:br/>
+        <w:t>- Attention ! Tapis a été achété à 140000 Fcfa est relativement élevé par rapport aux autres prix d'achat observés dans cette zone. Prière de corriger ou de confirmer avec le QG. Attention ! Tapis a été revendu à 130000 Fcfa qui est relativement élevé par rapport aux autres prix de revente observés dans cette zone. Prière de corriger ou de confirmer avec le QG.</w:t>
+      </w:r>
+    </w:p>
+    <w:p>
+      <w:r>
+        <w:rPr>
+          <w:b/>
+          <w:color w:val="4672C4"/>
+          <w:sz w:val="22"/>
+        </w:rPr>
+        <w:t>&gt;&gt; Section14 - Chocs</w:t>
+      </w:r>
+    </w:p>
+    <w:p>
+      <w:pPr>
+        <w:ind w:left="283"/>
+      </w:pPr>
+      <w:r>
+        <w:rPr>
+          <w:sz w:val="20"/>
+        </w:rPr>
+        <w:t>- Avertissement!! Le ménage n'a été négativement affecté par aucun des problèmes donnés dans la section 14. Confirmez vous cette information avec le QG?</w:t>
+      </w:r>
+    </w:p>
+    <w:p>
+      <w:r>
+        <w:rPr>
+          <w:b/>
+          <w:color w:val="4672C4"/>
+          <w:sz w:val="22"/>
+        </w:rPr>
+        <w:t>&gt;&gt; Section16a - Champs et parcelles</w:t>
+      </w:r>
+    </w:p>
+    <w:p>
+      <w:pPr>
+        <w:ind w:left="283"/>
+      </w:pPr>
+      <w:r>
+        <w:rPr>
+          <w:sz w:val="20"/>
+        </w:rPr>
+        <w:t>- La section 16 du ménage de Mamadou Cisse n'est pas renseigné, prière de renseigner.</w:t>
       </w:r>
     </w:p>
     <w:p>
